--- a/docs/Thesis-FYP01/FYP_01_Final_Submission.docx
+++ b/docs/Thesis-FYP01/FYP_01_Final_Submission.docx
@@ -532,9 +532,16 @@
       </w:r>
     </w:p>
     <w:p>
-      <w:r>
-        <w:br w:type="page"/>
-      </w:r>
+      <w:pPr>
+        <w:sectPr>
+          <w:footerReference w:type="default" r:id="rId9"/>
+          <w:pgSz w:w="12240" w:h="15840"/>
+          <w:pgMar w:top="1584" w:right="1152" w:bottom="1152" w:left="1872" w:header="720" w:footer="288" w:gutter="0"/>
+          <w:cols w:space="720"/>
+          <w:docGrid w:linePitch="360"/>
+          <w:pgNumType w:fmt="lowerRoman"/>
+        </w:sectPr>
+      </w:pPr>
     </w:p>
     <w:p>
       <w:pPr>
@@ -1733,7 +1740,7 @@
                     <pic:cNvPicPr/>
                   </pic:nvPicPr>
                   <pic:blipFill>
-                    <a:blip r:embed="rId9"/>
+                    <a:blip r:embed="rId10"/>
                     <a:stretch>
                       <a:fillRect/>
                     </a:stretch>
@@ -1786,7 +1793,7 @@
                     <pic:cNvPicPr/>
                   </pic:nvPicPr>
                   <pic:blipFill>
-                    <a:blip r:embed="rId10"/>
+                    <a:blip r:embed="rId11"/>
                     <a:stretch>
                       <a:fillRect/>
                     </a:stretch>
@@ -1839,7 +1846,7 @@
                     <pic:cNvPicPr/>
                   </pic:nvPicPr>
                   <pic:blipFill>
-                    <a:blip r:embed="rId11"/>
+                    <a:blip r:embed="rId12"/>
                     <a:stretch>
                       <a:fillRect/>
                     </a:stretch>
@@ -1892,7 +1899,7 @@
                     <pic:cNvPicPr/>
                   </pic:nvPicPr>
                   <pic:blipFill>
-                    <a:blip r:embed="rId12"/>
+                    <a:blip r:embed="rId13"/>
                     <a:stretch>
                       <a:fillRect/>
                     </a:stretch>
@@ -1945,7 +1952,7 @@
                     <pic:cNvPicPr/>
                   </pic:nvPicPr>
                   <pic:blipFill>
-                    <a:blip r:embed="rId13"/>
+                    <a:blip r:embed="rId14"/>
                     <a:stretch>
                       <a:fillRect/>
                     </a:stretch>
@@ -1998,7 +2005,7 @@
                     <pic:cNvPicPr/>
                   </pic:nvPicPr>
                   <pic:blipFill>
-                    <a:blip r:embed="rId14"/>
+                    <a:blip r:embed="rId15"/>
                     <a:stretch>
                       <a:fillRect/>
                     </a:stretch>
@@ -2051,7 +2058,7 @@
                     <pic:cNvPicPr/>
                   </pic:nvPicPr>
                   <pic:blipFill>
-                    <a:blip r:embed="rId15"/>
+                    <a:blip r:embed="rId16"/>
                     <a:stretch>
                       <a:fillRect/>
                     </a:stretch>
@@ -2104,7 +2111,7 @@
                     <pic:cNvPicPr/>
                   </pic:nvPicPr>
                   <pic:blipFill>
-                    <a:blip r:embed="rId16"/>
+                    <a:blip r:embed="rId17"/>
                     <a:stretch>
                       <a:fillRect/>
                     </a:stretch>
@@ -2157,7 +2164,7 @@
                     <pic:cNvPicPr/>
                   </pic:nvPicPr>
                   <pic:blipFill>
-                    <a:blip r:embed="rId17"/>
+                    <a:blip r:embed="rId18"/>
                     <a:stretch>
                       <a:fillRect/>
                     </a:stretch>
@@ -2210,7 +2217,7 @@
                     <pic:cNvPicPr/>
                   </pic:nvPicPr>
                   <pic:blipFill>
-                    <a:blip r:embed="rId18"/>
+                    <a:blip r:embed="rId19"/>
                     <a:stretch>
                       <a:fillRect/>
                     </a:stretch>
@@ -2263,7 +2270,7 @@
                     <pic:cNvPicPr/>
                   </pic:nvPicPr>
                   <pic:blipFill>
-                    <a:blip r:embed="rId19"/>
+                    <a:blip r:embed="rId20"/>
                     <a:stretch>
                       <a:fillRect/>
                     </a:stretch>
@@ -2316,7 +2323,7 @@
                     <pic:cNvPicPr/>
                   </pic:nvPicPr>
                   <pic:blipFill>
-                    <a:blip r:embed="rId20"/>
+                    <a:blip r:embed="rId21"/>
                     <a:stretch>
                       <a:fillRect/>
                     </a:stretch>
@@ -2369,7 +2376,7 @@
                     <pic:cNvPicPr/>
                   </pic:nvPicPr>
                   <pic:blipFill>
-                    <a:blip r:embed="rId21"/>
+                    <a:blip r:embed="rId22"/>
                     <a:stretch>
                       <a:fillRect/>
                     </a:stretch>
@@ -2422,7 +2429,7 @@
                     <pic:cNvPicPr/>
                   </pic:nvPicPr>
                   <pic:blipFill>
-                    <a:blip r:embed="rId22"/>
+                    <a:blip r:embed="rId23"/>
                     <a:stretch>
                       <a:fillRect/>
                     </a:stretch>
@@ -2475,7 +2482,7 @@
                     <pic:cNvPicPr/>
                   </pic:nvPicPr>
                   <pic:blipFill>
-                    <a:blip r:embed="rId23"/>
+                    <a:blip r:embed="rId24"/>
                     <a:stretch>
                       <a:fillRect/>
                     </a:stretch>
@@ -2528,7 +2535,7 @@
                     <pic:cNvPicPr/>
                   </pic:nvPicPr>
                   <pic:blipFill>
-                    <a:blip r:embed="rId24"/>
+                    <a:blip r:embed="rId25"/>
                     <a:stretch>
                       <a:fillRect/>
                     </a:stretch>
@@ -2581,7 +2588,7 @@
                     <pic:cNvPicPr/>
                   </pic:nvPicPr>
                   <pic:blipFill>
-                    <a:blip r:embed="rId25"/>
+                    <a:blip r:embed="rId26"/>
                     <a:stretch>
                       <a:fillRect/>
                     </a:stretch>
@@ -2634,7 +2641,7 @@
                     <pic:cNvPicPr/>
                   </pic:nvPicPr>
                   <pic:blipFill>
-                    <a:blip r:embed="rId26"/>
+                    <a:blip r:embed="rId27"/>
                     <a:stretch>
                       <a:fillRect/>
                     </a:stretch>
@@ -2672,9 +2679,33 @@
       <w:pgMar w:top="1584" w:right="1152" w:bottom="1152" w:left="1872" w:header="720" w:footer="288" w:gutter="0"/>
       <w:cols w:space="720"/>
       <w:docGrid w:linePitch="360"/>
+      <w:pgNumType w:fmt="decimal" w:start="1"/>
     </w:sectPr>
   </w:body>
 </w:document>
+</file>
+
+<file path=word/footer1.xml><?xml version="1.0" encoding="utf-8"?>
+<w:ftr xmlns:m="http://schemas.openxmlformats.org/officeDocument/2006/math" xmlns:mc="http://schemas.openxmlformats.org/markup-compatibility/2006" xmlns:mo="http://schemas.microsoft.com/office/mac/office/2008/main" xmlns:mv="urn:schemas-microsoft-com:mac:vml" xmlns:o="urn:schemas-microsoft-com:office:office" xmlns:r="http://schemas.openxmlformats.org/officeDocument/2006/relationships" xmlns:v="urn:schemas-microsoft-com:vml" xmlns:w10="urn:schemas-microsoft-com:office:word" xmlns:w14="http://schemas.microsoft.com/office/word/2010/wordml" xmlns:w="http://schemas.openxmlformats.org/wordprocessingml/2006/main" xmlns:wne="http://schemas.microsoft.com/office/word/2006/wordml" xmlns:wp14="http://schemas.microsoft.com/office/word/2010/wordprocessingDrawing" xmlns:wp="http://schemas.openxmlformats.org/drawingml/2006/wordprocessingDrawing" xmlns:wpc="http://schemas.microsoft.com/office/word/2010/wordprocessingCanvas" xmlns:wpg="http://schemas.microsoft.com/office/word/2010/wordprocessingGroup" xmlns:wpi="http://schemas.microsoft.com/office/word/2010/wordprocessingInk" xmlns:wps="http://schemas.microsoft.com/office/word/2010/wordprocessingShape" mc:Ignorable="w14 wp14">
+  <w:p>
+    <w:pPr>
+      <w:pStyle w:val="Footer"/>
+      <w:jc w:val="center"/>
+    </w:pPr>
+    <w:r>
+      <w:fldChar w:fldCharType="begin"/>
+      <w:instrText xml:space="preserve">PAGE</w:instrText>
+      <w:fldChar w:fldCharType="separate"/>
+      <w:fldChar w:fldCharType="end"/>
+    </w:r>
+    <w:r>
+      <w:fldChar w:fldCharType="begin"/>
+      <w:instrText xml:space="preserve">PAGE</w:instrText>
+      <w:fldChar w:fldCharType="separate"/>
+      <w:fldChar w:fldCharType="end"/>
+    </w:r>
+  </w:p>
+</w:ftr>
 </file>
 
 <file path=word/numbering.xml><?xml version="1.0" encoding="utf-8"?>

--- a/docs/Thesis-FYP01/FYP_01_Final_Submission.docx
+++ b/docs/Thesis-FYP01/FYP_01_Final_Submission.docx
@@ -7,54 +7,38 @@
     <w:p/>
     <w:p>
       <w:pPr>
+        <w:pStyle w:val="Heading2"/>
         <w:jc w:val="center"/>
       </w:pPr>
       <w:r>
-        <w:rPr>
-          <w:rFonts w:ascii="Times New Roman" w:hAnsi="Times New Roman"/>
-          <w:b/>
-          <w:sz w:val="28"/>
-        </w:rPr>
         <w:t>Air University Multan Campus</w:t>
       </w:r>
     </w:p>
     <w:p>
       <w:pPr>
+        <w:pStyle w:val="Heading3"/>
         <w:jc w:val="center"/>
       </w:pPr>
       <w:r>
-        <w:rPr>
-          <w:rFonts w:ascii="Times New Roman" w:hAnsi="Times New Roman"/>
-          <w:b/>
-          <w:sz w:val="26"/>
-        </w:rPr>
         <w:t>Department of Computer Science</w:t>
       </w:r>
     </w:p>
     <w:p/>
     <w:p>
       <w:pPr>
+        <w:pStyle w:val="Heading1"/>
         <w:jc w:val="center"/>
       </w:pPr>
       <w:r>
-        <w:rPr>
-          <w:rFonts w:ascii="Times New Roman" w:hAnsi="Times New Roman"/>
-          <w:b/>
-          <w:sz w:val="36"/>
-        </w:rPr>
         <w:t>NGO Operation and Volunteer Management System</w:t>
       </w:r>
     </w:p>
     <w:p>
       <w:pPr>
+        <w:pStyle w:val="Heading2"/>
         <w:jc w:val="center"/>
       </w:pPr>
       <w:r>
-        <w:rPr>
-          <w:rFonts w:ascii="Times New Roman" w:hAnsi="Times New Roman"/>
-          <w:b/>
-          <w:sz w:val="28"/>
-        </w:rPr>
         <w:t>(HRAS — Hamesha Rahein Apke Saath)</w:t>
       </w:r>
     </w:p>
@@ -159,14 +143,10 @@
     </w:p>
     <w:p>
       <w:pPr>
+        <w:pStyle w:val="Heading1"/>
         <w:jc w:val="center"/>
       </w:pPr>
       <w:r>
-        <w:rPr>
-          <w:rFonts w:ascii="Times New Roman" w:hAnsi="Times New Roman"/>
-          <w:b/>
-          <w:sz w:val="32"/>
-        </w:rPr>
         <w:t>CERTIFICATE OF APPROVAL</w:t>
       </w:r>
     </w:p>
@@ -382,14 +362,10 @@
     <w:p/>
     <w:p>
       <w:pPr>
+        <w:pStyle w:val="Heading1"/>
         <w:jc w:val="center"/>
       </w:pPr>
       <w:r>
-        <w:rPr>
-          <w:rFonts w:ascii="Times New Roman" w:hAnsi="Times New Roman"/>
-          <w:b/>
-          <w:sz w:val="32"/>
-        </w:rPr>
         <w:t>DEDICATION</w:t>
       </w:r>
     </w:p>
@@ -412,14 +388,10 @@
     </w:p>
     <w:p>
       <w:pPr>
+        <w:pStyle w:val="Heading1"/>
         <w:jc w:val="center"/>
       </w:pPr>
       <w:r>
-        <w:rPr>
-          <w:rFonts w:ascii="Times New Roman" w:hAnsi="Times New Roman"/>
-          <w:b/>
-          <w:sz w:val="32"/>
-        </w:rPr>
         <w:t>ACKNOWLEDGEMENTS</w:t>
       </w:r>
     </w:p>
@@ -461,14 +433,10 @@
     </w:p>
     <w:p>
       <w:pPr>
+        <w:pStyle w:val="Heading1"/>
         <w:jc w:val="center"/>
       </w:pPr>
       <w:r>
-        <w:rPr>
-          <w:rFonts w:ascii="Times New Roman" w:hAnsi="Times New Roman"/>
-          <w:b/>
-          <w:sz w:val="32"/>
-        </w:rPr>
         <w:t>ABSTRACT</w:t>
       </w:r>
     </w:p>
@@ -514,14 +482,10 @@
     </w:p>
     <w:p>
       <w:pPr>
+        <w:pStyle w:val="Heading1"/>
         <w:jc w:val="center"/>
       </w:pPr>
       <w:r>
-        <w:rPr>
-          <w:rFonts w:ascii="Times New Roman" w:hAnsi="Times New Roman"/>
-          <w:b/>
-          <w:sz w:val="32"/>
-        </w:rPr>
         <w:t>TABLE OF CONTENTS</w:t>
       </w:r>
     </w:p>
@@ -545,38 +509,28 @@
     </w:p>
     <w:p>
       <w:pPr>
+        <w:pStyle w:val="Heading1"/>
         <w:jc w:val="center"/>
       </w:pPr>
       <w:r>
-        <w:rPr>
-          <w:rFonts w:ascii="Times New Roman" w:hAnsi="Times New Roman"/>
-          <w:b/>
-          <w:sz w:val="32"/>
-        </w:rPr>
         <w:t>CHAPTER 1</w:t>
       </w:r>
     </w:p>
     <w:p>
       <w:pPr>
+        <w:pStyle w:val="Heading1"/>
         <w:jc w:val="center"/>
       </w:pPr>
       <w:r>
-        <w:rPr>
-          <w:rFonts w:ascii="Times New Roman" w:hAnsi="Times New Roman"/>
-          <w:b/>
-          <w:sz w:val="32"/>
-        </w:rPr>
         <w:t>INTRODUCTION</w:t>
       </w:r>
     </w:p>
     <w:p/>
     <w:p>
+      <w:pPr>
+        <w:pStyle w:val="Heading2"/>
+      </w:pPr>
       <w:r>
-        <w:rPr>
-          <w:rFonts w:ascii="Times New Roman" w:hAnsi="Times New Roman"/>
-          <w:b/>
-          <w:sz w:val="28"/>
-        </w:rPr>
         <w:t>1.1 Background and Context</w:t>
       </w:r>
     </w:p>
@@ -593,12 +547,10 @@
       </w:r>
     </w:p>
     <w:p>
+      <w:pPr>
+        <w:pStyle w:val="Heading2"/>
+      </w:pPr>
       <w:r>
-        <w:rPr>
-          <w:rFonts w:ascii="Times New Roman" w:hAnsi="Times New Roman"/>
-          <w:b/>
-          <w:sz w:val="28"/>
-        </w:rPr>
         <w:t>1.2 Problem Domain</w:t>
       </w:r>
     </w:p>
@@ -627,12 +579,10 @@
       </w:r>
     </w:p>
     <w:p>
+      <w:pPr>
+        <w:pStyle w:val="Heading2"/>
+      </w:pPr>
       <w:r>
-        <w:rPr>
-          <w:rFonts w:ascii="Times New Roman" w:hAnsi="Times New Roman"/>
-          <w:b/>
-          <w:sz w:val="28"/>
-        </w:rPr>
         <w:t>1.3 Motivation</w:t>
       </w:r>
     </w:p>
@@ -643,12 +593,10 @@
       </w:r>
     </w:p>
     <w:p>
+      <w:pPr>
+        <w:pStyle w:val="Heading2"/>
+      </w:pPr>
       <w:r>
-        <w:rPr>
-          <w:rFonts w:ascii="Times New Roman" w:hAnsi="Times New Roman"/>
-          <w:b/>
-          <w:sz w:val="28"/>
-        </w:rPr>
         <w:t>1.4 Problem Statement</w:t>
       </w:r>
     </w:p>
@@ -659,12 +607,10 @@
       </w:r>
     </w:p>
     <w:p>
+      <w:pPr>
+        <w:pStyle w:val="Heading2"/>
+      </w:pPr>
       <w:r>
-        <w:rPr>
-          <w:rFonts w:ascii="Times New Roman" w:hAnsi="Times New Roman"/>
-          <w:b/>
-          <w:sz w:val="28"/>
-        </w:rPr>
         <w:t>1.5 Project Objectives</w:t>
       </w:r>
     </w:p>
@@ -717,22 +663,18 @@
       </w:r>
     </w:p>
     <w:p>
+      <w:pPr>
+        <w:pStyle w:val="Heading2"/>
+      </w:pPr>
       <w:r>
-        <w:rPr>
-          <w:rFonts w:ascii="Times New Roman" w:hAnsi="Times New Roman"/>
-          <w:b/>
-          <w:sz w:val="28"/>
-        </w:rPr>
         <w:t>1.6 Scope of the Project</w:t>
       </w:r>
     </w:p>
     <w:p>
+      <w:pPr>
+        <w:pStyle w:val="Heading3"/>
+      </w:pPr>
       <w:r>
-        <w:rPr>
-          <w:rFonts w:ascii="Times New Roman" w:hAnsi="Times New Roman"/>
-          <w:b/>
-          <w:sz w:val="26"/>
-        </w:rPr>
         <w:t>1.6.1 In Scope</w:t>
       </w:r>
     </w:p>
@@ -785,12 +727,10 @@
       </w:r>
     </w:p>
     <w:p>
+      <w:pPr>
+        <w:pStyle w:val="Heading3"/>
+      </w:pPr>
       <w:r>
-        <w:rPr>
-          <w:rFonts w:ascii="Times New Roman" w:hAnsi="Times New Roman"/>
-          <w:b/>
-          <w:sz w:val="26"/>
-        </w:rPr>
         <w:t>1.6.2 Out of Scope</w:t>
       </w:r>
     </w:p>
@@ -819,12 +759,10 @@
       </w:r>
     </w:p>
     <w:p>
+      <w:pPr>
+        <w:pStyle w:val="Heading2"/>
+      </w:pPr>
       <w:r>
-        <w:rPr>
-          <w:rFonts w:ascii="Times New Roman" w:hAnsi="Times New Roman"/>
-          <w:b/>
-          <w:sz w:val="28"/>
-        </w:rPr>
         <w:t>1.7 Limitations</w:t>
       </w:r>
     </w:p>
@@ -853,12 +791,10 @@
       </w:r>
     </w:p>
     <w:p>
+      <w:pPr>
+        <w:pStyle w:val="Heading2"/>
+      </w:pPr>
       <w:r>
-        <w:rPr>
-          <w:rFonts w:ascii="Times New Roman" w:hAnsi="Times New Roman"/>
-          <w:b/>
-          <w:sz w:val="28"/>
-        </w:rPr>
         <w:t>1.8 Methodology Overview</w:t>
       </w:r>
     </w:p>
@@ -869,12 +805,10 @@
       </w:r>
     </w:p>
     <w:p>
+      <w:pPr>
+        <w:pStyle w:val="Heading2"/>
+      </w:pPr>
       <w:r>
-        <w:rPr>
-          <w:rFonts w:ascii="Times New Roman" w:hAnsi="Times New Roman"/>
-          <w:b/>
-          <w:sz w:val="28"/>
-        </w:rPr>
         <w:t>1.9 Report Organization</w:t>
       </w:r>
     </w:p>
@@ -885,12 +819,10 @@
       </w:r>
     </w:p>
     <w:p>
+      <w:pPr>
+        <w:pStyle w:val="Heading2"/>
+      </w:pPr>
       <w:r>
-        <w:rPr>
-          <w:rFonts w:ascii="Times New Roman" w:hAnsi="Times New Roman"/>
-          <w:b/>
-          <w:sz w:val="28"/>
-        </w:rPr>
         <w:t>1.10 Chapter Summary</w:t>
       </w:r>
     </w:p>
@@ -907,38 +839,28 @@
     </w:p>
     <w:p>
       <w:pPr>
+        <w:pStyle w:val="Heading1"/>
         <w:jc w:val="center"/>
       </w:pPr>
       <w:r>
-        <w:rPr>
-          <w:rFonts w:ascii="Times New Roman" w:hAnsi="Times New Roman"/>
-          <w:b/>
-          <w:sz w:val="32"/>
-        </w:rPr>
         <w:t>CHAPTER 2</w:t>
       </w:r>
     </w:p>
     <w:p>
       <w:pPr>
+        <w:pStyle w:val="Heading1"/>
         <w:jc w:val="center"/>
       </w:pPr>
       <w:r>
-        <w:rPr>
-          <w:rFonts w:ascii="Times New Roman" w:hAnsi="Times New Roman"/>
-          <w:b/>
-          <w:sz w:val="32"/>
-        </w:rPr>
         <w:t>LITERATURE REVIEW</w:t>
       </w:r>
     </w:p>
     <w:p/>
     <w:p>
+      <w:pPr>
+        <w:pStyle w:val="Heading2"/>
+      </w:pPr>
       <w:r>
-        <w:rPr>
-          <w:rFonts w:ascii="Times New Roman" w:hAnsi="Times New Roman"/>
-          <w:b/>
-          <w:sz w:val="28"/>
-        </w:rPr>
         <w:t>2.1 Theoretical Background</w:t>
       </w:r>
     </w:p>
@@ -949,12 +871,10 @@
       </w:r>
     </w:p>
     <w:p>
+      <w:pPr>
+        <w:pStyle w:val="Heading2"/>
+      </w:pPr>
       <w:r>
-        <w:rPr>
-          <w:rFonts w:ascii="Times New Roman" w:hAnsi="Times New Roman"/>
-          <w:b/>
-          <w:sz w:val="28"/>
-        </w:rPr>
         <w:t>2.2 NGO Digital Transformation in Pakistan</w:t>
       </w:r>
     </w:p>
@@ -965,12 +885,10 @@
       </w:r>
     </w:p>
     <w:p>
+      <w:pPr>
+        <w:pStyle w:val="Heading2"/>
+      </w:pPr>
       <w:r>
-        <w:rPr>
-          <w:rFonts w:ascii="Times New Roman" w:hAnsi="Times New Roman"/>
-          <w:b/>
-          <w:sz w:val="28"/>
-        </w:rPr>
         <w:t>2.3 Existing NGO Management Systems</w:t>
       </w:r>
     </w:p>
@@ -993,12 +911,10 @@
       </w:r>
     </w:p>
     <w:p>
+      <w:pPr>
+        <w:pStyle w:val="Heading2"/>
+      </w:pPr>
       <w:r>
-        <w:rPr>
-          <w:rFonts w:ascii="Times New Roman" w:hAnsi="Times New Roman"/>
-          <w:b/>
-          <w:sz w:val="28"/>
-        </w:rPr>
         <w:t>2.4 Volunteer Management Platforms</w:t>
       </w:r>
     </w:p>
@@ -1009,12 +925,10 @@
       </w:r>
     </w:p>
     <w:p>
+      <w:pPr>
+        <w:pStyle w:val="Heading2"/>
+      </w:pPr>
       <w:r>
-        <w:rPr>
-          <w:rFonts w:ascii="Times New Roman" w:hAnsi="Times New Roman"/>
-          <w:b/>
-          <w:sz w:val="28"/>
-        </w:rPr>
         <w:t>2.5 Donation and Transparency Systems</w:t>
       </w:r>
     </w:p>
@@ -1025,12 +939,10 @@
       </w:r>
     </w:p>
     <w:p>
+      <w:pPr>
+        <w:pStyle w:val="Heading2"/>
+      </w:pPr>
       <w:r>
-        <w:rPr>
-          <w:rFonts w:ascii="Times New Roman" w:hAnsi="Times New Roman"/>
-          <w:b/>
-          <w:sz w:val="28"/>
-        </w:rPr>
         <w:t>2.6 Cross-Platform Development Frameworks</w:t>
       </w:r>
     </w:p>
@@ -1041,12 +953,10 @@
       </w:r>
     </w:p>
     <w:p>
+      <w:pPr>
+        <w:pStyle w:val="Heading2"/>
+      </w:pPr>
       <w:r>
-        <w:rPr>
-          <w:rFonts w:ascii="Times New Roman" w:hAnsi="Times New Roman"/>
-          <w:b/>
-          <w:sz w:val="28"/>
-        </w:rPr>
         <w:t>2.7 Comparative Analysis of Existing Platforms</w:t>
       </w:r>
     </w:p>
@@ -1494,12 +1404,10 @@
       </w:tr>
     </w:tbl>
     <w:p>
+      <w:pPr>
+        <w:pStyle w:val="Heading2"/>
+      </w:pPr>
       <w:r>
-        <w:rPr>
-          <w:rFonts w:ascii="Times New Roman" w:hAnsi="Times New Roman"/>
-          <w:b/>
-          <w:sz w:val="28"/>
-        </w:rPr>
         <w:t>2.8 Research Gap Identification</w:t>
       </w:r>
     </w:p>
@@ -1510,12 +1418,10 @@
       </w:r>
     </w:p>
     <w:p>
+      <w:pPr>
+        <w:pStyle w:val="Heading2"/>
+      </w:pPr>
       <w:r>
-        <w:rPr>
-          <w:rFonts w:ascii="Times New Roman" w:hAnsi="Times New Roman"/>
-          <w:b/>
-          <w:sz w:val="28"/>
-        </w:rPr>
         <w:t>2.9 Chapter Summary</w:t>
       </w:r>
     </w:p>
@@ -1527,12 +1433,10 @@
     </w:p>
     <w:p/>
     <w:p>
+      <w:pPr>
+        <w:pStyle w:val="Heading2"/>
+      </w:pPr>
       <w:r>
-        <w:rPr>
-          <w:rFonts w:ascii="Times New Roman" w:hAnsi="Times New Roman"/>
-          <w:b/>
-          <w:sz w:val="28"/>
-        </w:rPr>
         <w:t>References</w:t>
       </w:r>
     </w:p>
@@ -1708,14 +1612,10 @@
     </w:p>
     <w:p>
       <w:pPr>
+        <w:pStyle w:val="Heading1"/>
         <w:jc w:val="center"/>
       </w:pPr>
       <w:r>
-        <w:rPr>
-          <w:rFonts w:ascii="Times New Roman" w:hAnsi="Times New Roman"/>
-          <w:b/>
-          <w:sz w:val="32"/>
-        </w:rPr>
         <w:t>APPENDIX A: SYSTEM DIAGRAMS</w:t>
       </w:r>
     </w:p>
@@ -3134,15 +3034,14 @@
     <w:pPr>
       <w:keepNext/>
       <w:keepLines/>
-      <w:spacing w:before="480" w:after="0"/>
+      <w:spacing w:before="240" w:after="120" w:line="360" w:lineRule="auto"/>
       <w:outlineLvl w:val="0"/>
     </w:pPr>
     <w:rPr>
-      <w:rFonts w:asciiTheme="majorHAnsi" w:eastAsiaTheme="majorEastAsia" w:hAnsiTheme="majorHAnsi" w:cstheme="majorBidi"/>
+      <w:rFonts w:asciiTheme="majorHAnsi" w:eastAsiaTheme="majorEastAsia" w:hAnsiTheme="majorHAnsi" w:cstheme="majorBidi" w:ascii="Times New Roman" w:hAnsi="Times New Roman"/>
       <w:b/>
       <w:bCs/>
-      <w:color w:val="365F91" w:themeColor="accent1" w:themeShade="BF"/>
-      <w:sz w:val="28"/>
+      <w:sz w:val="32"/>
       <w:szCs w:val="28"/>
     </w:rPr>
   </w:style>
@@ -3158,15 +3057,14 @@
     <w:pPr>
       <w:keepNext/>
       <w:keepLines/>
-      <w:spacing w:before="200" w:after="0"/>
+      <w:spacing w:before="240" w:after="120" w:line="360" w:lineRule="auto"/>
       <w:outlineLvl w:val="1"/>
     </w:pPr>
     <w:rPr>
-      <w:rFonts w:asciiTheme="majorHAnsi" w:eastAsiaTheme="majorEastAsia" w:hAnsiTheme="majorHAnsi" w:cstheme="majorBidi"/>
+      <w:rFonts w:asciiTheme="majorHAnsi" w:eastAsiaTheme="majorEastAsia" w:hAnsiTheme="majorHAnsi" w:cstheme="majorBidi" w:ascii="Times New Roman" w:hAnsi="Times New Roman"/>
       <w:b/>
       <w:bCs/>
-      <w:color w:val="4F81BD" w:themeColor="accent1"/>
-      <w:sz w:val="26"/>
+      <w:sz w:val="28"/>
       <w:szCs w:val="26"/>
     </w:rPr>
   </w:style>
@@ -3182,14 +3080,14 @@
     <w:pPr>
       <w:keepNext/>
       <w:keepLines/>
-      <w:spacing w:before="200" w:after="0"/>
+      <w:spacing w:before="240" w:after="120" w:line="360" w:lineRule="auto"/>
       <w:outlineLvl w:val="2"/>
     </w:pPr>
     <w:rPr>
-      <w:rFonts w:asciiTheme="majorHAnsi" w:eastAsiaTheme="majorEastAsia" w:hAnsiTheme="majorHAnsi" w:cstheme="majorBidi"/>
+      <w:rFonts w:asciiTheme="majorHAnsi" w:eastAsiaTheme="majorEastAsia" w:hAnsiTheme="majorHAnsi" w:cstheme="majorBidi" w:ascii="Times New Roman" w:hAnsi="Times New Roman"/>
       <w:b/>
       <w:bCs/>
-      <w:color w:val="4F81BD" w:themeColor="accent1"/>
+      <w:sz w:val="26"/>
     </w:rPr>
   </w:style>
   <w:style w:type="paragraph" w:styleId="Heading4">

--- a/docs/Thesis-FYP01/FYP_01_Final_Submission.docx
+++ b/docs/Thesis-FYP01/FYP_01_Final_Submission.docx
@@ -450,7 +450,7 @@
     <w:p>
       <w:pPr/>
       <w:r>
-        <w:t>This project presents the design, development, and evaluation of HRAS (Hamesha Rahein Apke Saath), a comprehensive cross-platform NGO management ecosystem built using Flutter and Firebase. The system delivers native experiences across Android, iOS, and Web from a single codebase, addressing the operational needs of campaign management, donation tracking, volunteer coordination, and real-time analytics.</w:t>
+        <w:t>This project presents the design and development of HRAS (Hamesha Rahein Apke Saath), a comprehensive cross-platform NGO management ecosystem built using Flutter and Firebase. The system is designed to deliver native experiences across Android, iOS, and Web from a single codebase, addressing the operational needs of campaign management, donation tracking, volunteer coordination, and real-time analytics.</w:t>
       </w:r>
     </w:p>
     <w:p>

--- a/docs/Thesis-FYP01/FYP_01_Final_Submission.docx
+++ b/docs/Thesis-FYP01/FYP_01_Final_Submission.docx
@@ -788,6 +788,24 @@
       <w:pPr/>
       <w:r>
         <w:t>4. Performance testing is limited to emulator and development environments.</w:t>
+      </w:r>
+    </w:p>
+    <w:p>
+      <w:pPr/>
+      <w:r>
+        <w:t>5. Real-time push notifications are not yet implemented; they are planned for FYP-02 using Firebase Cloud Messaging (FCM).</w:t>
+      </w:r>
+    </w:p>
+    <w:p>
+      <w:pPr/>
+      <w:r>
+        <w:t>6. The current system does not include an intelligent volunteer-campaign matching algorithm; this is planned as an innovation feature for FYP-02.</w:t>
+      </w:r>
+    </w:p>
+    <w:p>
+      <w:pPr/>
+      <w:r>
+        <w:t>7. Comprehensive user acceptance testing (UAT) with real HRAS volunteers has not yet been conducted; a formal user study is planned for FYP-02.</w:t>
       </w:r>
     </w:p>
     <w:p>

--- a/docs/Thesis-FYP01/FYP_01_Final_Submission.docx
+++ b/docs/Thesis-FYP01/FYP_01_Final_Submission.docx
@@ -833,7 +833,7 @@
     <w:p>
       <w:pPr/>
       <w:r>
-        <w:t>This report is organized into eight chapters: Chapter 1 introduces the project context and objectives. Chapter 2 reviews existing literature. Chapter 3 presents requirements analysis. Chapter 4 describes system design. Chapter 5 details implementation. Chapter 6 covers testing. Chapter 7 discusses results. Chapter 8 provides conclusion and future work.</w:t>
+        <w:t>This report is organized into eight chapters following the university FYP template: Chapter 1 introduces the project context, problem statement, and objectives. Chapter 2 reviews existing literature and identifies research gaps. Chapter 3 presents the planning methodology and work schedule. Chapter 4 specifies functional and non-functional requirements with use cases. Chapter 5 describes the system design with UML diagrams. Chapter 6 presents the major code implementations. Chapter 7 covers software testing with test cases. Chapter 8 provides the conclusion, limitations, and future work.</w:t>
       </w:r>
     </w:p>
     <w:p>

--- a/docs/Thesis-FYP01/FYP_01_Final_Submission.docx
+++ b/docs/Thesis-FYP01/FYP_01_Final_Submission.docx
@@ -366,7 +366,7 @@
         <w:jc w:val="center"/>
       </w:pPr>
       <w:r>
-        <w:t>DEDICATION</w:t>
+        <w:t>Dedications</w:t>
       </w:r>
     </w:p>
     <w:p/>
@@ -392,7 +392,7 @@
         <w:jc w:val="center"/>
       </w:pPr>
       <w:r>
-        <w:t>ACKNOWLEDGEMENTS</w:t>
+        <w:t>Acknowledgement</w:t>
       </w:r>
     </w:p>
     <w:p/>
@@ -433,11 +433,188 @@
     </w:p>
     <w:p>
       <w:pPr>
+        <w:jc w:val="center"/>
+      </w:pPr>
+      <w:r>
+        <w:rPr>
+          <w:rFonts w:ascii="Times New Roman" w:hAnsi="Times New Roman"/>
+          <w:b/>
+          <w:sz w:val="32"/>
+        </w:rPr>
+        <w:t>Table of Contents</w:t>
+      </w:r>
+    </w:p>
+    <w:p/>
+    <w:p>
+      <w:r>
+        <w:fldChar w:fldCharType="begin"/>
+        <w:instrText xml:space="preserve"> TOC \o "1-3" \h \z \u </w:instrText>
+        <w:fldChar w:fldCharType="separate"/>
+        <w:fldChar w:fldCharType="end"/>
+      </w:r>
+    </w:p>
+    <w:p>
+      <w:pPr/>
+      <w:r>
+        <w:t>[Right-click here in Word → Update Field → Update Entire Table]</w:t>
+      </w:r>
+    </w:p>
+    <w:p>
+      <w:r>
+        <w:br w:type="page"/>
+      </w:r>
+    </w:p>
+    <w:p>
+      <w:pPr>
         <w:pStyle w:val="Heading1"/>
         <w:jc w:val="center"/>
       </w:pPr>
       <w:r>
-        <w:t>ABSTRACT</w:t>
+        <w:t>List of Tables</w:t>
+      </w:r>
+    </w:p>
+    <w:p/>
+    <w:p>
+      <w:pPr/>
+      <w:r>
+        <w:t>Table 2.1 Comparative Analysis of Existing NGO Platforms</w:t>
+      </w:r>
+    </w:p>
+    <w:p>
+      <w:r>
+        <w:br w:type="page"/>
+      </w:r>
+    </w:p>
+    <w:p>
+      <w:pPr>
+        <w:pStyle w:val="Heading1"/>
+        <w:jc w:val="center"/>
+      </w:pPr>
+      <w:r>
+        <w:t>List of Figures</w:t>
+      </w:r>
+    </w:p>
+    <w:p/>
+    <w:p>
+      <w:pPr/>
+      <w:r>
+        <w:t>Figure 4.1 Unified System Architecture</w:t>
+      </w:r>
+    </w:p>
+    <w:p>
+      <w:pPr/>
+      <w:r>
+        <w:t>Figure 4.2 Use Case Diagram</w:t>
+      </w:r>
+    </w:p>
+    <w:p>
+      <w:pPr/>
+      <w:r>
+        <w:t>Figure 4.3 Entity Relationship Diagram</w:t>
+      </w:r>
+    </w:p>
+    <w:p>
+      <w:pPr/>
+      <w:r>
+        <w:t>Figure 4.4 Sequence Diagram — Donation Flow</w:t>
+      </w:r>
+    </w:p>
+    <w:p>
+      <w:pPr/>
+      <w:r>
+        <w:t>Figure 4.5 Sequence Diagram — Volunteer Flow</w:t>
+      </w:r>
+    </w:p>
+    <w:p>
+      <w:pPr/>
+      <w:r>
+        <w:t>Figure 4.6 Activity Diagram — Campaign Lifecycle</w:t>
+      </w:r>
+    </w:p>
+    <w:p>
+      <w:pPr/>
+      <w:r>
+        <w:t>Figure 4.7 Class Diagram</w:t>
+      </w:r>
+    </w:p>
+    <w:p>
+      <w:pPr/>
+      <w:r>
+        <w:t>Figure 4.8 DFD Level 0</w:t>
+      </w:r>
+    </w:p>
+    <w:p>
+      <w:pPr/>
+      <w:r>
+        <w:t>Figure 4.9 DFD Level 1</w:t>
+      </w:r>
+    </w:p>
+    <w:p>
+      <w:pPr/>
+      <w:r>
+        <w:t>Figure 4.10 DFD Level 2</w:t>
+      </w:r>
+    </w:p>
+    <w:p>
+      <w:pPr/>
+      <w:r>
+        <w:t>Figure 4.11 Deployment Diagram</w:t>
+      </w:r>
+    </w:p>
+    <w:p>
+      <w:pPr/>
+      <w:r>
+        <w:t>Figure 4.12 Component Diagram</w:t>
+      </w:r>
+    </w:p>
+    <w:p>
+      <w:pPr/>
+      <w:r>
+        <w:t>Figure 4.13 RBAC Diagram</w:t>
+      </w:r>
+    </w:p>
+    <w:p>
+      <w:pPr/>
+      <w:r>
+        <w:t>Figure 3.1 System Flowchart</w:t>
+      </w:r>
+    </w:p>
+    <w:p>
+      <w:pPr/>
+      <w:r>
+        <w:t>Figure 3.2 Gantt Chart</w:t>
+      </w:r>
+    </w:p>
+    <w:p>
+      <w:pPr/>
+      <w:r>
+        <w:t>Figure 3.3 Work Breakdown Structure</w:t>
+      </w:r>
+    </w:p>
+    <w:p>
+      <w:pPr/>
+      <w:r>
+        <w:t>Figure 3.4 Donation Flowchart</w:t>
+      </w:r>
+    </w:p>
+    <w:p>
+      <w:pPr/>
+      <w:r>
+        <w:t>Figure 3.5 SDLC Model</w:t>
+      </w:r>
+    </w:p>
+    <w:p>
+      <w:r>
+        <w:br w:type="page"/>
+      </w:r>
+    </w:p>
+    <w:p>
+      <w:pPr>
+        <w:pStyle w:val="Heading1"/>
+        <w:jc w:val="center"/>
+      </w:pPr>
+      <w:r>
+        <w:t>Abstract</w:t>
       </w:r>
     </w:p>
     <w:p/>
@@ -482,21 +659,6 @@
     </w:p>
     <w:p>
       <w:pPr>
-        <w:pStyle w:val="Heading1"/>
-        <w:jc w:val="center"/>
-      </w:pPr>
-      <w:r>
-        <w:t>TABLE OF CONTENTS</w:t>
-      </w:r>
-    </w:p>
-    <w:p>
-      <w:pPr/>
-      <w:r>
-        <w:t>[Generate automatically in Word: References → Table of Contents → Automatic Table 1]</w:t>
-      </w:r>
-    </w:p>
-    <w:p>
-      <w:pPr>
         <w:sectPr>
           <w:footerReference w:type="default" r:id="rId9"/>
           <w:pgSz w:w="12240" w:h="15840"/>
@@ -507,13 +669,41 @@
         </w:sectPr>
       </w:pPr>
     </w:p>
+    <w:p/>
+    <w:p/>
+    <w:p/>
+    <w:p/>
+    <w:p/>
+    <w:p/>
     <w:p>
       <w:pPr>
-        <w:pStyle w:val="Heading1"/>
         <w:jc w:val="center"/>
       </w:pPr>
       <w:r>
-        <w:t>CHAPTER 1</w:t>
+        <w:rPr>
+          <w:rFonts w:ascii="Times New Roman" w:hAnsi="Times New Roman"/>
+          <w:b/>
+          <w:sz w:val="44"/>
+        </w:rPr>
+        <w:t>Chapter 1</w:t>
+      </w:r>
+    </w:p>
+    <w:p>
+      <w:pPr>
+        <w:jc w:val="center"/>
+      </w:pPr>
+      <w:r>
+        <w:rPr>
+          <w:rFonts w:ascii="Times New Roman" w:hAnsi="Times New Roman"/>
+          <w:b/>
+          <w:sz w:val="40"/>
+        </w:rPr>
+        <w:t>Introduction</w:t>
+      </w:r>
+    </w:p>
+    <w:p>
+      <w:r>
+        <w:br w:type="page"/>
       </w:r>
     </w:p>
     <w:p>
@@ -522,10 +712,9 @@
         <w:jc w:val="center"/>
       </w:pPr>
       <w:r>
-        <w:t>INTRODUCTION</w:t>
+        <w:t>Chapter 1: Introduction</w:t>
       </w:r>
     </w:p>
-    <w:p/>
     <w:p>
       <w:pPr>
         <w:pStyle w:val="Heading2"/>
@@ -855,13 +1044,41 @@
         <w:br w:type="page"/>
       </w:r>
     </w:p>
+    <w:p/>
+    <w:p/>
+    <w:p/>
+    <w:p/>
+    <w:p/>
+    <w:p/>
     <w:p>
       <w:pPr>
-        <w:pStyle w:val="Heading1"/>
         <w:jc w:val="center"/>
       </w:pPr>
       <w:r>
-        <w:t>CHAPTER 2</w:t>
+        <w:rPr>
+          <w:rFonts w:ascii="Times New Roman" w:hAnsi="Times New Roman"/>
+          <w:b/>
+          <w:sz w:val="44"/>
+        </w:rPr>
+        <w:t>Chapter 2</w:t>
+      </w:r>
+    </w:p>
+    <w:p>
+      <w:pPr>
+        <w:jc w:val="center"/>
+      </w:pPr>
+      <w:r>
+        <w:rPr>
+          <w:rFonts w:ascii="Times New Roman" w:hAnsi="Times New Roman"/>
+          <w:b/>
+          <w:sz w:val="40"/>
+        </w:rPr>
+        <w:t>Literature Review</w:t>
+      </w:r>
+    </w:p>
+    <w:p>
+      <w:r>
+        <w:br w:type="page"/>
       </w:r>
     </w:p>
     <w:p>
@@ -870,10 +1087,9 @@
         <w:jc w:val="center"/>
       </w:pPr>
       <w:r>
-        <w:t>LITERATURE REVIEW</w:t>
+        <w:t>Chapter 2: Literature Review</w:t>
       </w:r>
     </w:p>
-    <w:p/>
     <w:p>
       <w:pPr>
         <w:pStyle w:val="Heading2"/>

--- a/docs/Thesis-FYP01/FYP_01_Final_Submission.docx
+++ b/docs/Thesis-FYP01/FYP_01_Final_Submission.docx
@@ -5,9 +5,10 @@
     <w:p/>
     <w:p/>
     <w:p/>
+    <w:p/>
     <w:p>
       <w:pPr>
-        <w:pStyle w:val="Heading2"/>
+        <w:pStyle w:val="Heading1"/>
         <w:jc w:val="center"/>
       </w:pPr>
       <w:r>
@@ -16,7 +17,7 @@
     </w:p>
     <w:p>
       <w:pPr>
-        <w:pStyle w:val="Heading3"/>
+        <w:pStyle w:val="Heading1"/>
         <w:jc w:val="center"/>
       </w:pPr>
       <w:r>
@@ -35,34 +36,21 @@
     </w:p>
     <w:p>
       <w:pPr>
-        <w:pStyle w:val="Heading2"/>
+        <w:pStyle w:val="Heading1"/>
         <w:jc w:val="center"/>
       </w:pPr>
       <w:r>
-        <w:t>(HRAS — Hamesha Rahein Apke Saath)</w:t>
+        <w:t>(HRAS)</w:t>
       </w:r>
     </w:p>
     <w:p/>
     <w:p>
       <w:pPr>
+        <w:pStyle w:val="Heading1"/>
         <w:jc w:val="center"/>
       </w:pPr>
       <w:r>
-        <w:t>A Project Report Submitted in Partial Fulfillment of the Requirements for the Degree of Bachelor of Science in Computer Science (BSCS)</w:t>
-      </w:r>
-    </w:p>
-    <w:p/>
-    <w:p>
-      <w:pPr>
-        <w:jc w:val="center"/>
-      </w:pPr>
-      <w:r>
-        <w:rPr>
-          <w:rFonts w:ascii="Times New Roman" w:hAnsi="Times New Roman"/>
-          <w:b/>
-          <w:sz w:val="24"/>
-        </w:rPr>
-        <w:t>Submitted by:</w:t>
+        <w:t>FYP-01 Report</w:t>
       </w:r>
     </w:p>
     <w:p>
@@ -70,7 +58,7 @@
         <w:jc w:val="center"/>
       </w:pPr>
       <w:r>
-        <w:t>Muhammad Maauz Mansoor</w:t>
+        <w:t>Submitted by: Muhammad Maauz Mansoor</w:t>
       </w:r>
     </w:p>
     <w:p>
@@ -86,21 +74,7 @@
         <w:jc w:val="center"/>
       </w:pPr>
       <w:r>
-        <w:t>Session: 2023–2027</w:t>
-      </w:r>
-    </w:p>
-    <w:p/>
-    <w:p>
-      <w:pPr>
-        <w:jc w:val="center"/>
-      </w:pPr>
-      <w:r>
-        <w:rPr>
-          <w:rFonts w:ascii="Times New Roman" w:hAnsi="Times New Roman"/>
-          <w:b/>
-          <w:sz w:val="24"/>
-        </w:rPr>
-        <w:t>Supervised by:</w:t>
+        <w:t>Session: 2023–2027 | Semester: 6th</w:t>
       </w:r>
     </w:p>
     <w:p>
@@ -108,32 +82,7 @@
         <w:jc w:val="center"/>
       </w:pPr>
       <w:r>
-        <w:t>Miss Fatima Yousuf</w:t>
-      </w:r>
-    </w:p>
-    <w:p>
-      <w:pPr>
-        <w:jc w:val="center"/>
-      </w:pPr>
-      <w:r>
-        <w:t>Lecturer, Department of Computer Science</w:t>
-      </w:r>
-    </w:p>
-    <w:p/>
-    <w:p>
-      <w:pPr>
-        <w:jc w:val="center"/>
-      </w:pPr>
-      <w:r>
-        <w:t>June 2026</w:t>
-      </w:r>
-    </w:p>
-    <w:p>
-      <w:pPr>
-        <w:jc w:val="center"/>
-      </w:pPr>
-      <w:r>
-        <w:t>Multan, Pakistan</w:t>
+        <w:t>Supervised by: Miss Fatima Yousuf</w:t>
       </w:r>
     </w:p>
     <w:p>
@@ -141,6 +90,12 @@
         <w:br w:type="page"/>
       </w:r>
     </w:p>
+    <w:p/>
+    <w:p/>
+    <w:p/>
+    <w:p/>
+    <w:p/>
+    <w:p/>
     <w:p>
       <w:pPr>
         <w:pStyle w:val="Heading1"/>
@@ -154,201 +109,24 @@
     <w:p>
       <w:pPr/>
       <w:r>
-        <w:t>This is to certify that the project titled "NGO Operation and Volunteer Management System (HRAS)" submitted by Muhammad Maauz Mansoor bearing Registration No. 233599 is accepted in partial fulfillment of the requirements for the degree of Bachelor of Science in Computer Science.</w:t>
+        <w:t>It is certified that the Final Year Project titled "NGO Operation and Volunteer Management System (HRAS)" developed by Muhammad Maauz Mansoor (233599) has been fully checked and approved for submission.</w:t>
       </w:r>
     </w:p>
     <w:p/>
-    <w:tbl>
-      <w:tblPr>
-        <w:tblStyle w:val="TableGrid"/>
-        <w:tblW w:type="auto" w:w="0"/>
-        <w:tblLook w:firstColumn="1" w:firstRow="1" w:lastColumn="0" w:lastRow="0" w:noHBand="0" w:noVBand="1" w:val="04A0"/>
-      </w:tblPr>
-      <w:tblGrid>
-        <w:gridCol w:w="2304"/>
-        <w:gridCol w:w="2304"/>
-        <w:gridCol w:w="2304"/>
-        <w:gridCol w:w="2304"/>
-      </w:tblGrid>
-      <w:tr>
-        <w:tc>
-          <w:tcPr>
-            <w:tcW w:type="dxa" w:w="2304"/>
-          </w:tcPr>
-          <w:p>
-            <w:r>
-              <w:t>Role</w:t>
-            </w:r>
-          </w:p>
-        </w:tc>
-        <w:tc>
-          <w:tcPr>
-            <w:tcW w:type="dxa" w:w="2304"/>
-          </w:tcPr>
-          <w:p>
-            <w:r>
-              <w:t>Name</w:t>
-            </w:r>
-          </w:p>
-        </w:tc>
-        <w:tc>
-          <w:tcPr>
-            <w:tcW w:type="dxa" w:w="2304"/>
-          </w:tcPr>
-          <w:p>
-            <w:r>
-              <w:t>Signature</w:t>
-            </w:r>
-          </w:p>
-        </w:tc>
-        <w:tc>
-          <w:tcPr>
-            <w:tcW w:type="dxa" w:w="2304"/>
-          </w:tcPr>
-          <w:p>
-            <w:r>
-              <w:t>Date</w:t>
-            </w:r>
-          </w:p>
-        </w:tc>
-      </w:tr>
-      <w:tr>
-        <w:tc>
-          <w:tcPr>
-            <w:tcW w:type="dxa" w:w="2304"/>
-          </w:tcPr>
-          <w:p>
-            <w:r>
-              <w:t>Supervisor</w:t>
-            </w:r>
-          </w:p>
-        </w:tc>
-        <w:tc>
-          <w:tcPr>
-            <w:tcW w:type="dxa" w:w="2304"/>
-          </w:tcPr>
-          <w:p>
-            <w:r>
-              <w:t>Miss Fatima Yousuf</w:t>
-            </w:r>
-          </w:p>
-        </w:tc>
-        <w:tc>
-          <w:tcPr>
-            <w:tcW w:type="dxa" w:w="2304"/>
-          </w:tcPr>
-          <w:p/>
-        </w:tc>
-        <w:tc>
-          <w:tcPr>
-            <w:tcW w:type="dxa" w:w="2304"/>
-          </w:tcPr>
-          <w:p/>
-        </w:tc>
-      </w:tr>
-      <w:tr>
-        <w:tc>
-          <w:tcPr>
-            <w:tcW w:type="dxa" w:w="2304"/>
-          </w:tcPr>
-          <w:p>
-            <w:r>
-              <w:t>Internal Examiner</w:t>
-            </w:r>
-          </w:p>
-        </w:tc>
-        <w:tc>
-          <w:tcPr>
-            <w:tcW w:type="dxa" w:w="2304"/>
-          </w:tcPr>
-          <w:p>
-            <w:r>
-              <w:t>Sir Sanaullah</w:t>
-            </w:r>
-          </w:p>
-        </w:tc>
-        <w:tc>
-          <w:tcPr>
-            <w:tcW w:type="dxa" w:w="2304"/>
-          </w:tcPr>
-          <w:p/>
-        </w:tc>
-        <w:tc>
-          <w:tcPr>
-            <w:tcW w:type="dxa" w:w="2304"/>
-          </w:tcPr>
-          <w:p/>
-        </w:tc>
-      </w:tr>
-      <w:tr>
-        <w:tc>
-          <w:tcPr>
-            <w:tcW w:type="dxa" w:w="2304"/>
-          </w:tcPr>
-          <w:p>
-            <w:r>
-              <w:t>External Examiner</w:t>
-            </w:r>
-          </w:p>
-        </w:tc>
-        <w:tc>
-          <w:tcPr>
-            <w:tcW w:type="dxa" w:w="2304"/>
-          </w:tcPr>
-          <w:p>
-            <w:r>
-              <w:t>—</w:t>
-            </w:r>
-          </w:p>
-        </w:tc>
-        <w:tc>
-          <w:tcPr>
-            <w:tcW w:type="dxa" w:w="2304"/>
-          </w:tcPr>
-          <w:p/>
-        </w:tc>
-        <w:tc>
-          <w:tcPr>
-            <w:tcW w:type="dxa" w:w="2304"/>
-          </w:tcPr>
-          <w:p/>
-        </w:tc>
-      </w:tr>
-      <w:tr>
-        <w:tc>
-          <w:tcPr>
-            <w:tcW w:type="dxa" w:w="2304"/>
-          </w:tcPr>
-          <w:p>
-            <w:r>
-              <w:t>Head of Department</w:t>
-            </w:r>
-          </w:p>
-        </w:tc>
-        <w:tc>
-          <w:tcPr>
-            <w:tcW w:type="dxa" w:w="2304"/>
-          </w:tcPr>
-          <w:p>
-            <w:r>
-              <w:t>Mam Ayesha Afzal</w:t>
-            </w:r>
-          </w:p>
-        </w:tc>
-        <w:tc>
-          <w:tcPr>
-            <w:tcW w:type="dxa" w:w="2304"/>
-          </w:tcPr>
-          <w:p/>
-        </w:tc>
-        <w:tc>
-          <w:tcPr>
-            <w:tcW w:type="dxa" w:w="2304"/>
-          </w:tcPr>
-          <w:p/>
-        </w:tc>
-      </w:tr>
-    </w:tbl>
+    <w:p/>
+    <w:p/>
+    <w:p>
+      <w:pPr/>
+      <w:r>
+        <w:t>_______________________</w:t>
+      </w:r>
+    </w:p>
+    <w:p>
+      <w:pPr/>
+      <w:r>
+        <w:t>Supervisor: Miss Fatima Yousuf</w:t>
+      </w:r>
+    </w:p>
     <w:p>
       <w:r>
         <w:br w:type="page"/>
@@ -378,7 +156,7 @@
         <w:rPr>
           <w:i/>
         </w:rPr>
-        <w:t>This project is dedicated to my parents, whose unwavering support and sacrifices made this journey possible, to the volunteers and donors of HRAS who inspired this work, and to every individual who believes that technology can amplify humanitarian impact.</w:t>
+        <w:t>I dedicate this project to my parents, who have always supported my education and dreams. I also dedicate this to the hardworking people at HRAS NGO who are trying their best to help others every day.</w:t>
       </w:r>
     </w:p>
     <w:p>
@@ -399,31 +177,19 @@
     <w:p>
       <w:pPr/>
       <w:r>
-        <w:t>First and foremost, I am grateful to Almighty Allah for giving me the strength, knowledge, and perseverance to complete this project.</w:t>
+        <w:t>First of all, I want to thank Allah Almighty for giving me the strength to complete this project.</w:t>
       </w:r>
     </w:p>
     <w:p>
       <w:pPr/>
       <w:r>
-        <w:t>I extend my sincere gratitude to my supervisor, Miss Fatima Yousuf, whose expert guidance, constructive feedback, and continuous encouragement were instrumental throughout this project. Their mentorship helped shape not only this system but also my growth as a software engineer.</w:t>
+        <w:t>I am very grateful to my supervisor, Miss Fatima Yousuf. Her guidance was very helpful, and she always took the time to correct my mistakes and show me the right way to develop a proper system.</w:t>
       </w:r>
     </w:p>
     <w:p>
       <w:pPr/>
       <w:r>
-        <w:t>I am deeply thankful to the HRAS NGO leadership and volunteers who provided valuable domain insights, real operational challenges, and feedback that grounded this project in practical reality.</w:t>
-      </w:r>
-    </w:p>
-    <w:p>
-      <w:pPr/>
-      <w:r>
-        <w:t>I would also like to thank my family and friends for their patience, moral support, and understanding during the demanding phases of development and documentation.</w:t>
-      </w:r>
-    </w:p>
-    <w:p>
-      <w:pPr/>
-      <w:r>
-        <w:t>Finally, I acknowledge the open-source community — the Flutter team, Firebase team, and countless contributors whose tools and frameworks made this project technically possible.</w:t>
+        <w:t>I also want to thank my friends and the HRAS NGO team. They gave me real data and explained how they work, which helped me design a system that actually solves their problems.</w:t>
       </w:r>
     </w:p>
     <w:p>
@@ -454,9 +220,30 @@
       </w:r>
     </w:p>
     <w:p>
-      <w:pPr/>
       <w:r>
-        <w:t>[Right-click here in Word → Update Field → Update Entire Table]</w:t>
+        <w:br w:type="page"/>
+      </w:r>
+    </w:p>
+    <w:p>
+      <w:pPr>
+        <w:jc w:val="center"/>
+      </w:pPr>
+      <w:r>
+        <w:rPr>
+          <w:rFonts w:ascii="Times New Roman" w:hAnsi="Times New Roman"/>
+          <w:b/>
+          <w:sz w:val="32"/>
+        </w:rPr>
+        <w:t>List of Tables</w:t>
+      </w:r>
+    </w:p>
+    <w:p/>
+    <w:p>
+      <w:r>
+        <w:fldChar w:fldCharType="begin"/>
+        <w:instrText xml:space="preserve"> TOC \h \z \c "Table" </w:instrText>
+        <w:fldChar w:fldCharType="separate"/>
+        <w:fldChar w:fldCharType="end"/>
       </w:r>
     </w:p>
     <w:p>
@@ -466,141 +253,24 @@
     </w:p>
     <w:p>
       <w:pPr>
-        <w:pStyle w:val="Heading1"/>
         <w:jc w:val="center"/>
       </w:pPr>
       <w:r>
-        <w:t>List of Tables</w:t>
-      </w:r>
-    </w:p>
-    <w:p/>
-    <w:p>
-      <w:pPr/>
-      <w:r>
-        <w:t>Table 2.1 Comparative Analysis of Existing NGO Platforms</w:t>
-      </w:r>
-    </w:p>
-    <w:p>
-      <w:r>
-        <w:br w:type="page"/>
-      </w:r>
-    </w:p>
-    <w:p>
-      <w:pPr>
-        <w:pStyle w:val="Heading1"/>
-        <w:jc w:val="center"/>
-      </w:pPr>
-      <w:r>
+        <w:rPr>
+          <w:rFonts w:ascii="Times New Roman" w:hAnsi="Times New Roman"/>
+          <w:b/>
+          <w:sz w:val="32"/>
+        </w:rPr>
         <w:t>List of Figures</w:t>
       </w:r>
     </w:p>
     <w:p/>
     <w:p>
-      <w:pPr/>
       <w:r>
-        <w:t>Figure 4.1 Unified System Architecture</w:t>
-      </w:r>
-    </w:p>
-    <w:p>
-      <w:pPr/>
-      <w:r>
-        <w:t>Figure 4.2 Use Case Diagram</w:t>
-      </w:r>
-    </w:p>
-    <w:p>
-      <w:pPr/>
-      <w:r>
-        <w:t>Figure 4.3 Entity Relationship Diagram</w:t>
-      </w:r>
-    </w:p>
-    <w:p>
-      <w:pPr/>
-      <w:r>
-        <w:t>Figure 4.4 Sequence Diagram — Donation Flow</w:t>
-      </w:r>
-    </w:p>
-    <w:p>
-      <w:pPr/>
-      <w:r>
-        <w:t>Figure 4.5 Sequence Diagram — Volunteer Flow</w:t>
-      </w:r>
-    </w:p>
-    <w:p>
-      <w:pPr/>
-      <w:r>
-        <w:t>Figure 4.6 Activity Diagram — Campaign Lifecycle</w:t>
-      </w:r>
-    </w:p>
-    <w:p>
-      <w:pPr/>
-      <w:r>
-        <w:t>Figure 4.7 Class Diagram</w:t>
-      </w:r>
-    </w:p>
-    <w:p>
-      <w:pPr/>
-      <w:r>
-        <w:t>Figure 4.8 DFD Level 0</w:t>
-      </w:r>
-    </w:p>
-    <w:p>
-      <w:pPr/>
-      <w:r>
-        <w:t>Figure 4.9 DFD Level 1</w:t>
-      </w:r>
-    </w:p>
-    <w:p>
-      <w:pPr/>
-      <w:r>
-        <w:t>Figure 4.10 DFD Level 2</w:t>
-      </w:r>
-    </w:p>
-    <w:p>
-      <w:pPr/>
-      <w:r>
-        <w:t>Figure 4.11 Deployment Diagram</w:t>
-      </w:r>
-    </w:p>
-    <w:p>
-      <w:pPr/>
-      <w:r>
-        <w:t>Figure 4.12 Component Diagram</w:t>
-      </w:r>
-    </w:p>
-    <w:p>
-      <w:pPr/>
-      <w:r>
-        <w:t>Figure 4.13 RBAC Diagram</w:t>
-      </w:r>
-    </w:p>
-    <w:p>
-      <w:pPr/>
-      <w:r>
-        <w:t>Figure 3.1 System Flowchart</w:t>
-      </w:r>
-    </w:p>
-    <w:p>
-      <w:pPr/>
-      <w:r>
-        <w:t>Figure 3.2 Gantt Chart</w:t>
-      </w:r>
-    </w:p>
-    <w:p>
-      <w:pPr/>
-      <w:r>
-        <w:t>Figure 3.3 Work Breakdown Structure</w:t>
-      </w:r>
-    </w:p>
-    <w:p>
-      <w:pPr/>
-      <w:r>
-        <w:t>Figure 3.4 Donation Flowchart</w:t>
-      </w:r>
-    </w:p>
-    <w:p>
-      <w:pPr/>
-      <w:r>
-        <w:t>Figure 3.5 SDLC Model</w:t>
+        <w:fldChar w:fldCharType="begin"/>
+        <w:instrText xml:space="preserve"> TOC \h \z \c "Figure" </w:instrText>
+        <w:fldChar w:fldCharType="separate"/>
+        <w:fldChar w:fldCharType="end"/>
       </w:r>
     </w:p>
     <w:p>
@@ -621,35 +291,25 @@
     <w:p>
       <w:pPr/>
       <w:r>
-        <w:t>Non-Governmental Organizations (NGOs) in Pakistan play a vital role in addressing social challenges including poverty, healthcare, and education. However, most grassroots NGOs operate with informal coordination methods — WhatsApp groups, paper registers, and manual spreadsheets — resulting in operational inefficiency, reduced donor trust, and limited scalability.</w:t>
+        <w:t>In Pakistan, many NGOs are working hard to provide food, education, and medical help to those in need. However, most of them, including HRAS, manage their daily tasks manually. They use paper registers to keep track of donations and WhatsApp groups to talk to volunteers. This manual work takes a lot of time and sometimes leads to mistakes or lost records.</w:t>
       </w:r>
     </w:p>
     <w:p>
       <w:pPr/>
       <w:r>
-        <w:t>This project presents the design and development of HRAS (Hamesha Rahein Apke Saath), a comprehensive cross-platform NGO management ecosystem built using Flutter and Firebase. The system is designed to deliver native experiences across Android, iOS, and Web from a single codebase, addressing the operational needs of campaign management, donation tracking, volunteer coordination, and real-time analytics.</w:t>
+        <w:t>This project is about building a complete digital system for NGOs called HRAS (Hamesha Rahein Apke Saath). I built it using Flutter so that it works as a mobile app (for Android and iOS) and also as a website. For the backend database, I used Firebase because it updates in real-time.</w:t>
       </w:r>
     </w:p>
     <w:p>
       <w:pPr/>
       <w:r>
-        <w:t>Key contributions include: (1) a unified design system ensuring visual consistency across all platforms, (2) role-based access control enforced through server-side Firestore security rules, (3) PDF generation for donation receipts and analytics reports enhancing transparency, and (4) a responsive admin dashboard providing real-time operational insights.</w:t>
+        <w:t>The main goal of this system is to make everything easier for the admin and the volunteers. The admin can create campaigns, add donations, and check how many people have registered. The volunteers can easily sign up through the app, find campaigns they like, and see their own record. We have also added special features like generating a PDF receipt for donations so that everything is clear and transparent.</w:t>
       </w:r>
     </w:p>
     <w:p>
       <w:pPr/>
       <w:r>
-        <w:t>The implementation comprises 80 Dart source files totaling over 14,000 lines of code, with 62 automated unit tests passing with zero static analysis issues.</w:t>
-      </w:r>
-    </w:p>
-    <w:p/>
-    <w:p>
-      <w:pPr/>
-      <w:r>
-        <w:rPr>
-          <w:b/>
-        </w:rPr>
-        <w:t>Keywords: NGO Management System, Flutter, Firebase, Cross-Platform Development, Volunteer Management, Donation Tracking, RBAC, Mobile Application</w:t>
+        <w:t>By using this system, NGOs can stop worrying about paperwork and focus more on actually helping people. The system is secure, fast, and very easy to use for both admins and normal volunteers.</w:t>
       </w:r>
     </w:p>
     <w:p>
@@ -681,7 +341,6 @@
       </w:pPr>
       <w:r>
         <w:rPr>
-          <w:rFonts w:ascii="Times New Roman" w:hAnsi="Times New Roman"/>
           <w:b/>
           <w:sz w:val="44"/>
         </w:rPr>
@@ -694,7 +353,6 @@
       </w:pPr>
       <w:r>
         <w:rPr>
-          <w:rFonts w:ascii="Times New Roman" w:hAnsi="Times New Roman"/>
           <w:b/>
           <w:sz w:val="40"/>
         </w:rPr>
@@ -720,19 +378,19 @@
         <w:pStyle w:val="Heading2"/>
       </w:pPr>
       <w:r>
-        <w:t>1.1 Background and Context</w:t>
+        <w:t>1.1 Background</w:t>
       </w:r>
     </w:p>
     <w:p>
       <w:pPr/>
       <w:r>
-        <w:t>Non-Governmental Organizations (NGOs) play a critical role in addressing social challenges in developing countries, particularly in Pakistan, where millions of families depend on charitable assistance for basic needs such as food, healthcare, and education. According to the Pakistan Centre for Philanthropy, Pakistan's individual giving exceeds PKR 300 billion annually [3], yet the majority of NGO operations remain dependent on informal coordination methods including WhatsApp groups, paper-based registers, and manual record-keeping.</w:t>
+        <w:t>NGOs are very important for developing countries like Pakistan. Millions of people here rely on charity for basic things like ration, medicine, and clothes. Pakistanis give a lot of charity every year, almost 300 billion rupees. But the problem is that most NGOs do not have a proper computer system. They use old methods like paper notebooks or WhatsApp messages to manage their work.</w:t>
       </w:r>
     </w:p>
     <w:p>
       <w:pPr/>
       <w:r>
-        <w:t>HRAS (Hamesha Rahein Apke Saath), meaning "Always With You," is a registered NGO operating in Pakistan that conducts campaigns across multiple categories including ration distribution, winter drives, medical aid, education support, orphanage visits, and marriage support. Despite its active community presence, HRAS faces operational challenges common to small and medium-sized NGOs: lack of structured donor tracking, inefficient volunteer coordination, absence of real-time campaign analytics, and limited transparency in fund utilization.</w:t>
+        <w:t>HRAS is one of these NGOs. They do many good campaigns like distributing ration, helping orphans, and setting up medical camps. Even though they are very active, they face problems because everything is manual. They find it hard to track who gave how much donation, which volunteer came to which event, and how the money was spent.</w:t>
       </w:r>
     </w:p>
     <w:p>
@@ -740,31 +398,13 @@
         <w:pStyle w:val="Heading2"/>
       </w:pPr>
       <w:r>
-        <w:t>1.2 Problem Domain</w:t>
+        <w:t>1.2 Problem Statement</w:t>
       </w:r>
     </w:p>
     <w:p>
       <w:pPr/>
       <w:r>
-        <w:t>The problem domain encompasses three interconnected areas of NGO operations:</w:t>
-      </w:r>
-    </w:p>
-    <w:p>
-      <w:pPr/>
-      <w:r>
-        <w:t>Donation Management: Most NGOs in Pakistan lack systematic tracking of monetary and in-kind donations. Donors have no visibility into how their contributions are utilized, which reduces trust and repeat giving [10].</w:t>
-      </w:r>
-    </w:p>
-    <w:p>
-      <w:pPr/>
-      <w:r>
-        <w:t>Volunteer Coordination: Volunteer recruitment and management is typically handled through social media and word-of-mouth. There is no structured mechanism for volunteers to discover campaigns or track their contributions [9].</w:t>
-      </w:r>
-    </w:p>
-    <w:p>
-      <w:pPr/>
-      <w:r>
-        <w:t>Campaign Operations: Campaign planning, execution, and impact measurement are conducted through disconnected tools, making it difficult to assess campaign effectiveness or demonstrate impact to stakeholders.</w:t>
+        <w:t>Small NGOs in Pakistan don't have good software to manage their work. Because of this, it is very hard for them to keep a clear record of donations and volunteers. Donors sometimes don't know where their money went, and volunteers find it difficult to know when a new campaign is happening. This lack of a proper system slows down the NGO's good work.</w:t>
       </w:r>
     </w:p>
     <w:p>
@@ -772,13 +412,43 @@
         <w:pStyle w:val="Heading2"/>
       </w:pPr>
       <w:r>
-        <w:t>1.3 Motivation</w:t>
+        <w:t>1.3 Objectives</w:t>
       </w:r>
     </w:p>
     <w:p>
       <w:pPr/>
       <w:r>
-        <w:t>The motivation for this project stems from direct engagement with the HRAS NGO leadership and volunteers, who articulated specific operational pain points including inability to generate accurate donation reports, difficulty in tracking volunteer participation, no centralized campaign management system, lack of transparency, and time-consuming manual processes that divert attention from humanitarian work.</w:t>
+        <w:t>The main objectives of building this project are:</w:t>
+      </w:r>
+    </w:p>
+    <w:p>
+      <w:pPr/>
+      <w:r>
+        <w:t>• To create a mobile app and website where admins can manage all campaigns in one place.</w:t>
+      </w:r>
+    </w:p>
+    <w:p>
+      <w:pPr/>
+      <w:r>
+        <w:t>• To make a proper system for recording donations so that there is a clear history.</w:t>
+      </w:r>
+    </w:p>
+    <w:p>
+      <w:pPr/>
+      <w:r>
+        <w:t>• To allow volunteers to register themselves on the app and join campaigns easily.</w:t>
+      </w:r>
+    </w:p>
+    <w:p>
+      <w:pPr/>
+      <w:r>
+        <w:t>• To generate PDF receipts for donations automatically.</w:t>
+      </w:r>
+    </w:p>
+    <w:p>
+      <w:pPr/>
+      <w:r>
+        <w:t>• To build a dashboard for the admin so they can see total donations and total volunteers at a glance.</w:t>
       </w:r>
     </w:p>
     <w:p>
@@ -786,257 +456,13 @@
         <w:pStyle w:val="Heading2"/>
       </w:pPr>
       <w:r>
-        <w:t>1.4 Problem Statement</w:t>
+        <w:t>1.4 Scope</w:t>
       </w:r>
     </w:p>
     <w:p>
       <w:pPr/>
       <w:r>
-        <w:t>Small and medium-sized NGOs in Pakistan lack an integrated, affordable digital platform that unifies campaign management, donation tracking, volunteer coordination, and impact analytics across mobile and web platforms, resulting in operational inefficiency, reduced donor trust, and limited scalability of humanitarian impact.</w:t>
-      </w:r>
-    </w:p>
-    <w:p>
-      <w:pPr>
-        <w:pStyle w:val="Heading2"/>
-      </w:pPr>
-      <w:r>
-        <w:t>1.5 Project Objectives</w:t>
-      </w:r>
-    </w:p>
-    <w:p>
-      <w:pPr/>
-      <w:r>
-        <w:t>1. To design and develop a cross-platform NGO management ecosystem using Flutter and Firebase that operates on Android, iOS, and Web from a single codebase.</w:t>
-      </w:r>
-    </w:p>
-    <w:p>
-      <w:pPr/>
-      <w:r>
-        <w:t>2. To implement a comprehensive campaign management module supporting the full lifecycle from creation to completion with real-time status tracking.</w:t>
-      </w:r>
-    </w:p>
-    <w:p>
-      <w:pPr/>
-      <w:r>
-        <w:t>3. To build a donation tracking system that records monetary and in-kind contributions with PDF receipt generation for transparency.</w:t>
-      </w:r>
-    </w:p>
-    <w:p>
-      <w:pPr/>
-      <w:r>
-        <w:t>4. To develop a volunteer management module enabling self-registration, campaign participation tracking, and contribution history.</w:t>
-      </w:r>
-    </w:p>
-    <w:p>
-      <w:pPr/>
-      <w:r>
-        <w:t>5. To implement role-based access control (RBAC) ensuring administrative functions are secured through server-side security rules.</w:t>
-      </w:r>
-    </w:p>
-    <w:p>
-      <w:pPr/>
-      <w:r>
-        <w:t>6. To create a responsive admin dashboard providing real-time analytics, user management, and PDF report generation.</w:t>
-      </w:r>
-    </w:p>
-    <w:p>
-      <w:pPr/>
-      <w:r>
-        <w:t>7. To design and implement a unified design system ensuring visual consistency across all platforms.</w:t>
-      </w:r>
-    </w:p>
-    <w:p>
-      <w:pPr/>
-      <w:r>
-        <w:t>8. To evaluate the system through unit testing, user feedback, and comparative analysis with existing solutions.</w:t>
-      </w:r>
-    </w:p>
-    <w:p>
-      <w:pPr>
-        <w:pStyle w:val="Heading2"/>
-      </w:pPr>
-      <w:r>
-        <w:t>1.6 Scope of the Project</w:t>
-      </w:r>
-    </w:p>
-    <w:p>
-      <w:pPr>
-        <w:pStyle w:val="Heading3"/>
-      </w:pPr>
-      <w:r>
-        <w:t>1.6.1 In Scope</w:t>
-      </w:r>
-    </w:p>
-    <w:p>
-      <w:pPr/>
-      <w:r>
-        <w:t>• Mobile application for Android and iOS platforms</w:t>
-      </w:r>
-    </w:p>
-    <w:p>
-      <w:pPr/>
-      <w:r>
-        <w:t>• Web platform with public landing page and authenticated dashboard</w:t>
-      </w:r>
-    </w:p>
-    <w:p>
-      <w:pPr/>
-      <w:r>
-        <w:t>• Admin dashboard with campaign, donation, volunteer, and user management</w:t>
-      </w:r>
-    </w:p>
-    <w:p>
-      <w:pPr/>
-      <w:r>
-        <w:t>• Firebase backend with Firestore, Authentication, and Storage</w:t>
-      </w:r>
-    </w:p>
-    <w:p>
-      <w:pPr/>
-      <w:r>
-        <w:t>• Role-based access control (Admin and Volunteer roles)</w:t>
-      </w:r>
-    </w:p>
-    <w:p>
-      <w:pPr/>
-      <w:r>
-        <w:t>• Real-time data synchronization across platforms</w:t>
-      </w:r>
-    </w:p>
-    <w:p>
-      <w:pPr/>
-      <w:r>
-        <w:t>• PDF generation for donation receipts and analytics reports</w:t>
-      </w:r>
-    </w:p>
-    <w:p>
-      <w:pPr/>
-      <w:r>
-        <w:t>• Dark and light theme support with responsive design</w:t>
-      </w:r>
-    </w:p>
-    <w:p>
-      <w:pPr>
-        <w:pStyle w:val="Heading3"/>
-      </w:pPr>
-      <w:r>
-        <w:t>1.6.2 Out of Scope</w:t>
-      </w:r>
-    </w:p>
-    <w:p>
-      <w:pPr/>
-      <w:r>
-        <w:t>• Online payment gateway integration (JazzCash, Easypaisa)</w:t>
-      </w:r>
-    </w:p>
-    <w:p>
-      <w:pPr/>
-      <w:r>
-        <w:t>• SMS-based notifications</w:t>
-      </w:r>
-    </w:p>
-    <w:p>
-      <w:pPr/>
-      <w:r>
-        <w:t>• Multi-organization (SaaS) support</w:t>
-      </w:r>
-    </w:p>
-    <w:p>
-      <w:pPr/>
-      <w:r>
-        <w:t>• Blockchain-based donation verification</w:t>
-      </w:r>
-    </w:p>
-    <w:p>
-      <w:pPr>
-        <w:pStyle w:val="Heading2"/>
-      </w:pPr>
-      <w:r>
-        <w:t>1.7 Limitations</w:t>
-      </w:r>
-    </w:p>
-    <w:p>
-      <w:pPr/>
-      <w:r>
-        <w:t>1. The system requires internet connectivity for full functionality.</w:t>
-      </w:r>
-    </w:p>
-    <w:p>
-      <w:pPr/>
-      <w:r>
-        <w:t>2. The application does not process real financial transactions; donation recording is manual entry by administrators.</w:t>
-      </w:r>
-    </w:p>
-    <w:p>
-      <w:pPr/>
-      <w:r>
-        <w:t>3. The system is designed for a single organization (HRAS); multi-tenant architecture is not implemented.</w:t>
-      </w:r>
-    </w:p>
-    <w:p>
-      <w:pPr/>
-      <w:r>
-        <w:t>4. Performance testing is limited to emulator and development environments.</w:t>
-      </w:r>
-    </w:p>
-    <w:p>
-      <w:pPr/>
-      <w:r>
-        <w:t>5. Real-time push notifications are not yet implemented; they are planned for FYP-02 using Firebase Cloud Messaging (FCM).</w:t>
-      </w:r>
-    </w:p>
-    <w:p>
-      <w:pPr/>
-      <w:r>
-        <w:t>6. The current system does not include an intelligent volunteer-campaign matching algorithm; this is planned as an innovation feature for FYP-02.</w:t>
-      </w:r>
-    </w:p>
-    <w:p>
-      <w:pPr/>
-      <w:r>
-        <w:t>7. Comprehensive user acceptance testing (UAT) with real HRAS volunteers has not yet been conducted; a formal user study is planned for FYP-02.</w:t>
-      </w:r>
-    </w:p>
-    <w:p>
-      <w:pPr>
-        <w:pStyle w:val="Heading2"/>
-      </w:pPr>
-      <w:r>
-        <w:t>1.8 Methodology Overview</w:t>
-      </w:r>
-    </w:p>
-    <w:p>
-      <w:pPr/>
-      <w:r>
-        <w:t>This project follows an Agile Iterative development methodology, organized into three iterations aligned with FYP semesters: FYP-01 (6th semester) covers requirements gathering, core mobile and web development. FYP-02 (7th semester) covers advanced feature development including push notifications and user study. FYP-03 (8th semester) covers deployment, final testing, and thesis compilation.</w:t>
-      </w:r>
-    </w:p>
-    <w:p>
-      <w:pPr>
-        <w:pStyle w:val="Heading2"/>
-      </w:pPr>
-      <w:r>
-        <w:t>1.9 Report Organization</w:t>
-      </w:r>
-    </w:p>
-    <w:p>
-      <w:pPr/>
-      <w:r>
-        <w:t>This report is organized into eight chapters following the university FYP template: Chapter 1 introduces the project context, problem statement, and objectives. Chapter 2 reviews existing literature and identifies research gaps. Chapter 3 presents the planning methodology and work schedule. Chapter 4 specifies functional and non-functional requirements with use cases. Chapter 5 describes the system design with UML diagrams. Chapter 6 presents the major code implementations. Chapter 7 covers software testing with test cases. Chapter 8 provides the conclusion, limitations, and future work.</w:t>
-      </w:r>
-    </w:p>
-    <w:p>
-      <w:pPr>
-        <w:pStyle w:val="Heading2"/>
-      </w:pPr>
-      <w:r>
-        <w:t>1.10 Chapter Summary</w:t>
-      </w:r>
-    </w:p>
-    <w:p>
-      <w:pPr/>
-      <w:r>
-        <w:t>This chapter introduced the HRAS NGO management ecosystem, establishing the context of NGO digitization challenges in Pakistan. Eight specific objectives were defined, the project scope was delineated, and an Agile Iterative methodology was selected for the 1.5-year development timeline.</w:t>
+        <w:t>This system covers the core operations of the HRAS NGO. It includes an Admin Panel on the web and a mobile app for both Admin and Volunteers. The system manages campaigns, donations, and volunteer registration. It does not include an online payment gateway (like jazzcash or credit card directly in the app) because NGOs prefer collecting physical cash or direct bank transfers. The focus is purely on managing the records and the people.</w:t>
       </w:r>
     </w:p>
     <w:p>
@@ -1056,7 +482,6 @@
       </w:pPr>
       <w:r>
         <w:rPr>
-          <w:rFonts w:ascii="Times New Roman" w:hAnsi="Times New Roman"/>
           <w:b/>
           <w:sz w:val="44"/>
         </w:rPr>
@@ -1069,7 +494,6 @@
       </w:pPr>
       <w:r>
         <w:rPr>
-          <w:rFonts w:ascii="Times New Roman" w:hAnsi="Times New Roman"/>
           <w:b/>
           <w:sz w:val="40"/>
         </w:rPr>
@@ -1095,13 +519,13 @@
         <w:pStyle w:val="Heading2"/>
       </w:pPr>
       <w:r>
-        <w:t>2.1 Theoretical Background</w:t>
+        <w:t>2.1 Introduction to Literature</w:t>
       </w:r>
     </w:p>
     <w:p>
       <w:pPr/>
       <w:r>
-        <w:t>The digital transformation of non-profit organizations has emerged as a significant area of research. Hackler and Saxton [1] established that technology capacity is directly correlated with organizational effectiveness in nonprofits. The COVID-19 pandemic accelerated NGO digitization globally, with Svensson et al. [2] reporting that 78% of surveyed nonprofits increased their technology adoption during 2020-2021.</w:t>
+        <w:t>Before starting the development of the HRAS system, I reviewed how other NGOs work and what kind of software they use. Research shows that when NGOs use digital tools, their work becomes much faster and people trust them more because everything is recorded clearly.</w:t>
       </w:r>
     </w:p>
     <w:p>
@@ -1109,13 +533,13 @@
         <w:pStyle w:val="Heading2"/>
       </w:pPr>
       <w:r>
-        <w:t>2.2 NGO Digital Transformation in Pakistan</w:t>
+        <w:t>2.2 Current Situation in Pakistan</w:t>
       </w:r>
     </w:p>
     <w:p>
       <w:pPr/>
       <w:r>
-        <w:t>Pakistan hosts over 45,000 registered NGOs [3], yet digital adoption remains limited among grassroots organizations. The Pakistan Centre for Philanthropy reports that individual giving exceeds PKR 300 billion annually, but tracking mechanisms are largely informal. Merkel et al. [5] observed that nonprofits often face a "technology gap" where organizational needs outpace available digital solutions.</w:t>
+        <w:t>There are thousands of NGOs in Pakistan. Some big ones like Edhi or Shaukat Khanum have their own big software systems. But the smaller local NGOs usually just use Excel sheets or WhatsApp. A recent study by the Pakistan Centre for Philanthropy showed that while people give a lot of charity, the record-keeping is very weak. This is why small NGOs need a system that is cheap and easy to use on mobile phones.</w:t>
       </w:r>
     </w:p>
     <w:p>
@@ -1123,88 +547,51 @@
         <w:pStyle w:val="Heading2"/>
       </w:pPr>
       <w:r>
-        <w:t>2.3 Existing NGO Management Systems</w:t>
+        <w:t>2.3 Existing Systems Analysis</w:t>
       </w:r>
     </w:p>
     <w:p>
       <w:pPr/>
       <w:r>
-        <w:t>CiviCRM [6] is an open-source constituent relationship management system. While comprehensive, it requires significant technical expertise to deploy and maintain, making it impractical for small NGOs without IT staff.</w:t>
-      </w:r>
-    </w:p>
-    <w:p>
-      <w:pPr/>
-      <w:r>
-        <w:t>Salesforce Nonprofit Cloud [7] offers a powerful CRM at reduced cost. However, the minimum $36/user/month pricing and complex configuration requirements place it beyond the reach of grassroots Pakistani NGOs.</w:t>
-      </w:r>
-    </w:p>
-    <w:p>
-      <w:pPr/>
-      <w:r>
-        <w:t>GoFundMe and LaunchGood focus exclusively on fundraising without campaign management or volunteer coordination capabilities.</w:t>
+        <w:t>There are some famous NGO software systems available in the world, like CiviCRM and Salesforce Nonprofit Cloud. However, these are built for very large international organizations. They are very complex, expensive, and require a lot of training to use. A small NGO in Pakistan cannot afford to buy or learn these systems. They need something very simple, preferably in English and easy to understand, which works directly from their mobile phone.</w:t>
       </w:r>
     </w:p>
     <w:p>
       <w:pPr>
-        <w:pStyle w:val="Heading2"/>
-      </w:pPr>
-      <w:r>
-        <w:t>2.4 Volunteer Management Platforms</w:t>
-      </w:r>
-    </w:p>
-    <w:p>
-      <w:pPr/>
-      <w:r>
-        <w:t>Dhebar and Stokes [9] identified four key functions of volunteer management systems: recruitment, matching, scheduling, and recognition. VolunteerHub and Galaxy Digital provide these functions but are designed for Western markets with subscription pricing models unsuitable for Pakistani NGO budgets.</w:t>
-      </w:r>
-    </w:p>
-    <w:p>
-      <w:pPr>
-        <w:pStyle w:val="Heading2"/>
-      </w:pPr>
-      <w:r>
-        <w:t>2.5 Donation and Transparency Systems</w:t>
-      </w:r>
-    </w:p>
-    <w:p>
-      <w:pPr/>
-      <w:r>
-        <w:t>Saxton and Wang [10] demonstrated that organizations with higher transparency levels received 53% more donations. The HRAS system addresses this through immutable audit logs, PDF receipts, and real-time analytics dashboards that provide donors and administrators with verifiable records.</w:t>
-      </w:r>
-    </w:p>
-    <w:p>
-      <w:pPr>
-        <w:pStyle w:val="Heading2"/>
-      </w:pPr>
-      <w:r>
-        <w:t>2.6 Cross-Platform Development Frameworks</w:t>
-      </w:r>
-    </w:p>
-    <w:p>
-      <w:pPr/>
-      <w:r>
-        <w:t>Flutter, developed by Google, compiles to native ARM code achieving 60fps rendering consistency [12]. React Native uses a JavaScript bridge introducing potential performance bottlenecks [14]. Biorn-Hansen et al. [12] concluded that Flutter offers superior performance for applications requiring complex UI with real-time data.</w:t>
-      </w:r>
-    </w:p>
-    <w:p>
-      <w:pPr>
-        <w:pStyle w:val="Heading2"/>
-      </w:pPr>
-      <w:r>
-        <w:t>2.7 Comparative Analysis of Existing Platforms</w:t>
-      </w:r>
-    </w:p>
-    <w:p>
-      <w:pPr>
-        <w:jc w:val="center"/>
+        <w:jc w:val="left"/>
       </w:pPr>
       <w:r>
         <w:rPr>
-          <w:rFonts w:ascii="Times New Roman" w:hAnsi="Times New Roman"/>
           <w:i/>
           <w:sz w:val="20"/>
         </w:rPr>
-        <w:t>Table 2.1: Comparative Analysis of Existing NGO Platforms</w:t>
+        <w:t xml:space="preserve">Table </w:t>
+      </w:r>
+      <w:r>
+        <w:fldChar w:fldCharType="begin"/>
+      </w:r>
+      <w:r>
+        <w:instrText xml:space="preserve"> SEQ Table \* ARABIC </w:instrText>
+      </w:r>
+      <w:r>
+        <w:fldChar w:fldCharType="separate"/>
+      </w:r>
+      <w:r>
+        <w:rPr>
+          <w:i/>
+          <w:sz w:val="20"/>
+        </w:rPr>
+        <w:t>1</w:t>
+      </w:r>
+      <w:r>
+        <w:fldChar w:fldCharType="end"/>
+      </w:r>
+      <w:r>
+        <w:rPr>
+          <w:i/>
+          <w:sz w:val="20"/>
+        </w:rPr>
+        <w:t>: Comparative Analysis of Existing NGO Platforms</w:t>
       </w:r>
     </w:p>
     <w:tbl>
@@ -1214,60 +601,61 @@
         <w:tblLook w:firstColumn="1" w:firstRow="1" w:lastColumn="0" w:lastRow="0" w:noHBand="0" w:noVBand="1" w:val="04A0"/>
       </w:tblPr>
       <w:tblGrid>
-        <w:gridCol w:w="1843"/>
-        <w:gridCol w:w="1843"/>
-        <w:gridCol w:w="1843"/>
-        <w:gridCol w:w="1843"/>
-        <w:gridCol w:w="1843"/>
+        <w:gridCol w:w="2304"/>
+        <w:gridCol w:w="2304"/>
+        <w:gridCol w:w="2304"/>
+        <w:gridCol w:w="2304"/>
       </w:tblGrid>
       <w:tr>
         <w:tc>
           <w:tcPr>
-            <w:tcW w:type="dxa" w:w="1843"/>
+            <w:tcW w:type="dxa" w:w="2304"/>
           </w:tcPr>
           <w:p>
             <w:r>
-              <w:t>Feature</w:t>
+              <w:rPr>
+                <w:b/>
+              </w:rPr>
+              <w:t>Feature / Software</w:t>
             </w:r>
           </w:p>
         </w:tc>
         <w:tc>
           <w:tcPr>
-            <w:tcW w:type="dxa" w:w="1843"/>
+            <w:tcW w:type="dxa" w:w="2304"/>
           </w:tcPr>
           <w:p>
             <w:r>
+              <w:rPr>
+                <w:b/>
+              </w:rPr>
               <w:t>CiviCRM</w:t>
             </w:r>
           </w:p>
         </w:tc>
         <w:tc>
           <w:tcPr>
-            <w:tcW w:type="dxa" w:w="1843"/>
+            <w:tcW w:type="dxa" w:w="2304"/>
           </w:tcPr>
           <w:p>
             <w:r>
+              <w:rPr>
+                <w:b/>
+              </w:rPr>
               <w:t>Salesforce</w:t>
             </w:r>
           </w:p>
         </w:tc>
         <w:tc>
           <w:tcPr>
-            <w:tcW w:type="dxa" w:w="1843"/>
+            <w:tcW w:type="dxa" w:w="2304"/>
           </w:tcPr>
           <w:p>
             <w:r>
-              <w:t>GoFundMe</w:t>
-            </w:r>
-          </w:p>
-        </w:tc>
-        <w:tc>
-          <w:tcPr>
-            <w:tcW w:type="dxa" w:w="1843"/>
-          </w:tcPr>
-          <w:p>
-            <w:r>
-              <w:t>HRAS (Ours)</w:t>
+              <w:rPr>
+                <w:b/>
+              </w:rPr>
+              <w:t>HRAS System (Proposed)</w:t>
             </w:r>
           </w:p>
         </w:tc>
@@ -1275,51 +663,41 @@
       <w:tr>
         <w:tc>
           <w:tcPr>
-            <w:tcW w:type="dxa" w:w="1843"/>
+            <w:tcW w:type="dxa" w:w="2304"/>
           </w:tcPr>
           <w:p>
             <w:r>
-              <w:t>Campaign Management</w:t>
+              <w:t>Cost</w:t>
             </w:r>
           </w:p>
         </w:tc>
         <w:tc>
           <w:tcPr>
-            <w:tcW w:type="dxa" w:w="1843"/>
+            <w:tcW w:type="dxa" w:w="2304"/>
           </w:tcPr>
           <w:p>
             <w:r>
-              <w:t>Yes</w:t>
+              <w:t>High (Server costs)</w:t>
             </w:r>
           </w:p>
         </w:tc>
         <w:tc>
           <w:tcPr>
-            <w:tcW w:type="dxa" w:w="1843"/>
+            <w:tcW w:type="dxa" w:w="2304"/>
           </w:tcPr>
           <w:p>
             <w:r>
-              <w:t>Yes</w:t>
+              <w:t>Very High</w:t>
             </w:r>
           </w:p>
         </w:tc>
         <w:tc>
           <w:tcPr>
-            <w:tcW w:type="dxa" w:w="1843"/>
+            <w:tcW w:type="dxa" w:w="2304"/>
           </w:tcPr>
           <w:p>
             <w:r>
-              <w:t>No</w:t>
-            </w:r>
-          </w:p>
-        </w:tc>
-        <w:tc>
-          <w:tcPr>
-            <w:tcW w:type="dxa" w:w="1843"/>
-          </w:tcPr>
-          <w:p>
-            <w:r>
-              <w:t>Yes</w:t>
+              <w:t>Free/Low Cost (Firebase)</w:t>
             </w:r>
           </w:p>
         </w:tc>
@@ -1327,51 +705,41 @@
       <w:tr>
         <w:tc>
           <w:tcPr>
-            <w:tcW w:type="dxa" w:w="1843"/>
+            <w:tcW w:type="dxa" w:w="2304"/>
           </w:tcPr>
           <w:p>
             <w:r>
-              <w:t>Donation Tracking</w:t>
+              <w:t>Complexity</w:t>
             </w:r>
           </w:p>
         </w:tc>
         <w:tc>
           <w:tcPr>
-            <w:tcW w:type="dxa" w:w="1843"/>
+            <w:tcW w:type="dxa" w:w="2304"/>
           </w:tcPr>
           <w:p>
             <w:r>
-              <w:t>Yes</w:t>
+              <w:t>Very Complex</w:t>
             </w:r>
           </w:p>
         </w:tc>
         <w:tc>
           <w:tcPr>
-            <w:tcW w:type="dxa" w:w="1843"/>
+            <w:tcW w:type="dxa" w:w="2304"/>
           </w:tcPr>
           <w:p>
             <w:r>
-              <w:t>Yes</w:t>
+              <w:t>Very Complex</w:t>
             </w:r>
           </w:p>
         </w:tc>
         <w:tc>
           <w:tcPr>
-            <w:tcW w:type="dxa" w:w="1843"/>
+            <w:tcW w:type="dxa" w:w="2304"/>
           </w:tcPr>
           <w:p>
             <w:r>
-              <w:t>Yes</w:t>
-            </w:r>
-          </w:p>
-        </w:tc>
-        <w:tc>
-          <w:tcPr>
-            <w:tcW w:type="dxa" w:w="1843"/>
-          </w:tcPr>
-          <w:p>
-            <w:r>
-              <w:t>Yes</w:t>
+              <w:t>Simple &amp; User-Friendly</w:t>
             </w:r>
           </w:p>
         </w:tc>
@@ -1379,59 +747,7 @@
       <w:tr>
         <w:tc>
           <w:tcPr>
-            <w:tcW w:type="dxa" w:w="1843"/>
-          </w:tcPr>
-          <w:p>
-            <w:r>
-              <w:t>Volunteer Management</w:t>
-            </w:r>
-          </w:p>
-        </w:tc>
-        <w:tc>
-          <w:tcPr>
-            <w:tcW w:type="dxa" w:w="1843"/>
-          </w:tcPr>
-          <w:p>
-            <w:r>
-              <w:t>No</w:t>
-            </w:r>
-          </w:p>
-        </w:tc>
-        <w:tc>
-          <w:tcPr>
-            <w:tcW w:type="dxa" w:w="1843"/>
-          </w:tcPr>
-          <w:p>
-            <w:r>
-              <w:t>Yes</w:t>
-            </w:r>
-          </w:p>
-        </w:tc>
-        <w:tc>
-          <w:tcPr>
-            <w:tcW w:type="dxa" w:w="1843"/>
-          </w:tcPr>
-          <w:p>
-            <w:r>
-              <w:t>No</w:t>
-            </w:r>
-          </w:p>
-        </w:tc>
-        <w:tc>
-          <w:tcPr>
-            <w:tcW w:type="dxa" w:w="1843"/>
-          </w:tcPr>
-          <w:p>
-            <w:r>
-              <w:t>Yes</w:t>
-            </w:r>
-          </w:p>
-        </w:tc>
-      </w:tr>
-      <w:tr>
-        <w:tc>
-          <w:tcPr>
-            <w:tcW w:type="dxa" w:w="1843"/>
+            <w:tcW w:type="dxa" w:w="2304"/>
           </w:tcPr>
           <w:p>
             <w:r>
@@ -1441,41 +757,31 @@
         </w:tc>
         <w:tc>
           <w:tcPr>
-            <w:tcW w:type="dxa" w:w="1843"/>
+            <w:tcW w:type="dxa" w:w="2304"/>
           </w:tcPr>
           <w:p>
             <w:r>
-              <w:t>No</w:t>
+              <w:t>No official app</w:t>
             </w:r>
           </w:p>
         </w:tc>
         <w:tc>
           <w:tcPr>
-            <w:tcW w:type="dxa" w:w="1843"/>
+            <w:tcW w:type="dxa" w:w="2304"/>
           </w:tcPr>
           <w:p>
             <w:r>
-              <w:t>No</w:t>
+              <w:t>Yes, but complex</w:t>
             </w:r>
           </w:p>
         </w:tc>
         <w:tc>
           <w:tcPr>
-            <w:tcW w:type="dxa" w:w="1843"/>
+            <w:tcW w:type="dxa" w:w="2304"/>
           </w:tcPr>
           <w:p>
             <w:r>
-              <w:t>Yes</w:t>
-            </w:r>
-          </w:p>
-        </w:tc>
-        <w:tc>
-          <w:tcPr>
-            <w:tcW w:type="dxa" w:w="1843"/>
-          </w:tcPr>
-          <w:p>
-            <w:r>
-              <w:t>Yes</w:t>
+              <w:t>Yes (Flutter Native)</w:t>
             </w:r>
           </w:p>
         </w:tc>
@@ -1483,155 +789,41 @@
       <w:tr>
         <w:tc>
           <w:tcPr>
-            <w:tcW w:type="dxa" w:w="1843"/>
+            <w:tcW w:type="dxa" w:w="2304"/>
           </w:tcPr>
           <w:p>
             <w:r>
-              <w:t>Real-time Sync</w:t>
+              <w:t>Target User</w:t>
             </w:r>
           </w:p>
         </w:tc>
         <w:tc>
           <w:tcPr>
-            <w:tcW w:type="dxa" w:w="1843"/>
+            <w:tcW w:type="dxa" w:w="2304"/>
           </w:tcPr>
           <w:p>
             <w:r>
-              <w:t>No</w:t>
+              <w:t>Large Enterprises</w:t>
             </w:r>
           </w:p>
         </w:tc>
         <w:tc>
           <w:tcPr>
-            <w:tcW w:type="dxa" w:w="1843"/>
+            <w:tcW w:type="dxa" w:w="2304"/>
           </w:tcPr>
           <w:p>
             <w:r>
-              <w:t>No</w:t>
+              <w:t>Global Charities</w:t>
             </w:r>
           </w:p>
         </w:tc>
         <w:tc>
           <w:tcPr>
-            <w:tcW w:type="dxa" w:w="1843"/>
+            <w:tcW w:type="dxa" w:w="2304"/>
           </w:tcPr>
           <w:p>
             <w:r>
-              <w:t>No</w:t>
-            </w:r>
-          </w:p>
-        </w:tc>
-        <w:tc>
-          <w:tcPr>
-            <w:tcW w:type="dxa" w:w="1843"/>
-          </w:tcPr>
-          <w:p>
-            <w:r>
-              <w:t>Yes</w:t>
-            </w:r>
-          </w:p>
-        </w:tc>
-      </w:tr>
-      <w:tr>
-        <w:tc>
-          <w:tcPr>
-            <w:tcW w:type="dxa" w:w="1843"/>
-          </w:tcPr>
-          <w:p>
-            <w:r>
-              <w:t>Free / Open Source</w:t>
-            </w:r>
-          </w:p>
-        </w:tc>
-        <w:tc>
-          <w:tcPr>
-            <w:tcW w:type="dxa" w:w="1843"/>
-          </w:tcPr>
-          <w:p>
-            <w:r>
-              <w:t>Yes</w:t>
-            </w:r>
-          </w:p>
-        </w:tc>
-        <w:tc>
-          <w:tcPr>
-            <w:tcW w:type="dxa" w:w="1843"/>
-          </w:tcPr>
-          <w:p>
-            <w:r>
-              <w:t>No</w:t>
-            </w:r>
-          </w:p>
-        </w:tc>
-        <w:tc>
-          <w:tcPr>
-            <w:tcW w:type="dxa" w:w="1843"/>
-          </w:tcPr>
-          <w:p>
-            <w:r>
-              <w:t>No</w:t>
-            </w:r>
-          </w:p>
-        </w:tc>
-        <w:tc>
-          <w:tcPr>
-            <w:tcW w:type="dxa" w:w="1843"/>
-          </w:tcPr>
-          <w:p>
-            <w:r>
-              <w:t>Yes</w:t>
-            </w:r>
-          </w:p>
-        </w:tc>
-      </w:tr>
-      <w:tr>
-        <w:tc>
-          <w:tcPr>
-            <w:tcW w:type="dxa" w:w="1843"/>
-          </w:tcPr>
-          <w:p>
-            <w:r>
-              <w:t>Pakistan Context</w:t>
-            </w:r>
-          </w:p>
-        </w:tc>
-        <w:tc>
-          <w:tcPr>
-            <w:tcW w:type="dxa" w:w="1843"/>
-          </w:tcPr>
-          <w:p>
-            <w:r>
-              <w:t>No</w:t>
-            </w:r>
-          </w:p>
-        </w:tc>
-        <w:tc>
-          <w:tcPr>
-            <w:tcW w:type="dxa" w:w="1843"/>
-          </w:tcPr>
-          <w:p>
-            <w:r>
-              <w:t>No</w:t>
-            </w:r>
-          </w:p>
-        </w:tc>
-        <w:tc>
-          <w:tcPr>
-            <w:tcW w:type="dxa" w:w="1843"/>
-          </w:tcPr>
-          <w:p>
-            <w:r>
-              <w:t>No</w:t>
-            </w:r>
-          </w:p>
-        </w:tc>
-        <w:tc>
-          <w:tcPr>
-            <w:tcW w:type="dxa" w:w="1843"/>
-          </w:tcPr>
-          <w:p>
-            <w:r>
-              <w:t>Yes</w:t>
+              <w:t>Local Pakistani NGOs</w:t>
             </w:r>
           </w:p>
         </w:tc>
@@ -1642,201 +834,13 @@
         <w:pStyle w:val="Heading2"/>
       </w:pPr>
       <w:r>
-        <w:t>2.8 Research Gap Identification</w:t>
+        <w:t>2.4 Summary</w:t>
       </w:r>
     </w:p>
     <w:p>
       <w:pPr/>
       <w:r>
-        <w:t>The literature review reveals: (1) No existing solution combines campaign management, donation tracking, volunteer coordination, and analytics in a single mobile-first platform for Pakistani NGOs. (2) Available enterprise solutions require subscriptions beyond grassroots budgets. (3) Western platforms do not account for Pakistani context (PKR currency, local phone formats, Urdu language). (4) No existing system provides server-side RBAC with immutable audit trails in a cross-platform NGO application.</w:t>
-      </w:r>
-    </w:p>
-    <w:p>
-      <w:pPr>
-        <w:pStyle w:val="Heading2"/>
-      </w:pPr>
-      <w:r>
-        <w:t>2.9 Chapter Summary</w:t>
-      </w:r>
-    </w:p>
-    <w:p>
-      <w:pPr/>
-      <w:r>
-        <w:t>This chapter reviewed existing literature on NGO digitization, volunteer management, donation transparency, and cross-platform development. The identified research gaps — lack of affordable, mobile-first, culturally relevant NGO management platforms — form the foundation for this project.</w:t>
-      </w:r>
-    </w:p>
-    <w:p/>
-    <w:p>
-      <w:pPr>
-        <w:pStyle w:val="Heading2"/>
-      </w:pPr>
-      <w:r>
-        <w:t>References</w:t>
-      </w:r>
-    </w:p>
-    <w:p>
-      <w:pPr>
-        <w:spacing w:after="80"/>
-      </w:pPr>
-      <w:r>
-        <w:rPr>
-          <w:sz w:val="22"/>
-        </w:rPr>
-        <w:t>[1] D. Hackler and G. D. Saxton, "The Strategic Use of Information Technology by Nonprofit Organizations," Public Administration Review, vol. 67, no. 3, pp. 474-487, 2007.</w:t>
-      </w:r>
-    </w:p>
-    <w:p>
-      <w:pPr>
-        <w:spacing w:after="80"/>
-      </w:pPr>
-      <w:r>
-        <w:rPr>
-          <w:sz w:val="22"/>
-        </w:rPr>
-        <w:t>[2] P. G. Svensson et al., "Technology and Nonprofit Management: A Systematic Review," Nonprofit and Voluntary Sector Quarterly, vol. 50, no. 6, 2021.</w:t>
-      </w:r>
-    </w:p>
-    <w:p>
-      <w:pPr>
-        <w:spacing w:after="80"/>
-      </w:pPr>
-      <w:r>
-        <w:rPr>
-          <w:sz w:val="22"/>
-        </w:rPr>
-        <w:t>[3] Pakistan Centre for Philanthropy, "The State of Individual Philanthropy in Pakistan," PCP Research Report, 2021.</w:t>
-      </w:r>
-    </w:p>
-    <w:p>
-      <w:pPr>
-        <w:spacing w:after="80"/>
-      </w:pPr>
-      <w:r>
-        <w:rPr>
-          <w:sz w:val="22"/>
-        </w:rPr>
-        <w:t>[4] M. R. Teirlinck and P. Spruyt, "Digital Transformation of NGOs: A Conceptual Framework," Information Technology for Development, vol. 28, no. 2, 2022.</w:t>
-      </w:r>
-    </w:p>
-    <w:p>
-      <w:pPr>
-        <w:spacing w:after="80"/>
-      </w:pPr>
-      <w:r>
-        <w:rPr>
-          <w:sz w:val="22"/>
-        </w:rPr>
-        <w:t>[5] C. Merkel et al., "Managing Technology Use in Nonprofit Community Organizations," Proc. ACM SIGCHI, 2007.</w:t>
-      </w:r>
-    </w:p>
-    <w:p>
-      <w:pPr>
-        <w:spacing w:after="80"/>
-      </w:pPr>
-      <w:r>
-        <w:rPr>
-          <w:sz w:val="22"/>
-        </w:rPr>
-        <w:t>[6] CiviCRM Documentation, https://docs.civicrm.org, Accessed 2026.</w:t>
-      </w:r>
-    </w:p>
-    <w:p>
-      <w:pPr>
-        <w:spacing w:after="80"/>
-      </w:pPr>
-      <w:r>
-        <w:rPr>
-          <w:sz w:val="22"/>
-        </w:rPr>
-        <w:t>[7] Salesforce Nonprofit Cloud, https://www.salesforce.org, Accessed 2026.</w:t>
-      </w:r>
-    </w:p>
-    <w:p>
-      <w:pPr>
-        <w:spacing w:after="80"/>
-      </w:pPr>
-      <w:r>
-        <w:rPr>
-          <w:sz w:val="22"/>
-        </w:rPr>
-        <w:t>[8] Odoo Nonprofit Management, https://www.odoo.com, Accessed 2026.</w:t>
-      </w:r>
-    </w:p>
-    <w:p>
-      <w:pPr>
-        <w:spacing w:after="80"/>
-      </w:pPr>
-      <w:r>
-        <w:rPr>
-          <w:sz w:val="22"/>
-        </w:rPr>
-        <w:t>[9] B. B. Dhebar and B. Stokes, "A Nonprofit Manager's Guide to Online Volunteering," Nonprofit Management and Leadership, vol. 18, no. 4, 2008.</w:t>
-      </w:r>
-    </w:p>
-    <w:p>
-      <w:pPr>
-        <w:spacing w:after="80"/>
-      </w:pPr>
-      <w:r>
-        <w:rPr>
-          <w:sz w:val="22"/>
-        </w:rPr>
-        <w:t>[10] G. D. Saxton and L. Wang, "The Social Network Effect," Nonprofit and Voluntary Sector Quarterly, vol. 43, no. 5, pp. 850-868, 2014.</w:t>
-      </w:r>
-    </w:p>
-    <w:p>
-      <w:pPr>
-        <w:spacing w:after="80"/>
-      </w:pPr>
-      <w:r>
-        <w:rPr>
-          <w:sz w:val="22"/>
-        </w:rPr>
-        <w:t>[11] A. Dubey et al., "Blockchain Technology for Humanitarian Supply Chains," Intl. Journal of Production Research, vol. 58, no. 11, 2020.</w:t>
-      </w:r>
-    </w:p>
-    <w:p>
-      <w:pPr>
-        <w:spacing w:after="80"/>
-      </w:pPr>
-      <w:r>
-        <w:rPr>
-          <w:sz w:val="22"/>
-        </w:rPr>
-        <w:t>[12] A. Biorn-Hansen et al., "Cross-Platform Mobile Development," ACM Computing Surveys, vol. 51, no. 5, 2019.</w:t>
-      </w:r>
-    </w:p>
-    <w:p>
-      <w:pPr>
-        <w:spacing w:after="80"/>
-      </w:pPr>
-      <w:r>
-        <w:rPr>
-          <w:sz w:val="22"/>
-        </w:rPr>
-        <w:t>[13] W. Wu, "React Native vs Flutter," Computing Science Master Thesis, Metropolia University, 2018.</w:t>
-      </w:r>
-    </w:p>
-    <w:p>
-      <w:pPr>
-        <w:spacing w:after="80"/>
-      </w:pPr>
-      <w:r>
-        <w:rPr>
-          <w:sz w:val="22"/>
-        </w:rPr>
-        <w:t>[14] E. Nicola, "Performance Comparison of React Native and Flutter," Proc. IEEE ICSESS, 2021.</w:t>
-      </w:r>
-    </w:p>
-    <w:p>
-      <w:pPr>
-        <w:spacing w:after="80"/>
-      </w:pPr>
-      <w:r>
-        <w:rPr>
-          <w:sz w:val="22"/>
-        </w:rPr>
-        <w:t>[15] K. Lee and S. Park, "Intelligent Volunteer Matching Using ML," Proc. IEEE Intl. Conf. Big Data, 2020.</w:t>
+        <w:t>The literature review showed that while there is big software available for NGOs, it is not suitable for small, local organizations in Pakistan. This proved that there is a real need to build a custom, simple, and mobile-friendly system like HRAS.</w:t>
       </w:r>
     </w:p>
     <w:p>
@@ -1844,970 +848,6 @@
         <w:br w:type="page"/>
       </w:r>
     </w:p>
-    <w:p>
-      <w:pPr>
-        <w:pStyle w:val="Heading1"/>
-        <w:jc w:val="center"/>
-      </w:pPr>
-      <w:r>
-        <w:t>APPENDIX A: SYSTEM DIAGRAMS</w:t>
-      </w:r>
-    </w:p>
-    <w:p/>
-    <w:p>
-      <w:pPr>
-        <w:jc w:val="center"/>
-      </w:pPr>
-      <w:r>
-        <w:drawing>
-          <wp:inline xmlns:a="http://schemas.openxmlformats.org/drawingml/2006/main" xmlns:pic="http://schemas.openxmlformats.org/drawingml/2006/picture">
-            <wp:extent cx="4754880" cy="1238731"/>
-            <wp:docPr id="1" name="Picture 1"/>
-            <wp:cNvGraphicFramePr>
-              <a:graphicFrameLocks noChangeAspect="1"/>
-            </wp:cNvGraphicFramePr>
-            <a:graphic>
-              <a:graphicData uri="http://schemas.openxmlformats.org/drawingml/2006/picture">
-                <pic:pic>
-                  <pic:nvPicPr>
-                    <pic:cNvPr id="0" name="unified_system_architecture.png"/>
-                    <pic:cNvPicPr/>
-                  </pic:nvPicPr>
-                  <pic:blipFill>
-                    <a:blip r:embed="rId10"/>
-                    <a:stretch>
-                      <a:fillRect/>
-                    </a:stretch>
-                  </pic:blipFill>
-                  <pic:spPr>
-                    <a:xfrm>
-                      <a:off x="0" y="0"/>
-                      <a:ext cx="4754880" cy="1238731"/>
-                    </a:xfrm>
-                    <a:prstGeom prst="rect"/>
-                  </pic:spPr>
-                </pic:pic>
-              </a:graphicData>
-            </a:graphic>
-          </wp:inline>
-        </w:drawing>
-      </w:r>
-    </w:p>
-    <w:p>
-      <w:pPr>
-        <w:jc w:val="center"/>
-      </w:pPr>
-      <w:r>
-        <w:rPr>
-          <w:rFonts w:ascii="Times New Roman" w:hAnsi="Times New Roman"/>
-          <w:i/>
-          <w:sz w:val="20"/>
-        </w:rPr>
-        <w:t>Figure 4.1: Unified System Architecture — HRAS Ecosystem</w:t>
-      </w:r>
-    </w:p>
-    <w:p/>
-    <w:p>
-      <w:pPr>
-        <w:jc w:val="center"/>
-      </w:pPr>
-      <w:r>
-        <w:drawing>
-          <wp:inline xmlns:a="http://schemas.openxmlformats.org/drawingml/2006/main" xmlns:pic="http://schemas.openxmlformats.org/drawingml/2006/picture">
-            <wp:extent cx="4754880" cy="13785041"/>
-            <wp:docPr id="2" name="Picture 2"/>
-            <wp:cNvGraphicFramePr>
-              <a:graphicFrameLocks noChangeAspect="1"/>
-            </wp:cNvGraphicFramePr>
-            <a:graphic>
-              <a:graphicData uri="http://schemas.openxmlformats.org/drawingml/2006/picture">
-                <pic:pic>
-                  <pic:nvPicPr>
-                    <pic:cNvPr id="0" name="use_case_final.png"/>
-                    <pic:cNvPicPr/>
-                  </pic:nvPicPr>
-                  <pic:blipFill>
-                    <a:blip r:embed="rId11"/>
-                    <a:stretch>
-                      <a:fillRect/>
-                    </a:stretch>
-                  </pic:blipFill>
-                  <pic:spPr>
-                    <a:xfrm>
-                      <a:off x="0" y="0"/>
-                      <a:ext cx="4754880" cy="13785041"/>
-                    </a:xfrm>
-                    <a:prstGeom prst="rect"/>
-                  </pic:spPr>
-                </pic:pic>
-              </a:graphicData>
-            </a:graphic>
-          </wp:inline>
-        </w:drawing>
-      </w:r>
-    </w:p>
-    <w:p>
-      <w:pPr>
-        <w:jc w:val="center"/>
-      </w:pPr>
-      <w:r>
-        <w:rPr>
-          <w:rFonts w:ascii="Times New Roman" w:hAnsi="Times New Roman"/>
-          <w:i/>
-          <w:sz w:val="20"/>
-        </w:rPr>
-        <w:t>Figure 4.2: Use Case Diagram — Admin, Public, and Volunteer Actors</w:t>
-      </w:r>
-    </w:p>
-    <w:p/>
-    <w:p>
-      <w:pPr>
-        <w:jc w:val="center"/>
-      </w:pPr>
-      <w:r>
-        <w:drawing>
-          <wp:inline xmlns:a="http://schemas.openxmlformats.org/drawingml/2006/main" xmlns:pic="http://schemas.openxmlformats.org/drawingml/2006/picture">
-            <wp:extent cx="4754880" cy="5736576"/>
-            <wp:docPr id="3" name="Picture 3"/>
-            <wp:cNvGraphicFramePr>
-              <a:graphicFrameLocks noChangeAspect="1"/>
-            </wp:cNvGraphicFramePr>
-            <a:graphic>
-              <a:graphicData uri="http://schemas.openxmlformats.org/drawingml/2006/picture">
-                <pic:pic>
-                  <pic:nvPicPr>
-                    <pic:cNvPr id="0" name="er_final.png"/>
-                    <pic:cNvPicPr/>
-                  </pic:nvPicPr>
-                  <pic:blipFill>
-                    <a:blip r:embed="rId12"/>
-                    <a:stretch>
-                      <a:fillRect/>
-                    </a:stretch>
-                  </pic:blipFill>
-                  <pic:spPr>
-                    <a:xfrm>
-                      <a:off x="0" y="0"/>
-                      <a:ext cx="4754880" cy="5736576"/>
-                    </a:xfrm>
-                    <a:prstGeom prst="rect"/>
-                  </pic:spPr>
-                </pic:pic>
-              </a:graphicData>
-            </a:graphic>
-          </wp:inline>
-        </w:drawing>
-      </w:r>
-    </w:p>
-    <w:p>
-      <w:pPr>
-        <w:jc w:val="center"/>
-      </w:pPr>
-      <w:r>
-        <w:rPr>
-          <w:rFonts w:ascii="Times New Roman" w:hAnsi="Times New Roman"/>
-          <w:i/>
-          <w:sz w:val="20"/>
-        </w:rPr>
-        <w:t>Figure 4.3: Entity Relationship Diagram — Firestore Collections</w:t>
-      </w:r>
-    </w:p>
-    <w:p/>
-    <w:p>
-      <w:pPr>
-        <w:jc w:val="center"/>
-      </w:pPr>
-      <w:r>
-        <w:drawing>
-          <wp:inline xmlns:a="http://schemas.openxmlformats.org/drawingml/2006/main" xmlns:pic="http://schemas.openxmlformats.org/drawingml/2006/picture">
-            <wp:extent cx="4754880" cy="2978191"/>
-            <wp:docPr id="4" name="Picture 4"/>
-            <wp:cNvGraphicFramePr>
-              <a:graphicFrameLocks noChangeAspect="1"/>
-            </wp:cNvGraphicFramePr>
-            <a:graphic>
-              <a:graphicData uri="http://schemas.openxmlformats.org/drawingml/2006/picture">
-                <pic:pic>
-                  <pic:nvPicPr>
-                    <pic:cNvPr id="0" name="sequence_donation.png"/>
-                    <pic:cNvPicPr/>
-                  </pic:nvPicPr>
-                  <pic:blipFill>
-                    <a:blip r:embed="rId13"/>
-                    <a:stretch>
-                      <a:fillRect/>
-                    </a:stretch>
-                  </pic:blipFill>
-                  <pic:spPr>
-                    <a:xfrm>
-                      <a:off x="0" y="0"/>
-                      <a:ext cx="4754880" cy="2978191"/>
-                    </a:xfrm>
-                    <a:prstGeom prst="rect"/>
-                  </pic:spPr>
-                </pic:pic>
-              </a:graphicData>
-            </a:graphic>
-          </wp:inline>
-        </w:drawing>
-      </w:r>
-    </w:p>
-    <w:p>
-      <w:pPr>
-        <w:jc w:val="center"/>
-      </w:pPr>
-      <w:r>
-        <w:rPr>
-          <w:rFonts w:ascii="Times New Roman" w:hAnsi="Times New Roman"/>
-          <w:i/>
-          <w:sz w:val="20"/>
-        </w:rPr>
-        <w:t>Figure 4.4: Sequence Diagram — Donation Transaction Flow</w:t>
-      </w:r>
-    </w:p>
-    <w:p/>
-    <w:p>
-      <w:pPr>
-        <w:jc w:val="center"/>
-      </w:pPr>
-      <w:r>
-        <w:drawing>
-          <wp:inline xmlns:a="http://schemas.openxmlformats.org/drawingml/2006/main" xmlns:pic="http://schemas.openxmlformats.org/drawingml/2006/picture">
-            <wp:extent cx="4754880" cy="2100568"/>
-            <wp:docPr id="5" name="Picture 5"/>
-            <wp:cNvGraphicFramePr>
-              <a:graphicFrameLocks noChangeAspect="1"/>
-            </wp:cNvGraphicFramePr>
-            <a:graphic>
-              <a:graphicData uri="http://schemas.openxmlformats.org/drawingml/2006/picture">
-                <pic:pic>
-                  <pic:nvPicPr>
-                    <pic:cNvPr id="0" name="sequence_volunteer.png"/>
-                    <pic:cNvPicPr/>
-                  </pic:nvPicPr>
-                  <pic:blipFill>
-                    <a:blip r:embed="rId14"/>
-                    <a:stretch>
-                      <a:fillRect/>
-                    </a:stretch>
-                  </pic:blipFill>
-                  <pic:spPr>
-                    <a:xfrm>
-                      <a:off x="0" y="0"/>
-                      <a:ext cx="4754880" cy="2100568"/>
-                    </a:xfrm>
-                    <a:prstGeom prst="rect"/>
-                  </pic:spPr>
-                </pic:pic>
-              </a:graphicData>
-            </a:graphic>
-          </wp:inline>
-        </w:drawing>
-      </w:r>
-    </w:p>
-    <w:p>
-      <w:pPr>
-        <w:jc w:val="center"/>
-      </w:pPr>
-      <w:r>
-        <w:rPr>
-          <w:rFonts w:ascii="Times New Roman" w:hAnsi="Times New Roman"/>
-          <w:i/>
-          <w:sz w:val="20"/>
-        </w:rPr>
-        <w:t>Figure 4.5: Sequence Diagram — Volunteer Registration Flow</w:t>
-      </w:r>
-    </w:p>
-    <w:p/>
-    <w:p>
-      <w:pPr>
-        <w:jc w:val="center"/>
-      </w:pPr>
-      <w:r>
-        <w:drawing>
-          <wp:inline xmlns:a="http://schemas.openxmlformats.org/drawingml/2006/main" xmlns:pic="http://schemas.openxmlformats.org/drawingml/2006/picture">
-            <wp:extent cx="4754880" cy="4633993"/>
-            <wp:docPr id="6" name="Picture 6"/>
-            <wp:cNvGraphicFramePr>
-              <a:graphicFrameLocks noChangeAspect="1"/>
-            </wp:cNvGraphicFramePr>
-            <a:graphic>
-              <a:graphicData uri="http://schemas.openxmlformats.org/drawingml/2006/picture">
-                <pic:pic>
-                  <pic:nvPicPr>
-                    <pic:cNvPr id="0" name="activity_campaign.png"/>
-                    <pic:cNvPicPr/>
-                  </pic:nvPicPr>
-                  <pic:blipFill>
-                    <a:blip r:embed="rId15"/>
-                    <a:stretch>
-                      <a:fillRect/>
-                    </a:stretch>
-                  </pic:blipFill>
-                  <pic:spPr>
-                    <a:xfrm>
-                      <a:off x="0" y="0"/>
-                      <a:ext cx="4754880" cy="4633993"/>
-                    </a:xfrm>
-                    <a:prstGeom prst="rect"/>
-                  </pic:spPr>
-                </pic:pic>
-              </a:graphicData>
-            </a:graphic>
-          </wp:inline>
-        </w:drawing>
-      </w:r>
-    </w:p>
-    <w:p>
-      <w:pPr>
-        <w:jc w:val="center"/>
-      </w:pPr>
-      <w:r>
-        <w:rPr>
-          <w:rFonts w:ascii="Times New Roman" w:hAnsi="Times New Roman"/>
-          <w:i/>
-          <w:sz w:val="20"/>
-        </w:rPr>
-        <w:t>Figure 4.6: Activity Diagram — Campaign Lifecycle</w:t>
-      </w:r>
-    </w:p>
-    <w:p/>
-    <w:p>
-      <w:pPr>
-        <w:jc w:val="center"/>
-      </w:pPr>
-      <w:r>
-        <w:drawing>
-          <wp:inline xmlns:a="http://schemas.openxmlformats.org/drawingml/2006/main" xmlns:pic="http://schemas.openxmlformats.org/drawingml/2006/picture">
-            <wp:extent cx="4754880" cy="4824340"/>
-            <wp:docPr id="7" name="Picture 7"/>
-            <wp:cNvGraphicFramePr>
-              <a:graphicFrameLocks noChangeAspect="1"/>
-            </wp:cNvGraphicFramePr>
-            <a:graphic>
-              <a:graphicData uri="http://schemas.openxmlformats.org/drawingml/2006/picture">
-                <pic:pic>
-                  <pic:nvPicPr>
-                    <pic:cNvPr id="0" name="class_entities.png"/>
-                    <pic:cNvPicPr/>
-                  </pic:nvPicPr>
-                  <pic:blipFill>
-                    <a:blip r:embed="rId16"/>
-                    <a:stretch>
-                      <a:fillRect/>
-                    </a:stretch>
-                  </pic:blipFill>
-                  <pic:spPr>
-                    <a:xfrm>
-                      <a:off x="0" y="0"/>
-                      <a:ext cx="4754880" cy="4824340"/>
-                    </a:xfrm>
-                    <a:prstGeom prst="rect"/>
-                  </pic:spPr>
-                </pic:pic>
-              </a:graphicData>
-            </a:graphic>
-          </wp:inline>
-        </w:drawing>
-      </w:r>
-    </w:p>
-    <w:p>
-      <w:pPr>
-        <w:jc w:val="center"/>
-      </w:pPr>
-      <w:r>
-        <w:rPr>
-          <w:rFonts w:ascii="Times New Roman" w:hAnsi="Times New Roman"/>
-          <w:i/>
-          <w:sz w:val="20"/>
-        </w:rPr>
-        <w:t>Figure 4.7: Class Diagram — Core System Entities</w:t>
-      </w:r>
-    </w:p>
-    <w:p/>
-    <w:p>
-      <w:pPr>
-        <w:jc w:val="center"/>
-      </w:pPr>
-      <w:r>
-        <w:drawing>
-          <wp:inline xmlns:a="http://schemas.openxmlformats.org/drawingml/2006/main" xmlns:pic="http://schemas.openxmlformats.org/drawingml/2006/picture">
-            <wp:extent cx="4754880" cy="4754880"/>
-            <wp:docPr id="8" name="Picture 8"/>
-            <wp:cNvGraphicFramePr>
-              <a:graphicFrameLocks noChangeAspect="1"/>
-            </wp:cNvGraphicFramePr>
-            <a:graphic>
-              <a:graphicData uri="http://schemas.openxmlformats.org/drawingml/2006/picture">
-                <pic:pic>
-                  <pic:nvPicPr>
-                    <pic:cNvPr id="0" name="dfd_level0_1777123112830.png"/>
-                    <pic:cNvPicPr/>
-                  </pic:nvPicPr>
-                  <pic:blipFill>
-                    <a:blip r:embed="rId17"/>
-                    <a:stretch>
-                      <a:fillRect/>
-                    </a:stretch>
-                  </pic:blipFill>
-                  <pic:spPr>
-                    <a:xfrm>
-                      <a:off x="0" y="0"/>
-                      <a:ext cx="4754880" cy="4754880"/>
-                    </a:xfrm>
-                    <a:prstGeom prst="rect"/>
-                  </pic:spPr>
-                </pic:pic>
-              </a:graphicData>
-            </a:graphic>
-          </wp:inline>
-        </w:drawing>
-      </w:r>
-    </w:p>
-    <w:p>
-      <w:pPr>
-        <w:jc w:val="center"/>
-      </w:pPr>
-      <w:r>
-        <w:rPr>
-          <w:rFonts w:ascii="Times New Roman" w:hAnsi="Times New Roman"/>
-          <w:i/>
-          <w:sz w:val="20"/>
-        </w:rPr>
-        <w:t>Figure 4.8: Data Flow Diagram Level 0 — System Context</w:t>
-      </w:r>
-    </w:p>
-    <w:p/>
-    <w:p>
-      <w:pPr>
-        <w:jc w:val="center"/>
-      </w:pPr>
-      <w:r>
-        <w:drawing>
-          <wp:inline xmlns:a="http://schemas.openxmlformats.org/drawingml/2006/main" xmlns:pic="http://schemas.openxmlformats.org/drawingml/2006/picture">
-            <wp:extent cx="4754880" cy="4754880"/>
-            <wp:docPr id="9" name="Picture 9"/>
-            <wp:cNvGraphicFramePr>
-              <a:graphicFrameLocks noChangeAspect="1"/>
-            </wp:cNvGraphicFramePr>
-            <a:graphic>
-              <a:graphicData uri="http://schemas.openxmlformats.org/drawingml/2006/picture">
-                <pic:pic>
-                  <pic:nvPicPr>
-                    <pic:cNvPr id="0" name="dfd_level1_1777123318617.png"/>
-                    <pic:cNvPicPr/>
-                  </pic:nvPicPr>
-                  <pic:blipFill>
-                    <a:blip r:embed="rId18"/>
-                    <a:stretch>
-                      <a:fillRect/>
-                    </a:stretch>
-                  </pic:blipFill>
-                  <pic:spPr>
-                    <a:xfrm>
-                      <a:off x="0" y="0"/>
-                      <a:ext cx="4754880" cy="4754880"/>
-                    </a:xfrm>
-                    <a:prstGeom prst="rect"/>
-                  </pic:spPr>
-                </pic:pic>
-              </a:graphicData>
-            </a:graphic>
-          </wp:inline>
-        </w:drawing>
-      </w:r>
-    </w:p>
-    <w:p>
-      <w:pPr>
-        <w:jc w:val="center"/>
-      </w:pPr>
-      <w:r>
-        <w:rPr>
-          <w:rFonts w:ascii="Times New Roman" w:hAnsi="Times New Roman"/>
-          <w:i/>
-          <w:sz w:val="20"/>
-        </w:rPr>
-        <w:t>Figure 4.9: Data Flow Diagram Level 1 — Process Decomposition</w:t>
-      </w:r>
-    </w:p>
-    <w:p/>
-    <w:p>
-      <w:pPr>
-        <w:jc w:val="center"/>
-      </w:pPr>
-      <w:r>
-        <w:drawing>
-          <wp:inline xmlns:a="http://schemas.openxmlformats.org/drawingml/2006/main" xmlns:pic="http://schemas.openxmlformats.org/drawingml/2006/picture">
-            <wp:extent cx="4754880" cy="3369172"/>
-            <wp:docPr id="10" name="Picture 10"/>
-            <wp:cNvGraphicFramePr>
-              <a:graphicFrameLocks noChangeAspect="1"/>
-            </wp:cNvGraphicFramePr>
-            <a:graphic>
-              <a:graphicData uri="http://schemas.openxmlformats.org/drawingml/2006/picture">
-                <pic:pic>
-                  <pic:nvPicPr>
-                    <pic:cNvPr id="0" name="dfd_level2_flow.png"/>
-                    <pic:cNvPicPr/>
-                  </pic:nvPicPr>
-                  <pic:blipFill>
-                    <a:blip r:embed="rId19"/>
-                    <a:stretch>
-                      <a:fillRect/>
-                    </a:stretch>
-                  </pic:blipFill>
-                  <pic:spPr>
-                    <a:xfrm>
-                      <a:off x="0" y="0"/>
-                      <a:ext cx="4754880" cy="3369172"/>
-                    </a:xfrm>
-                    <a:prstGeom prst="rect"/>
-                  </pic:spPr>
-                </pic:pic>
-              </a:graphicData>
-            </a:graphic>
-          </wp:inline>
-        </w:drawing>
-      </w:r>
-    </w:p>
-    <w:p>
-      <w:pPr>
-        <w:jc w:val="center"/>
-      </w:pPr>
-      <w:r>
-        <w:rPr>
-          <w:rFonts w:ascii="Times New Roman" w:hAnsi="Times New Roman"/>
-          <w:i/>
-          <w:sz w:val="20"/>
-        </w:rPr>
-        <w:t>Figure 4.10: Data Flow Diagram Level 2 — Donation &amp; Volunteer Flow</w:t>
-      </w:r>
-    </w:p>
-    <w:p/>
-    <w:p>
-      <w:pPr>
-        <w:jc w:val="center"/>
-      </w:pPr>
-      <w:r>
-        <w:drawing>
-          <wp:inline xmlns:a="http://schemas.openxmlformats.org/drawingml/2006/main" xmlns:pic="http://schemas.openxmlformats.org/drawingml/2006/picture">
-            <wp:extent cx="4754880" cy="2591479"/>
-            <wp:docPr id="11" name="Picture 11"/>
-            <wp:cNvGraphicFramePr>
-              <a:graphicFrameLocks noChangeAspect="1"/>
-            </wp:cNvGraphicFramePr>
-            <a:graphic>
-              <a:graphicData uri="http://schemas.openxmlformats.org/drawingml/2006/picture">
-                <pic:pic>
-                  <pic:nvPicPr>
-                    <pic:cNvPr id="0" name="deployment_architecture.png"/>
-                    <pic:cNvPicPr/>
-                  </pic:nvPicPr>
-                  <pic:blipFill>
-                    <a:blip r:embed="rId20"/>
-                    <a:stretch>
-                      <a:fillRect/>
-                    </a:stretch>
-                  </pic:blipFill>
-                  <pic:spPr>
-                    <a:xfrm>
-                      <a:off x="0" y="0"/>
-                      <a:ext cx="4754880" cy="2591479"/>
-                    </a:xfrm>
-                    <a:prstGeom prst="rect"/>
-                  </pic:spPr>
-                </pic:pic>
-              </a:graphicData>
-            </a:graphic>
-          </wp:inline>
-        </w:drawing>
-      </w:r>
-    </w:p>
-    <w:p>
-      <w:pPr>
-        <w:jc w:val="center"/>
-      </w:pPr>
-      <w:r>
-        <w:rPr>
-          <w:rFonts w:ascii="Times New Roman" w:hAnsi="Times New Roman"/>
-          <w:i/>
-          <w:sz w:val="20"/>
-        </w:rPr>
-        <w:t>Figure 4.11: Deployment Diagram — Firebase + Web + Mobile</w:t>
-      </w:r>
-    </w:p>
-    <w:p/>
-    <w:p>
-      <w:pPr>
-        <w:jc w:val="center"/>
-      </w:pPr>
-      <w:r>
-        <w:drawing>
-          <wp:inline xmlns:a="http://schemas.openxmlformats.org/drawingml/2006/main" xmlns:pic="http://schemas.openxmlformats.org/drawingml/2006/picture">
-            <wp:extent cx="4754880" cy="4754880"/>
-            <wp:docPr id="12" name="Picture 12"/>
-            <wp:cNvGraphicFramePr>
-              <a:graphicFrameLocks noChangeAspect="1"/>
-            </wp:cNvGraphicFramePr>
-            <a:graphic>
-              <a:graphicData uri="http://schemas.openxmlformats.org/drawingml/2006/picture">
-                <pic:pic>
-                  <pic:nvPicPr>
-                    <pic:cNvPr id="0" name="component_diagram_1777123363771.png"/>
-                    <pic:cNvPicPr/>
-                  </pic:nvPicPr>
-                  <pic:blipFill>
-                    <a:blip r:embed="rId21"/>
-                    <a:stretch>
-                      <a:fillRect/>
-                    </a:stretch>
-                  </pic:blipFill>
-                  <pic:spPr>
-                    <a:xfrm>
-                      <a:off x="0" y="0"/>
-                      <a:ext cx="4754880" cy="4754880"/>
-                    </a:xfrm>
-                    <a:prstGeom prst="rect"/>
-                  </pic:spPr>
-                </pic:pic>
-              </a:graphicData>
-            </a:graphic>
-          </wp:inline>
-        </w:drawing>
-      </w:r>
-    </w:p>
-    <w:p>
-      <w:pPr>
-        <w:jc w:val="center"/>
-      </w:pPr>
-      <w:r>
-        <w:rPr>
-          <w:rFonts w:ascii="Times New Roman" w:hAnsi="Times New Roman"/>
-          <w:i/>
-          <w:sz w:val="20"/>
-        </w:rPr>
-        <w:t>Figure 4.12: Component Diagram — Four-Layer Architecture</w:t>
-      </w:r>
-    </w:p>
-    <w:p/>
-    <w:p>
-      <w:pPr>
-        <w:jc w:val="center"/>
-      </w:pPr>
-      <w:r>
-        <w:drawing>
-          <wp:inline xmlns:a="http://schemas.openxmlformats.org/drawingml/2006/main" xmlns:pic="http://schemas.openxmlformats.org/drawingml/2006/picture">
-            <wp:extent cx="4754880" cy="6910050"/>
-            <wp:docPr id="13" name="Picture 13"/>
-            <wp:cNvGraphicFramePr>
-              <a:graphicFrameLocks noChangeAspect="1"/>
-            </wp:cNvGraphicFramePr>
-            <a:graphic>
-              <a:graphicData uri="http://schemas.openxmlformats.org/drawingml/2006/picture">
-                <pic:pic>
-                  <pic:nvPicPr>
-                    <pic:cNvPr id="0" name="rbac_admin_diagram.png"/>
-                    <pic:cNvPicPr/>
-                  </pic:nvPicPr>
-                  <pic:blipFill>
-                    <a:blip r:embed="rId22"/>
-                    <a:stretch>
-                      <a:fillRect/>
-                    </a:stretch>
-                  </pic:blipFill>
-                  <pic:spPr>
-                    <a:xfrm>
-                      <a:off x="0" y="0"/>
-                      <a:ext cx="4754880" cy="6910050"/>
-                    </a:xfrm>
-                    <a:prstGeom prst="rect"/>
-                  </pic:spPr>
-                </pic:pic>
-              </a:graphicData>
-            </a:graphic>
-          </wp:inline>
-        </w:drawing>
-      </w:r>
-    </w:p>
-    <w:p>
-      <w:pPr>
-        <w:jc w:val="center"/>
-      </w:pPr>
-      <w:r>
-        <w:rPr>
-          <w:rFonts w:ascii="Times New Roman" w:hAnsi="Times New Roman"/>
-          <w:i/>
-          <w:sz w:val="20"/>
-        </w:rPr>
-        <w:t>Figure 4.13: Admin Role-Based Access Control Diagram (RBAC)</w:t>
-      </w:r>
-    </w:p>
-    <w:p/>
-    <w:p>
-      <w:pPr>
-        <w:jc w:val="center"/>
-      </w:pPr>
-      <w:r>
-        <w:drawing>
-          <wp:inline xmlns:a="http://schemas.openxmlformats.org/drawingml/2006/main" xmlns:pic="http://schemas.openxmlformats.org/drawingml/2006/picture">
-            <wp:extent cx="4754880" cy="4754880"/>
-            <wp:docPr id="14" name="Picture 14"/>
-            <wp:cNvGraphicFramePr>
-              <a:graphicFrameLocks noChangeAspect="1"/>
-            </wp:cNvGraphicFramePr>
-            <a:graphic>
-              <a:graphicData uri="http://schemas.openxmlformats.org/drawingml/2006/picture">
-                <pic:pic>
-                  <pic:nvPicPr>
-                    <pic:cNvPr id="0" name="system_flowchart_1777123184888.png"/>
-                    <pic:cNvPicPr/>
-                  </pic:nvPicPr>
-                  <pic:blipFill>
-                    <a:blip r:embed="rId23"/>
-                    <a:stretch>
-                      <a:fillRect/>
-                    </a:stretch>
-                  </pic:blipFill>
-                  <pic:spPr>
-                    <a:xfrm>
-                      <a:off x="0" y="0"/>
-                      <a:ext cx="4754880" cy="4754880"/>
-                    </a:xfrm>
-                    <a:prstGeom prst="rect"/>
-                  </pic:spPr>
-                </pic:pic>
-              </a:graphicData>
-            </a:graphic>
-          </wp:inline>
-        </w:drawing>
-      </w:r>
-    </w:p>
-    <w:p>
-      <w:pPr>
-        <w:jc w:val="center"/>
-      </w:pPr>
-      <w:r>
-        <w:rPr>
-          <w:rFonts w:ascii="Times New Roman" w:hAnsi="Times New Roman"/>
-          <w:i/>
-          <w:sz w:val="20"/>
-        </w:rPr>
-        <w:t>Figure 3.1: Complete System Flowchart</w:t>
-      </w:r>
-    </w:p>
-    <w:p/>
-    <w:p>
-      <w:pPr>
-        <w:jc w:val="center"/>
-      </w:pPr>
-      <w:r>
-        <w:drawing>
-          <wp:inline xmlns:a="http://schemas.openxmlformats.org/drawingml/2006/main" xmlns:pic="http://schemas.openxmlformats.org/drawingml/2006/picture">
-            <wp:extent cx="4754880" cy="4754880"/>
-            <wp:docPr id="15" name="Picture 15"/>
-            <wp:cNvGraphicFramePr>
-              <a:graphicFrameLocks noChangeAspect="1"/>
-            </wp:cNvGraphicFramePr>
-            <a:graphic>
-              <a:graphicData uri="http://schemas.openxmlformats.org/drawingml/2006/picture">
-                <pic:pic>
-                  <pic:nvPicPr>
-                    <pic:cNvPr id="0" name="gantt_chart_1777123236084.png"/>
-                    <pic:cNvPicPr/>
-                  </pic:nvPicPr>
-                  <pic:blipFill>
-                    <a:blip r:embed="rId24"/>
-                    <a:stretch>
-                      <a:fillRect/>
-                    </a:stretch>
-                  </pic:blipFill>
-                  <pic:spPr>
-                    <a:xfrm>
-                      <a:off x="0" y="0"/>
-                      <a:ext cx="4754880" cy="4754880"/>
-                    </a:xfrm>
-                    <a:prstGeom prst="rect"/>
-                  </pic:spPr>
-                </pic:pic>
-              </a:graphicData>
-            </a:graphic>
-          </wp:inline>
-        </w:drawing>
-      </w:r>
-    </w:p>
-    <w:p>
-      <w:pPr>
-        <w:jc w:val="center"/>
-      </w:pPr>
-      <w:r>
-        <w:rPr>
-          <w:rFonts w:ascii="Times New Roman" w:hAnsi="Times New Roman"/>
-          <w:i/>
-          <w:sz w:val="20"/>
-        </w:rPr>
-        <w:t>Figure 3.2: Project Timeline — 1.5 Year Gantt Chart</w:t>
-      </w:r>
-    </w:p>
-    <w:p/>
-    <w:p>
-      <w:pPr>
-        <w:jc w:val="center"/>
-      </w:pPr>
-      <w:r>
-        <w:drawing>
-          <wp:inline xmlns:a="http://schemas.openxmlformats.org/drawingml/2006/main" xmlns:pic="http://schemas.openxmlformats.org/drawingml/2006/picture">
-            <wp:extent cx="4754880" cy="4754880"/>
-            <wp:docPr id="16" name="Picture 16"/>
-            <wp:cNvGraphicFramePr>
-              <a:graphicFrameLocks noChangeAspect="1"/>
-            </wp:cNvGraphicFramePr>
-            <a:graphic>
-              <a:graphicData uri="http://schemas.openxmlformats.org/drawingml/2006/picture">
-                <pic:pic>
-                  <pic:nvPicPr>
-                    <pic:cNvPr id="0" name="wbs_chart_1777123248717.png"/>
-                    <pic:cNvPicPr/>
-                  </pic:nvPicPr>
-                  <pic:blipFill>
-                    <a:blip r:embed="rId25"/>
-                    <a:stretch>
-                      <a:fillRect/>
-                    </a:stretch>
-                  </pic:blipFill>
-                  <pic:spPr>
-                    <a:xfrm>
-                      <a:off x="0" y="0"/>
-                      <a:ext cx="4754880" cy="4754880"/>
-                    </a:xfrm>
-                    <a:prstGeom prst="rect"/>
-                  </pic:spPr>
-                </pic:pic>
-              </a:graphicData>
-            </a:graphic>
-          </wp:inline>
-        </w:drawing>
-      </w:r>
-    </w:p>
-    <w:p>
-      <w:pPr>
-        <w:jc w:val="center"/>
-      </w:pPr>
-      <w:r>
-        <w:rPr>
-          <w:rFonts w:ascii="Times New Roman" w:hAnsi="Times New Roman"/>
-          <w:i/>
-          <w:sz w:val="20"/>
-        </w:rPr>
-        <w:t>Figure 3.3: Work Breakdown Structure — 7 Work Packages</w:t>
-      </w:r>
-    </w:p>
-    <w:p/>
-    <w:p>
-      <w:pPr>
-        <w:jc w:val="center"/>
-      </w:pPr>
-      <w:r>
-        <w:drawing>
-          <wp:inline xmlns:a="http://schemas.openxmlformats.org/drawingml/2006/main" xmlns:pic="http://schemas.openxmlformats.org/drawingml/2006/picture">
-            <wp:extent cx="4754880" cy="4754880"/>
-            <wp:docPr id="17" name="Picture 17"/>
-            <wp:cNvGraphicFramePr>
-              <a:graphicFrameLocks noChangeAspect="1"/>
-            </wp:cNvGraphicFramePr>
-            <a:graphic>
-              <a:graphicData uri="http://schemas.openxmlformats.org/drawingml/2006/picture">
-                <pic:pic>
-                  <pic:nvPicPr>
-                    <pic:cNvPr id="0" name="donation_flowchart_1777123260792.png"/>
-                    <pic:cNvPicPr/>
-                  </pic:nvPicPr>
-                  <pic:blipFill>
-                    <a:blip r:embed="rId26"/>
-                    <a:stretch>
-                      <a:fillRect/>
-                    </a:stretch>
-                  </pic:blipFill>
-                  <pic:spPr>
-                    <a:xfrm>
-                      <a:off x="0" y="0"/>
-                      <a:ext cx="4754880" cy="4754880"/>
-                    </a:xfrm>
-                    <a:prstGeom prst="rect"/>
-                  </pic:spPr>
-                </pic:pic>
-              </a:graphicData>
-            </a:graphic>
-          </wp:inline>
-        </w:drawing>
-      </w:r>
-    </w:p>
-    <w:p>
-      <w:pPr>
-        <w:jc w:val="center"/>
-      </w:pPr>
-      <w:r>
-        <w:rPr>
-          <w:rFonts w:ascii="Times New Roman" w:hAnsi="Times New Roman"/>
-          <w:i/>
-          <w:sz w:val="20"/>
-        </w:rPr>
-        <w:t>Figure 3.4: Donation Recording Process Flowchart</w:t>
-      </w:r>
-    </w:p>
-    <w:p/>
-    <w:p>
-      <w:pPr>
-        <w:jc w:val="center"/>
-      </w:pPr>
-      <w:r>
-        <w:drawing>
-          <wp:inline xmlns:a="http://schemas.openxmlformats.org/drawingml/2006/main" xmlns:pic="http://schemas.openxmlformats.org/drawingml/2006/picture">
-            <wp:extent cx="4754880" cy="4754880"/>
-            <wp:docPr id="18" name="Picture 18"/>
-            <wp:cNvGraphicFramePr>
-              <a:graphicFrameLocks noChangeAspect="1"/>
-            </wp:cNvGraphicFramePr>
-            <a:graphic>
-              <a:graphicData uri="http://schemas.openxmlformats.org/drawingml/2006/picture">
-                <pic:pic>
-                  <pic:nvPicPr>
-                    <pic:cNvPr id="0" name="sdlc_model_1777123350385.png"/>
-                    <pic:cNvPicPr/>
-                  </pic:nvPicPr>
-                  <pic:blipFill>
-                    <a:blip r:embed="rId27"/>
-                    <a:stretch>
-                      <a:fillRect/>
-                    </a:stretch>
-                  </pic:blipFill>
-                  <pic:spPr>
-                    <a:xfrm>
-                      <a:off x="0" y="0"/>
-                      <a:ext cx="4754880" cy="4754880"/>
-                    </a:xfrm>
-                    <a:prstGeom prst="rect"/>
-                  </pic:spPr>
-                </pic:pic>
-              </a:graphicData>
-            </a:graphic>
-          </wp:inline>
-        </w:drawing>
-      </w:r>
-    </w:p>
-    <w:p>
-      <w:pPr>
-        <w:jc w:val="center"/>
-      </w:pPr>
-      <w:r>
-        <w:rPr>
-          <w:rFonts w:ascii="Times New Roman" w:hAnsi="Times New Roman"/>
-          <w:i/>
-          <w:sz w:val="20"/>
-        </w:rPr>
-        <w:t>Figure 3.5: Agile Iterative SDLC Model</w:t>
-      </w:r>
-    </w:p>
-    <w:p/>
     <w:sectPr>
       <w:pgSz w:w="12240" w:h="15840"/>
       <w:pgMar w:top="1584" w:right="1152" w:bottom="1152" w:left="1872" w:header="720" w:footer="288" w:gutter="0"/>
@@ -3268,7 +1308,7 @@
     <w:pPr>
       <w:keepNext/>
       <w:keepLines/>
-      <w:spacing w:before="240" w:after="120" w:line="360" w:lineRule="auto"/>
+      <w:spacing w:before="480" w:after="0" w:line="360" w:lineRule="auto"/>
       <w:outlineLvl w:val="0"/>
     </w:pPr>
     <w:rPr>
@@ -3291,7 +1331,7 @@
     <w:pPr>
       <w:keepNext/>
       <w:keepLines/>
-      <w:spacing w:before="240" w:after="120" w:line="360" w:lineRule="auto"/>
+      <w:spacing w:before="200" w:after="0" w:line="360" w:lineRule="auto"/>
       <w:outlineLvl w:val="1"/>
     </w:pPr>
     <w:rPr>
@@ -3314,7 +1354,7 @@
     <w:pPr>
       <w:keepNext/>
       <w:keepLines/>
-      <w:spacing w:before="240" w:after="120" w:line="360" w:lineRule="auto"/>
+      <w:spacing w:before="200" w:after="0" w:line="360" w:lineRule="auto"/>
       <w:outlineLvl w:val="2"/>
     </w:pPr>
     <w:rPr>

--- a/docs/Thesis-FYP01/FYP_01_Final_Submission.docx
+++ b/docs/Thesis-FYP01/FYP_01_Final_Submission.docx
@@ -53,12 +53,13 @@
         <w:t>FYP-01 Report</w:t>
       </w:r>
     </w:p>
+    <w:p/>
     <w:p>
       <w:pPr>
         <w:jc w:val="center"/>
       </w:pPr>
       <w:r>
-        <w:t>Submitted by: Muhammad Maauz Mansoor</w:t>
+        <w:t>Submitted by: Muhammad Maauz Mansoor (233599)</w:t>
       </w:r>
     </w:p>
     <w:p>
@@ -66,17 +67,10 @@
         <w:jc w:val="center"/>
       </w:pPr>
       <w:r>
-        <w:t>Registration No: 233599</w:t>
+        <w:t>Session: 2023–2027</w:t>
       </w:r>
     </w:p>
-    <w:p>
-      <w:pPr>
-        <w:jc w:val="center"/>
-      </w:pPr>
-      <w:r>
-        <w:t>Session: 2023–2027 | Semester: 6th</w:t>
-      </w:r>
-    </w:p>
+    <w:p/>
     <w:p>
       <w:pPr>
         <w:jc w:val="center"/>
@@ -94,8 +88,6 @@
     <w:p/>
     <w:p/>
     <w:p/>
-    <w:p/>
-    <w:p/>
     <w:p>
       <w:pPr>
         <w:pStyle w:val="Heading1"/>
@@ -109,22 +101,33 @@
     <w:p>
       <w:pPr/>
       <w:r>
-        <w:t>It is certified that the Final Year Project titled "NGO Operation and Volunteer Management System (HRAS)" developed by Muhammad Maauz Mansoor (233599) has been fully checked and approved for submission.</w:t>
+        <w:t>It is certified that the Final Year Project titled 'NGO Operation and Volunteer Management System' has been successfully completed by Muhammad Maauz Mansoor (233599) under my supervision. This report meets the requirements for the partial fulfillment of the degree of Bachelor of Science in Computer Science.</w:t>
       </w:r>
     </w:p>
-    <w:p/>
     <w:p/>
     <w:p/>
     <w:p>
       <w:pPr/>
       <w:r>
-        <w:t>_______________________</w:t>
+        <w:t>____________________________</w:t>
       </w:r>
     </w:p>
     <w:p>
       <w:pPr/>
       <w:r>
         <w:t>Supervisor: Miss Fatima Yousuf</w:t>
+      </w:r>
+    </w:p>
+    <w:p>
+      <w:pPr/>
+      <w:r>
+        <w:t>Department of Computer Science</w:t>
+      </w:r>
+    </w:p>
+    <w:p>
+      <w:pPr/>
+      <w:r>
+        <w:t>Air University Multan Campus</w:t>
       </w:r>
     </w:p>
     <w:p>
@@ -189,88 +192,7 @@
     <w:p>
       <w:pPr/>
       <w:r>
-        <w:t>I also want to thank my friends and the HRAS NGO team. They gave me real data and explained how they work, which helped me design a system that actually solves their problems.</w:t>
-      </w:r>
-    </w:p>
-    <w:p>
-      <w:r>
-        <w:br w:type="page"/>
-      </w:r>
-    </w:p>
-    <w:p>
-      <w:pPr>
-        <w:jc w:val="center"/>
-      </w:pPr>
-      <w:r>
-        <w:rPr>
-          <w:rFonts w:ascii="Times New Roman" w:hAnsi="Times New Roman"/>
-          <w:b/>
-          <w:sz w:val="32"/>
-        </w:rPr>
-        <w:t>Table of Contents</w:t>
-      </w:r>
-    </w:p>
-    <w:p/>
-    <w:p>
-      <w:r>
-        <w:fldChar w:fldCharType="begin"/>
-        <w:instrText xml:space="preserve"> TOC \o "1-3" \h \z \u </w:instrText>
-        <w:fldChar w:fldCharType="separate"/>
-        <w:fldChar w:fldCharType="end"/>
-      </w:r>
-    </w:p>
-    <w:p>
-      <w:r>
-        <w:br w:type="page"/>
-      </w:r>
-    </w:p>
-    <w:p>
-      <w:pPr>
-        <w:jc w:val="center"/>
-      </w:pPr>
-      <w:r>
-        <w:rPr>
-          <w:rFonts w:ascii="Times New Roman" w:hAnsi="Times New Roman"/>
-          <w:b/>
-          <w:sz w:val="32"/>
-        </w:rPr>
-        <w:t>List of Tables</w:t>
-      </w:r>
-    </w:p>
-    <w:p/>
-    <w:p>
-      <w:r>
-        <w:fldChar w:fldCharType="begin"/>
-        <w:instrText xml:space="preserve"> TOC \h \z \c "Table" </w:instrText>
-        <w:fldChar w:fldCharType="separate"/>
-        <w:fldChar w:fldCharType="end"/>
-      </w:r>
-    </w:p>
-    <w:p>
-      <w:r>
-        <w:br w:type="page"/>
-      </w:r>
-    </w:p>
-    <w:p>
-      <w:pPr>
-        <w:jc w:val="center"/>
-      </w:pPr>
-      <w:r>
-        <w:rPr>
-          <w:rFonts w:ascii="Times New Roman" w:hAnsi="Times New Roman"/>
-          <w:b/>
-          <w:sz w:val="32"/>
-        </w:rPr>
-        <w:t>List of Figures</w:t>
-      </w:r>
-    </w:p>
-    <w:p/>
-    <w:p>
-      <w:r>
-        <w:fldChar w:fldCharType="begin"/>
-        <w:instrText xml:space="preserve"> TOC \h \z \c "Figure" </w:instrText>
-        <w:fldChar w:fldCharType="separate"/>
-        <w:fldChar w:fldCharType="end"/>
+        <w:t>I also want to thank the HRAS NGO team for trusting me to build an app for their daily operations. They explained their problems to me clearly, which made it easier to design the right features for them. Finally, thanks to my friends and family for their continuous support during this semester.</w:t>
       </w:r>
     </w:p>
     <w:p>
@@ -291,7 +213,7 @@
     <w:p>
       <w:pPr/>
       <w:r>
-        <w:t>In Pakistan, many NGOs are working hard to provide food, education, and medical help to those in need. However, most of them, including HRAS, manage their daily tasks manually. They use paper registers to keep track of donations and WhatsApp groups to talk to volunteers. This manual work takes a lot of time and sometimes leads to mistakes or lost records.</w:t>
+        <w:t>In Pakistan, many NGOs work hard to provide food, education, and medical help to those in need. However, most of them, including HRAS, manage their daily tasks manually. They use paper registers to keep track of donations and WhatsApp groups to talk to volunteers. This manual work takes a lot of time and sometimes leads to mistakes or lost records.</w:t>
       </w:r>
     </w:p>
     <w:p>
@@ -303,13 +225,73 @@
     <w:p>
       <w:pPr/>
       <w:r>
-        <w:t>The main goal of this system is to make everything easier for the admin and the volunteers. The admin can create campaigns, add donations, and check how many people have registered. The volunteers can easily sign up through the app, find campaigns they like, and see their own record. We have also added special features like generating a PDF receipt for donations so that everything is clear and transparent.</w:t>
+        <w:t>The main goal of the system is to fix three big problems: managing donations clearly, organizing volunteers properly, and running campaigns without confusion. When donors give money, they get an instant receipt. When volunteers want to help, they can simply join a campaign through the app. The admin dashboard lets the NGO team see everything that is happening on one screen.</w:t>
       </w:r>
     </w:p>
     <w:p>
-      <w:pPr/>
       <w:r>
-        <w:t>By using this system, NGOs can stop worrying about paperwork and focus more on actually helping people. The system is secure, fast, and very easy to use for both admins and normal volunteers.</w:t>
+        <w:br w:type="page"/>
+      </w:r>
+    </w:p>
+    <w:p>
+      <w:pPr>
+        <w:pStyle w:val="Heading1"/>
+        <w:jc w:val="center"/>
+      </w:pPr>
+      <w:r>
+        <w:t>Table of Contents</w:t>
+      </w:r>
+    </w:p>
+    <w:p>
+      <w:r>
+        <w:fldChar w:fldCharType="begin"/>
+        <w:instrText xml:space="preserve"> TOC \o "1-3" \h \z \u </w:instrText>
+        <w:fldChar w:fldCharType="separate"/>
+        <w:fldChar w:fldCharType="end"/>
+      </w:r>
+    </w:p>
+    <w:p>
+      <w:r>
+        <w:br w:type="page"/>
+      </w:r>
+    </w:p>
+    <w:p>
+      <w:pPr>
+        <w:pStyle w:val="Heading1"/>
+        <w:jc w:val="center"/>
+      </w:pPr>
+      <w:r>
+        <w:t>List of Figures</w:t>
+      </w:r>
+    </w:p>
+    <w:p>
+      <w:r>
+        <w:fldChar w:fldCharType="begin"/>
+        <w:instrText xml:space="preserve"> TOC \h \z \c "Figure" </w:instrText>
+        <w:fldChar w:fldCharType="separate"/>
+        <w:fldChar w:fldCharType="end"/>
+      </w:r>
+    </w:p>
+    <w:p>
+      <w:r>
+        <w:br w:type="page"/>
+      </w:r>
+    </w:p>
+    <w:p>
+      <w:pPr>
+        <w:pStyle w:val="Heading1"/>
+        <w:jc w:val="center"/>
+      </w:pPr>
+      <w:r>
+        <w:t>List of Tables</w:t>
+      </w:r>
+    </w:p>
+    <w:p>
+      <w:r>
+        <w:fldChar w:fldCharType="begin"/>
+        <w:instrText xml:space="preserve"> TOC \h \z \c "Table" </w:instrText>
+        <w:fldChar w:fldCharType="separate"/>
+        <w:fldChar w:fldCharType="end"/>
       </w:r>
     </w:p>
     <w:p>
@@ -322,10 +304,9 @@
         <w:sectPr>
           <w:footerReference w:type="default" r:id="rId9"/>
           <w:pgSz w:w="12240" w:h="15840"/>
-          <w:pgMar w:top="1584" w:right="1152" w:bottom="1152" w:left="1872" w:header="720" w:footer="288" w:gutter="0"/>
+          <w:pgMar w:top="1584" w:right="1152" w:bottom="1152" w:left="1872" w:header="720" w:footer="720" w:gutter="0"/>
           <w:cols w:space="720"/>
           <w:docGrid w:linePitch="360"/>
-          <w:pgNumType w:fmt="lowerRoman"/>
         </w:sectPr>
       </w:pPr>
     </w:p>
@@ -378,19 +359,25 @@
         <w:pStyle w:val="Heading2"/>
       </w:pPr>
       <w:r>
-        <w:t>1.1 Background</w:t>
+        <w:t>1.1 Background and Context</w:t>
       </w:r>
     </w:p>
     <w:p>
       <w:pPr/>
       <w:r>
-        <w:t>NGOs are very important for developing countries like Pakistan. Millions of people here rely on charity for basic things like ration, medicine, and clothes. Pakistanis give a lot of charity every year, almost 300 billion rupees. But the problem is that most NGOs do not have a proper computer system. They use old methods like paper notebooks or WhatsApp messages to manage their work.</w:t>
+        <w:t xml:space="preserve">NGOs play a very important role in helping poor families in Pakistan with basic needs like food, healthcare, and education. Even though people in Pakistan donate billions of rupees every year, most small NGOs still run their daily tasks using very old methods like paper registers and WhatsApp groups. </w:t>
       </w:r>
     </w:p>
     <w:p>
       <w:pPr/>
       <w:r>
-        <w:t>HRAS is one of these NGOs. They do many good campaigns like distributing ration, helping orphans, and setting up medical camps. Even though they are very active, they face problems because everything is manual. They find it hard to track who gave how much donation, which volunteer came to which event, and how the money was spent.</w:t>
+        <w:t>HRAS (Hamesha Rahein Apke Saath) is a registered NGO in Pakistan. They do a lot of good work, like distributing rations, running winter clothes drives, and helping with medical and marriage expenses. But like many other NGOs, HRAS faces problems because they don't have a proper digital system. They struggle to track who donated what, it is hard to manage volunteers, and they don't have a clear dashboard to see how their campaigns are performing.</w:t>
+      </w:r>
+    </w:p>
+    <w:p>
+      <w:pPr/>
+      <w:r>
+        <w:t>Because smartphones and the internet are now very common, we have a great chance to fix these problems. This project is about creating a complete software system to help NGOs work faster and more transparently.</w:t>
       </w:r>
     </w:p>
     <w:p>
@@ -398,13 +385,31 @@
         <w:pStyle w:val="Heading2"/>
       </w:pPr>
       <w:r>
-        <w:t>1.2 Problem Statement</w:t>
+        <w:t>1.2 Problem Domain</w:t>
       </w:r>
     </w:p>
     <w:p>
       <w:pPr/>
       <w:r>
-        <w:t>Small NGOs in Pakistan don't have good software to manage their work. Because of this, it is very hard for them to keep a clear record of donations and volunteers. Donors sometimes don't know where their money went, and volunteers find it difficult to know when a new campaign is happening. This lack of a proper system slows down the NGO's good work.</w:t>
+        <w:t>The problems this project solves are divided into three main areas:</w:t>
+      </w:r>
+    </w:p>
+    <w:p>
+      <w:pPr/>
+      <w:r>
+        <w:t>1. Donation Management: Right now, there is no proper way to track money or items donated. Donors don't know exactly how their money was used, which reduces trust. Writing things on paper often leads to lost records.</w:t>
+      </w:r>
+    </w:p>
+    <w:p>
+      <w:pPr/>
+      <w:r>
+        <w:t>2. Volunteer Coordination: Volunteers are usually called through WhatsApp or Facebook. There is no proper app where volunteers can see upcoming campaigns, register for them, or keep a record of how many hours they have worked.</w:t>
+      </w:r>
+    </w:p>
+    <w:p>
+      <w:pPr/>
+      <w:r>
+        <w:t>3. Campaign Operations: Planning a campaign and executing it is currently managed across different tools. This makes it very hard for the NGO admin to keep everything organized and generate reports to show what they achieved.</w:t>
       </w:r>
     </w:p>
     <w:p>
@@ -412,43 +417,37 @@
         <w:pStyle w:val="Heading2"/>
       </w:pPr>
       <w:r>
-        <w:t>1.3 Objectives</w:t>
+        <w:t>1.3 Motivation</w:t>
       </w:r>
     </w:p>
     <w:p>
       <w:pPr/>
       <w:r>
-        <w:t>The main objectives of building this project are:</w:t>
+        <w:t>The main motivation to build this system came after talking directly to the HRAS NGO team and their volunteers. They shared some very clear problems:</w:t>
       </w:r>
     </w:p>
     <w:p>
       <w:pPr/>
       <w:r>
-        <w:t>• To create a mobile app and website where admins can manage all campaigns in one place.</w:t>
+        <w:t>• They waste a lot of time calculating donations manually instead of helping people.</w:t>
       </w:r>
     </w:p>
     <w:p>
       <w:pPr/>
       <w:r>
-        <w:t>• To make a proper system for recording donations so that there is a clear history.</w:t>
+        <w:t>• They easily lose track of which volunteer participated in which event.</w:t>
       </w:r>
     </w:p>
     <w:p>
       <w:pPr/>
       <w:r>
-        <w:t>• To allow volunteers to register themselves on the app and join campaigns easily.</w:t>
+        <w:t>• They cannot easily provide transparent reports to donors.</w:t>
       </w:r>
     </w:p>
     <w:p>
       <w:pPr/>
       <w:r>
-        <w:t>• To generate PDF receipts for donations automatically.</w:t>
-      </w:r>
-    </w:p>
-    <w:p>
-      <w:pPr/>
-      <w:r>
-        <w:t>• To build a dashboard for the admin so they can see total donations and total volunteers at a glance.</w:t>
+        <w:t>I also noticed that while big international platforms like GoFundMe exist, they are made for Western countries. We need something simple, affordable, and culturally fit for grassroots NGOs in Pakistan.</w:t>
       </w:r>
     </w:p>
     <w:p>
@@ -456,13 +455,293 @@
         <w:pStyle w:val="Heading2"/>
       </w:pPr>
       <w:r>
-        <w:t>1.4 Scope</w:t>
+        <w:t>1.4 Problem Statement</w:t>
       </w:r>
     </w:p>
     <w:p>
       <w:pPr/>
       <w:r>
-        <w:t>This system covers the core operations of the HRAS NGO. It includes an Admin Panel on the web and a mobile app for both Admin and Volunteers. The system manages campaigns, donations, and volunteer registration. It does not include an online payment gateway (like jazzcash or credit card directly in the app) because NGOs prefer collecting physical cash or direct bank transfers. The focus is purely on managing the records and the people.</w:t>
+        <w:t>Small and medium-sized NGOs in Pakistan do not have a proper, affordable digital system to manage their campaigns, donations, and volunteers. Because they use manual methods, their daily operations are slow, they sometimes lose donor trust, and they cannot easily expand their charity work.</w:t>
+      </w:r>
+    </w:p>
+    <w:p>
+      <w:pPr>
+        <w:pStyle w:val="Heading2"/>
+      </w:pPr>
+      <w:r>
+        <w:t>1.5 Project Objectives</w:t>
+      </w:r>
+    </w:p>
+    <w:p>
+      <w:pPr/>
+      <w:r>
+        <w:t>The main objectives of this project are:</w:t>
+      </w:r>
+    </w:p>
+    <w:p>
+      <w:pPr/>
+      <w:r>
+        <w:t>• To develop an NGO management app using Flutter that works on both Android and iOS phones.</w:t>
+      </w:r>
+    </w:p>
+    <w:p>
+      <w:pPr/>
+      <w:r>
+        <w:t>• To create a complete campaign management feature from start to finish.</w:t>
+      </w:r>
+    </w:p>
+    <w:p>
+      <w:pPr/>
+      <w:r>
+        <w:t>• To build a donation tracking system that records both money and items, and gives transparent receipts.</w:t>
+      </w:r>
+    </w:p>
+    <w:p>
+      <w:pPr/>
+      <w:r>
+        <w:t>• To provide a volunteer section where users can join campaigns and track their participation.</w:t>
+      </w:r>
+    </w:p>
+    <w:p>
+      <w:pPr/>
+      <w:r>
+        <w:t>• To add proper security roles, so only the Admin can change important data.</w:t>
+      </w:r>
+    </w:p>
+    <w:p>
+      <w:pPr/>
+      <w:r>
+        <w:t>• To build a responsive web dashboard for the NGO management team.</w:t>
+      </w:r>
+    </w:p>
+    <w:p>
+      <w:pPr/>
+      <w:r>
+        <w:t>• To make sure the app looks modern, clean, and easy to use.</w:t>
+      </w:r>
+    </w:p>
+    <w:p>
+      <w:pPr/>
+      <w:r>
+        <w:t>• To properly test the app so it doesn't crash when real users open it.</w:t>
+      </w:r>
+    </w:p>
+    <w:p>
+      <w:pPr>
+        <w:pStyle w:val="Heading2"/>
+      </w:pPr>
+      <w:r>
+        <w:t>1.6 Scope of the Project</w:t>
+      </w:r>
+    </w:p>
+    <w:p>
+      <w:pPr>
+        <w:pStyle w:val="Heading3"/>
+      </w:pPr>
+      <w:r>
+        <w:t>In Scope</w:t>
+      </w:r>
+    </w:p>
+    <w:p>
+      <w:pPr/>
+      <w:r>
+        <w:t>• Mobile app for both Android and iOS</w:t>
+      </w:r>
+    </w:p>
+    <w:p>
+      <w:pPr/>
+      <w:r>
+        <w:t>• Admin web dashboard</w:t>
+      </w:r>
+    </w:p>
+    <w:p>
+      <w:pPr/>
+      <w:r>
+        <w:t>• Firebase database for real-time saving</w:t>
+      </w:r>
+    </w:p>
+    <w:p>
+      <w:pPr/>
+      <w:r>
+        <w:t>• Separate screens for Admins and normal Volunteers</w:t>
+      </w:r>
+    </w:p>
+    <w:p>
+      <w:pPr/>
+      <w:r>
+        <w:t>• PDF receipt generation for donations</w:t>
+      </w:r>
+    </w:p>
+    <w:p>
+      <w:pPr>
+        <w:pStyle w:val="Heading3"/>
+      </w:pPr>
+      <w:r>
+        <w:t>Out of Scope</w:t>
+      </w:r>
+    </w:p>
+    <w:p>
+      <w:pPr/>
+      <w:r>
+        <w:t>• Direct online payment gateways like JazzCash (can be added in future)</w:t>
+      </w:r>
+    </w:p>
+    <w:p>
+      <w:pPr/>
+      <w:r>
+        <w:t>• SMS notifications for old keypad phones</w:t>
+      </w:r>
+    </w:p>
+    <w:p>
+      <w:pPr/>
+      <w:r>
+        <w:t>• Supporting multiple different NGOs in one app (this is only for HRAS right now)</w:t>
+      </w:r>
+    </w:p>
+    <w:p>
+      <w:pPr>
+        <w:pStyle w:val="Heading2"/>
+      </w:pPr>
+      <w:r>
+        <w:t>1.7 Limitations</w:t>
+      </w:r>
+    </w:p>
+    <w:p>
+      <w:pPr/>
+      <w:r>
+        <w:t>While this system solves many problems, it currently has some limitations:</w:t>
+      </w:r>
+    </w:p>
+    <w:p>
+      <w:pPr/>
+      <w:r>
+        <w:t>1. It needs an active internet connection to work properly. There is no full offline mode yet.</w:t>
+      </w:r>
+    </w:p>
+    <w:p>
+      <w:pPr/>
+      <w:r>
+        <w:t>2. The donations are recorded manually by the admin; it does not automatically deduct money from bank accounts.</w:t>
+      </w:r>
+    </w:p>
+    <w:p>
+      <w:pPr/>
+      <w:r>
+        <w:t>3. The system is designed specifically for HRAS NGO's rules and might need changes if another NGO wants to use it.</w:t>
+      </w:r>
+    </w:p>
+    <w:p>
+      <w:pPr>
+        <w:pStyle w:val="Heading2"/>
+      </w:pPr>
+      <w:r>
+        <w:t>1.8 Methodology Overview</w:t>
+      </w:r>
+    </w:p>
+    <w:p>
+      <w:pPr/>
+      <w:r>
+        <w:t>I chose the Agile Iterative methodology for this project. This means I built the app piece by piece and kept showing it to the supervisor and NGO members to get feedback.</w:t>
+      </w:r>
+    </w:p>
+    <w:p>
+      <w:pPr/>
+      <w:r>
+        <w:t>• Phase 1 (FYP-01): Understanding the problems, designing the database, and creating the basic mobile screens.</w:t>
+      </w:r>
+    </w:p>
+    <w:p>
+      <w:pPr/>
+      <w:r>
+        <w:t>• Phase 2 (FYP-02): Adding advanced features like smart matching, QR code attendance, and finishing the Admin web dashboard.</w:t>
+      </w:r>
+    </w:p>
+    <w:p>
+      <w:pPr/>
+      <w:r>
+        <w:t>• Phase 3 (FYP-03): Final testing, fixing bugs, and writing this final report.</w:t>
+      </w:r>
+    </w:p>
+    <w:p>
+      <w:pPr/>
+      <w:r>
+        <w:t>The tools I used are Flutter (Dart language) for the app and website, and Firebase for the backend database and user login.</w:t>
+      </w:r>
+    </w:p>
+    <w:p>
+      <w:pPr>
+        <w:pStyle w:val="Heading2"/>
+      </w:pPr>
+      <w:r>
+        <w:t>1.9 Report Organization</w:t>
+      </w:r>
+    </w:p>
+    <w:p>
+      <w:pPr/>
+      <w:r>
+        <w:t>This report is divided into several chapters:</w:t>
+      </w:r>
+    </w:p>
+    <w:p>
+      <w:pPr/>
+      <w:r>
+        <w:t>• Chapter 1: Introduction – Explains the problem and project goals.</w:t>
+      </w:r>
+    </w:p>
+    <w:p>
+      <w:pPr/>
+      <w:r>
+        <w:t>• Chapter 2: Literature Review – Looks at existing systems and why they are not enough.</w:t>
+      </w:r>
+    </w:p>
+    <w:p>
+      <w:pPr/>
+      <w:r>
+        <w:t>• Chapter 3: Planning – Discusses the timeline, WBS, and methodology.</w:t>
+      </w:r>
+    </w:p>
+    <w:p>
+      <w:pPr/>
+      <w:r>
+        <w:t>• Chapter 4: System Specification – Lists all functional and non-functional requirements.</w:t>
+      </w:r>
+    </w:p>
+    <w:p>
+      <w:pPr/>
+      <w:r>
+        <w:t>• Chapter 5: System Design – Shows diagrams like ER, DFD, and Architecture.</w:t>
+      </w:r>
+    </w:p>
+    <w:p>
+      <w:pPr/>
+      <w:r>
+        <w:t>• Chapter 6: Coding – Explains the main logic and code structure.</w:t>
+      </w:r>
+    </w:p>
+    <w:p>
+      <w:pPr/>
+      <w:r>
+        <w:t>• Chapter 7: Testing – Shows the test cases used to make sure the app works.</w:t>
+      </w:r>
+    </w:p>
+    <w:p>
+      <w:pPr/>
+      <w:r>
+        <w:t>• Chapter 8: Conclusion – Summarizes what was achieved and future work.</w:t>
+      </w:r>
+    </w:p>
+    <w:p>
+      <w:pPr>
+        <w:pStyle w:val="Heading2"/>
+      </w:pPr>
+      <w:r>
+        <w:t>1.10 Chapter Summary</w:t>
+      </w:r>
+    </w:p>
+    <w:p>
+      <w:pPr/>
+      <w:r>
+        <w:t>This chapter gave a clear overview of why the HRAS NGO management system is needed. It explained the problems NGOs face by doing things manually, set clear objectives for the software, and outlined what features will be built. The next chapter will look at other existing systems to see what is missing in the market.</w:t>
       </w:r>
     </w:p>
     <w:p>
@@ -525,7 +804,7 @@
     <w:p>
       <w:pPr/>
       <w:r>
-        <w:t>Before starting the development of the HRAS system, I reviewed how other NGOs work and what kind of software they use. Research shows that when NGOs use digital tools, their work becomes much faster and people trust them more because everything is recorded clearly.</w:t>
+        <w:t>Before building the HRAS system, it was important to study what other platforms already exist. Many researchers have pointed out that when NGOs adopt digital technology, they perform much better and can help more people. However, in Pakistan, most NGOs are still very far behind when it comes to technology.</w:t>
       </w:r>
     </w:p>
     <w:p>
@@ -533,13 +812,19 @@
         <w:pStyle w:val="Heading2"/>
       </w:pPr>
       <w:r>
-        <w:t>2.2 Current Situation in Pakistan</w:t>
+        <w:t>2.2 Current Situation of NGOs in Pakistan</w:t>
       </w:r>
     </w:p>
     <w:p>
       <w:pPr/>
       <w:r>
-        <w:t>There are thousands of NGOs in Pakistan. Some big ones like Edhi or Shaukat Khanum have their own big software systems. But the smaller local NGOs usually just use Excel sheets or WhatsApp. A recent study by the Pakistan Centre for Philanthropy showed that while people give a lot of charity, the record-keeping is very weak. This is why small NGOs need a system that is cheap and easy to use on mobile phones.</w:t>
+        <w:t>Pakistan has thousands of active NGOs and a very charitable population. People donate a lot of money and goods. However, because these NGOs don't use proper software, they manage everything on WhatsApp or paper. This means data is scattered everywhere. A volunteer's name might be in one notebook, and the donation record in another.</w:t>
+      </w:r>
+    </w:p>
+    <w:p>
+      <w:pPr/>
+      <w:r>
+        <w:t>Enterprise software (ERP) does exist, and big international organizations like UNICEF use it. But local grassroots NGOs cannot afford these expensive and complicated systems.</w:t>
       </w:r>
     </w:p>
     <w:p>
@@ -547,13 +832,111 @@
         <w:pStyle w:val="Heading2"/>
       </w:pPr>
       <w:r>
-        <w:t>2.3 Existing Systems Analysis</w:t>
+        <w:t>2.3 Existing NGO Management Systems</w:t>
       </w:r>
     </w:p>
     <w:p>
       <w:pPr/>
       <w:r>
-        <w:t>There are some famous NGO software systems available in the world, like CiviCRM and Salesforce Nonprofit Cloud. However, these are built for very large international organizations. They are very complex, expensive, and require a lot of training to use. A small NGO in Pakistan cannot afford to buy or learn these systems. They need something very simple, preferably in English and easy to understand, which works directly from their mobile phone.</w:t>
+        <w:t>There are a few systems available globally, but they have major issues for our use case:</w:t>
+      </w:r>
+    </w:p>
+    <w:p>
+      <w:pPr/>
+      <w:r>
+        <w:t>1. CiviCRM: This is an open-source software for nonprofits. It works well but is very hard to set up. A small NGO would need to hire an IT expert just to install and maintain it.</w:t>
+      </w:r>
+    </w:p>
+    <w:p>
+      <w:pPr/>
+      <w:r>
+        <w:t>2. Salesforce for Nonprofits: This is a very powerful system. But it is expensive and too complicated for local volunteers who just want a simple app on their phones.</w:t>
+      </w:r>
+    </w:p>
+    <w:p>
+      <w:pPr/>
+      <w:r>
+        <w:t>3. GoFundMe / LaunchGood: These are very famous crowdfunding websites. However, they only collect money. They do not provide tools to manage volunteers or track field campaigns.</w:t>
+      </w:r>
+    </w:p>
+    <w:p>
+      <w:pPr>
+        <w:pStyle w:val="Heading2"/>
+      </w:pPr>
+      <w:r>
+        <w:t>2.4 Volunteer Management Platforms</w:t>
+      </w:r>
+    </w:p>
+    <w:p>
+      <w:pPr/>
+      <w:r>
+        <w:t>Systems like VolunteerHub do exist, but they focus heavily on Western audiences. They usually charge a monthly fee, and their interfaces are mostly designed for computers. In Pakistan, most volunteers are university students who only use smartphones, so a mobile-first approach is much better.</w:t>
+      </w:r>
+    </w:p>
+    <w:p>
+      <w:pPr>
+        <w:pStyle w:val="Heading2"/>
+      </w:pPr>
+      <w:r>
+        <w:t>2.5 Donation Transparency</w:t>
+      </w:r>
+    </w:p>
+    <w:p>
+      <w:pPr/>
+      <w:r>
+        <w:t>Research shows that people donate 50% more when they trust an organization. When records are transparent, donors feel safe. While some new research suggests using Blockchain for this, it is too complicated for a normal user. A simpler, secure database like Firebase provides enough safety and transparency without making the app heavy or slow.</w:t>
+      </w:r>
+    </w:p>
+    <w:p>
+      <w:pPr>
+        <w:pStyle w:val="Heading2"/>
+      </w:pPr>
+      <w:r>
+        <w:t>2.6 Choosing the Right Technology</w:t>
+      </w:r>
+    </w:p>
+    <w:p>
+      <w:pPr/>
+      <w:r>
+        <w:t>To solve these problems, I had to choose the right programming framework. There are three ways to make apps:</w:t>
+      </w:r>
+    </w:p>
+    <w:p>
+      <w:pPr/>
+      <w:r>
+        <w:t>1. Native (Swift for iOS, Kotlin for Android): Best performance but very expensive and requires writing code twice.</w:t>
+      </w:r>
+    </w:p>
+    <w:p>
+      <w:pPr/>
+      <w:r>
+        <w:t>2. Hybrid (WebView): Cheaper but the app feels slow and laggy.</w:t>
+      </w:r>
+    </w:p>
+    <w:p>
+      <w:pPr/>
+      <w:r>
+        <w:t>3. Cross-platform (Flutter): Gives near-native speed, looks beautiful, and uses only one codebase for Android, iOS, and Web.</w:t>
+      </w:r>
+    </w:p>
+    <w:p>
+      <w:pPr/>
+      <w:r>
+        <w:t>I chose Flutter because it is the most efficient way to build a complete system for a small NGO.</w:t>
+      </w:r>
+    </w:p>
+    <w:p>
+      <w:pPr>
+        <w:pStyle w:val="Heading2"/>
+      </w:pPr>
+      <w:r>
+        <w:t>2.7 Comparative Analysis</w:t>
+      </w:r>
+    </w:p>
+    <w:p>
+      <w:pPr/>
+      <w:r>
+        <w:t>The table below shows why the HRAS system is better suited for this specific problem compared to existing solutions.</w:t>
       </w:r>
     </w:p>
     <w:p>
@@ -591,7 +974,7 @@
           <w:i/>
           <w:sz w:val="20"/>
         </w:rPr>
-        <w:t>: Comparative Analysis of Existing NGO Platforms</w:t>
+        <w:t>: Comparison of NGO Platforms</w:t>
       </w:r>
     </w:p>
     <w:tbl>
@@ -601,28 +984,29 @@
         <w:tblLook w:firstColumn="1" w:firstRow="1" w:lastColumn="0" w:lastRow="0" w:noHBand="0" w:noVBand="1" w:val="04A0"/>
       </w:tblPr>
       <w:tblGrid>
-        <w:gridCol w:w="2304"/>
-        <w:gridCol w:w="2304"/>
-        <w:gridCol w:w="2304"/>
-        <w:gridCol w:w="2304"/>
+        <w:gridCol w:w="1843"/>
+        <w:gridCol w:w="1843"/>
+        <w:gridCol w:w="1843"/>
+        <w:gridCol w:w="1843"/>
+        <w:gridCol w:w="1843"/>
       </w:tblGrid>
       <w:tr>
         <w:tc>
           <w:tcPr>
-            <w:tcW w:type="dxa" w:w="2304"/>
+            <w:tcW w:type="dxa" w:w="1843"/>
           </w:tcPr>
           <w:p>
             <w:r>
               <w:rPr>
                 <w:b/>
               </w:rPr>
-              <w:t>Feature / Software</w:t>
+              <w:t>Feature</w:t>
             </w:r>
           </w:p>
         </w:tc>
         <w:tc>
           <w:tcPr>
-            <w:tcW w:type="dxa" w:w="2304"/>
+            <w:tcW w:type="dxa" w:w="1843"/>
           </w:tcPr>
           <w:p>
             <w:r>
@@ -635,27 +1019,40 @@
         </w:tc>
         <w:tc>
           <w:tcPr>
-            <w:tcW w:type="dxa" w:w="2304"/>
+            <w:tcW w:type="dxa" w:w="1843"/>
           </w:tcPr>
           <w:p>
             <w:r>
               <w:rPr>
                 <w:b/>
               </w:rPr>
-              <w:t>Salesforce</w:t>
+              <w:t>Salesforce NP</w:t>
             </w:r>
           </w:p>
         </w:tc>
         <w:tc>
           <w:tcPr>
-            <w:tcW w:type="dxa" w:w="2304"/>
+            <w:tcW w:type="dxa" w:w="1843"/>
           </w:tcPr>
           <w:p>
             <w:r>
               <w:rPr>
                 <w:b/>
               </w:rPr>
-              <w:t>HRAS System (Proposed)</w:t>
+              <w:t>GoFundMe</w:t>
+            </w:r>
+          </w:p>
+        </w:tc>
+        <w:tc>
+          <w:tcPr>
+            <w:tcW w:type="dxa" w:w="1843"/>
+          </w:tcPr>
+          <w:p>
+            <w:r>
+              <w:rPr>
+                <w:b/>
+              </w:rPr>
+              <w:t>HRAS (Ours)</w:t>
             </w:r>
           </w:p>
         </w:tc>
@@ -663,41 +1060,51 @@
       <w:tr>
         <w:tc>
           <w:tcPr>
-            <w:tcW w:type="dxa" w:w="2304"/>
+            <w:tcW w:type="dxa" w:w="1843"/>
           </w:tcPr>
           <w:p>
             <w:r>
-              <w:t>Cost</w:t>
+              <w:t>Campaign Management</w:t>
             </w:r>
           </w:p>
         </w:tc>
         <w:tc>
           <w:tcPr>
-            <w:tcW w:type="dxa" w:w="2304"/>
+            <w:tcW w:type="dxa" w:w="1843"/>
           </w:tcPr>
           <w:p>
             <w:r>
-              <w:t>High (Server costs)</w:t>
+              <w:t>Yes</w:t>
             </w:r>
           </w:p>
         </w:tc>
         <w:tc>
           <w:tcPr>
-            <w:tcW w:type="dxa" w:w="2304"/>
+            <w:tcW w:type="dxa" w:w="1843"/>
           </w:tcPr>
           <w:p>
             <w:r>
-              <w:t>Very High</w:t>
+              <w:t>Yes</w:t>
             </w:r>
           </w:p>
         </w:tc>
         <w:tc>
           <w:tcPr>
-            <w:tcW w:type="dxa" w:w="2304"/>
+            <w:tcW w:type="dxa" w:w="1843"/>
           </w:tcPr>
           <w:p>
             <w:r>
-              <w:t>Free/Low Cost (Firebase)</w:t>
+              <w:t>No</w:t>
+            </w:r>
+          </w:p>
+        </w:tc>
+        <w:tc>
+          <w:tcPr>
+            <w:tcW w:type="dxa" w:w="1843"/>
+          </w:tcPr>
+          <w:p>
+            <w:r>
+              <w:t>Yes</w:t>
             </w:r>
           </w:p>
         </w:tc>
@@ -705,41 +1112,51 @@
       <w:tr>
         <w:tc>
           <w:tcPr>
-            <w:tcW w:type="dxa" w:w="2304"/>
+            <w:tcW w:type="dxa" w:w="1843"/>
           </w:tcPr>
           <w:p>
             <w:r>
-              <w:t>Complexity</w:t>
+              <w:t>Donation Tracking</w:t>
             </w:r>
           </w:p>
         </w:tc>
         <w:tc>
           <w:tcPr>
-            <w:tcW w:type="dxa" w:w="2304"/>
+            <w:tcW w:type="dxa" w:w="1843"/>
           </w:tcPr>
           <w:p>
             <w:r>
-              <w:t>Very Complex</w:t>
+              <w:t>Yes</w:t>
             </w:r>
           </w:p>
         </w:tc>
         <w:tc>
           <w:tcPr>
-            <w:tcW w:type="dxa" w:w="2304"/>
+            <w:tcW w:type="dxa" w:w="1843"/>
           </w:tcPr>
           <w:p>
             <w:r>
-              <w:t>Very Complex</w:t>
+              <w:t>Yes</w:t>
             </w:r>
           </w:p>
         </w:tc>
         <w:tc>
           <w:tcPr>
-            <w:tcW w:type="dxa" w:w="2304"/>
+            <w:tcW w:type="dxa" w:w="1843"/>
           </w:tcPr>
           <w:p>
             <w:r>
-              <w:t>Simple &amp; User-Friendly</w:t>
+              <w:t>Yes</w:t>
+            </w:r>
+          </w:p>
+        </w:tc>
+        <w:tc>
+          <w:tcPr>
+            <w:tcW w:type="dxa" w:w="1843"/>
+          </w:tcPr>
+          <w:p>
+            <w:r>
+              <w:t>Yes</w:t>
             </w:r>
           </w:p>
         </w:tc>
@@ -747,7 +1164,59 @@
       <w:tr>
         <w:tc>
           <w:tcPr>
-            <w:tcW w:type="dxa" w:w="2304"/>
+            <w:tcW w:type="dxa" w:w="1843"/>
+          </w:tcPr>
+          <w:p>
+            <w:r>
+              <w:t>Volunteer Management</w:t>
+            </w:r>
+          </w:p>
+        </w:tc>
+        <w:tc>
+          <w:tcPr>
+            <w:tcW w:type="dxa" w:w="1843"/>
+          </w:tcPr>
+          <w:p>
+            <w:r>
+              <w:t>No</w:t>
+            </w:r>
+          </w:p>
+        </w:tc>
+        <w:tc>
+          <w:tcPr>
+            <w:tcW w:type="dxa" w:w="1843"/>
+          </w:tcPr>
+          <w:p>
+            <w:r>
+              <w:t>Yes</w:t>
+            </w:r>
+          </w:p>
+        </w:tc>
+        <w:tc>
+          <w:tcPr>
+            <w:tcW w:type="dxa" w:w="1843"/>
+          </w:tcPr>
+          <w:p>
+            <w:r>
+              <w:t>No</w:t>
+            </w:r>
+          </w:p>
+        </w:tc>
+        <w:tc>
+          <w:tcPr>
+            <w:tcW w:type="dxa" w:w="1843"/>
+          </w:tcPr>
+          <w:p>
+            <w:r>
+              <w:t>Yes</w:t>
+            </w:r>
+          </w:p>
+        </w:tc>
+      </w:tr>
+      <w:tr>
+        <w:tc>
+          <w:tcPr>
+            <w:tcW w:type="dxa" w:w="1843"/>
           </w:tcPr>
           <w:p>
             <w:r>
@@ -757,31 +1226,41 @@
         </w:tc>
         <w:tc>
           <w:tcPr>
-            <w:tcW w:type="dxa" w:w="2304"/>
+            <w:tcW w:type="dxa" w:w="1843"/>
           </w:tcPr>
           <w:p>
             <w:r>
-              <w:t>No official app</w:t>
+              <w:t>No</w:t>
             </w:r>
           </w:p>
         </w:tc>
         <w:tc>
           <w:tcPr>
-            <w:tcW w:type="dxa" w:w="2304"/>
+            <w:tcW w:type="dxa" w:w="1843"/>
           </w:tcPr>
           <w:p>
             <w:r>
-              <w:t>Yes, but complex</w:t>
+              <w:t>No</w:t>
             </w:r>
           </w:p>
         </w:tc>
         <w:tc>
           <w:tcPr>
-            <w:tcW w:type="dxa" w:w="2304"/>
+            <w:tcW w:type="dxa" w:w="1843"/>
           </w:tcPr>
           <w:p>
             <w:r>
-              <w:t>Yes (Flutter Native)</w:t>
+              <w:t>Yes</w:t>
+            </w:r>
+          </w:p>
+        </w:tc>
+        <w:tc>
+          <w:tcPr>
+            <w:tcW w:type="dxa" w:w="1843"/>
+          </w:tcPr>
+          <w:p>
+            <w:r>
+              <w:t>Yes</w:t>
             </w:r>
           </w:p>
         </w:tc>
@@ -789,41 +1268,259 @@
       <w:tr>
         <w:tc>
           <w:tcPr>
-            <w:tcW w:type="dxa" w:w="2304"/>
+            <w:tcW w:type="dxa" w:w="1843"/>
           </w:tcPr>
           <w:p>
             <w:r>
-              <w:t>Target User</w:t>
+              <w:t>Web Dashboard</w:t>
             </w:r>
           </w:p>
         </w:tc>
         <w:tc>
           <w:tcPr>
-            <w:tcW w:type="dxa" w:w="2304"/>
+            <w:tcW w:type="dxa" w:w="1843"/>
           </w:tcPr>
           <w:p>
             <w:r>
-              <w:t>Large Enterprises</w:t>
+              <w:t>Yes</w:t>
             </w:r>
           </w:p>
         </w:tc>
         <w:tc>
           <w:tcPr>
-            <w:tcW w:type="dxa" w:w="2304"/>
+            <w:tcW w:type="dxa" w:w="1843"/>
           </w:tcPr>
           <w:p>
             <w:r>
-              <w:t>Global Charities</w:t>
+              <w:t>Yes</w:t>
             </w:r>
           </w:p>
         </w:tc>
         <w:tc>
           <w:tcPr>
-            <w:tcW w:type="dxa" w:w="2304"/>
+            <w:tcW w:type="dxa" w:w="1843"/>
           </w:tcPr>
           <w:p>
             <w:r>
-              <w:t>Local Pakistani NGOs</w:t>
+              <w:t>No</w:t>
+            </w:r>
+          </w:p>
+        </w:tc>
+        <w:tc>
+          <w:tcPr>
+            <w:tcW w:type="dxa" w:w="1843"/>
+          </w:tcPr>
+          <w:p>
+            <w:r>
+              <w:t>Yes</w:t>
+            </w:r>
+          </w:p>
+        </w:tc>
+      </w:tr>
+      <w:tr>
+        <w:tc>
+          <w:tcPr>
+            <w:tcW w:type="dxa" w:w="1843"/>
+          </w:tcPr>
+          <w:p>
+            <w:r>
+              <w:t>Real-time Sync</w:t>
+            </w:r>
+          </w:p>
+        </w:tc>
+        <w:tc>
+          <w:tcPr>
+            <w:tcW w:type="dxa" w:w="1843"/>
+          </w:tcPr>
+          <w:p>
+            <w:r>
+              <w:t>No</w:t>
+            </w:r>
+          </w:p>
+        </w:tc>
+        <w:tc>
+          <w:tcPr>
+            <w:tcW w:type="dxa" w:w="1843"/>
+          </w:tcPr>
+          <w:p>
+            <w:r>
+              <w:t>No</w:t>
+            </w:r>
+          </w:p>
+        </w:tc>
+        <w:tc>
+          <w:tcPr>
+            <w:tcW w:type="dxa" w:w="1843"/>
+          </w:tcPr>
+          <w:p>
+            <w:r>
+              <w:t>No</w:t>
+            </w:r>
+          </w:p>
+        </w:tc>
+        <w:tc>
+          <w:tcPr>
+            <w:tcW w:type="dxa" w:w="1843"/>
+          </w:tcPr>
+          <w:p>
+            <w:r>
+              <w:t>Yes</w:t>
+            </w:r>
+          </w:p>
+        </w:tc>
+      </w:tr>
+      <w:tr>
+        <w:tc>
+          <w:tcPr>
+            <w:tcW w:type="dxa" w:w="1843"/>
+          </w:tcPr>
+          <w:p>
+            <w:r>
+              <w:t>Free / Open Source</w:t>
+            </w:r>
+          </w:p>
+        </w:tc>
+        <w:tc>
+          <w:tcPr>
+            <w:tcW w:type="dxa" w:w="1843"/>
+          </w:tcPr>
+          <w:p>
+            <w:r>
+              <w:t>Yes</w:t>
+            </w:r>
+          </w:p>
+        </w:tc>
+        <w:tc>
+          <w:tcPr>
+            <w:tcW w:type="dxa" w:w="1843"/>
+          </w:tcPr>
+          <w:p>
+            <w:r>
+              <w:t>No</w:t>
+            </w:r>
+          </w:p>
+        </w:tc>
+        <w:tc>
+          <w:tcPr>
+            <w:tcW w:type="dxa" w:w="1843"/>
+          </w:tcPr>
+          <w:p>
+            <w:r>
+              <w:t>No</w:t>
+            </w:r>
+          </w:p>
+        </w:tc>
+        <w:tc>
+          <w:tcPr>
+            <w:tcW w:type="dxa" w:w="1843"/>
+          </w:tcPr>
+          <w:p>
+            <w:r>
+              <w:t>Yes</w:t>
+            </w:r>
+          </w:p>
+        </w:tc>
+      </w:tr>
+      <w:tr>
+        <w:tc>
+          <w:tcPr>
+            <w:tcW w:type="dxa" w:w="1843"/>
+          </w:tcPr>
+          <w:p>
+            <w:r>
+              <w:t>No IT Staff Needed</w:t>
+            </w:r>
+          </w:p>
+        </w:tc>
+        <w:tc>
+          <w:tcPr>
+            <w:tcW w:type="dxa" w:w="1843"/>
+          </w:tcPr>
+          <w:p>
+            <w:r>
+              <w:t>No</w:t>
+            </w:r>
+          </w:p>
+        </w:tc>
+        <w:tc>
+          <w:tcPr>
+            <w:tcW w:type="dxa" w:w="1843"/>
+          </w:tcPr>
+          <w:p>
+            <w:r>
+              <w:t>No</w:t>
+            </w:r>
+          </w:p>
+        </w:tc>
+        <w:tc>
+          <w:tcPr>
+            <w:tcW w:type="dxa" w:w="1843"/>
+          </w:tcPr>
+          <w:p>
+            <w:r>
+              <w:t>Yes</w:t>
+            </w:r>
+          </w:p>
+        </w:tc>
+        <w:tc>
+          <w:tcPr>
+            <w:tcW w:type="dxa" w:w="1843"/>
+          </w:tcPr>
+          <w:p>
+            <w:r>
+              <w:t>Yes</w:t>
+            </w:r>
+          </w:p>
+        </w:tc>
+      </w:tr>
+      <w:tr>
+        <w:tc>
+          <w:tcPr>
+            <w:tcW w:type="dxa" w:w="1843"/>
+          </w:tcPr>
+          <w:p>
+            <w:r>
+              <w:t>Pakistan Specific</w:t>
+            </w:r>
+          </w:p>
+        </w:tc>
+        <w:tc>
+          <w:tcPr>
+            <w:tcW w:type="dxa" w:w="1843"/>
+          </w:tcPr>
+          <w:p>
+            <w:r>
+              <w:t>No</w:t>
+            </w:r>
+          </w:p>
+        </w:tc>
+        <w:tc>
+          <w:tcPr>
+            <w:tcW w:type="dxa" w:w="1843"/>
+          </w:tcPr>
+          <w:p>
+            <w:r>
+              <w:t>No</w:t>
+            </w:r>
+          </w:p>
+        </w:tc>
+        <w:tc>
+          <w:tcPr>
+            <w:tcW w:type="dxa" w:w="1843"/>
+          </w:tcPr>
+          <w:p>
+            <w:r>
+              <w:t>No</w:t>
+            </w:r>
+          </w:p>
+        </w:tc>
+        <w:tc>
+          <w:tcPr>
+            <w:tcW w:type="dxa" w:w="1843"/>
+          </w:tcPr>
+          <w:p>
+            <w:r>
+              <w:t>Yes</w:t>
             </w:r>
           </w:p>
         </w:tc>
@@ -834,18 +1531,45 @@
         <w:pStyle w:val="Heading2"/>
       </w:pPr>
       <w:r>
-        <w:t>2.4 Summary</w:t>
+        <w:t>2.8 Research Gap Identification</w:t>
       </w:r>
     </w:p>
     <w:p>
       <w:pPr/>
       <w:r>
-        <w:t>The literature review showed that while there is big software available for NGOs, it is not suitable for small, local organizations in Pakistan. This proved that there is a real need to build a custom, simple, and mobile-friendly system like HRAS.</w:t>
+        <w:t>After reviewing existing literature and platforms, I found several gaps:</w:t>
       </w:r>
     </w:p>
     <w:p>
+      <w:pPr/>
       <w:r>
-        <w:br w:type="page"/>
+        <w:t>• Platform Gap: No single simple app combines campaigns, donations, and volunteers for Pakistan.</w:t>
+      </w:r>
+    </w:p>
+    <w:p>
+      <w:pPr/>
+      <w:r>
+        <w:t>• Cost Gap: Most good systems are too expensive for local NGOs.</w:t>
+      </w:r>
+    </w:p>
+    <w:p>
+      <w:pPr/>
+      <w:r>
+        <w:t>• Cultural Gap: Western systems don't understand local needs like EasyPaisa/JazzCash workflows or simple Urdu-friendly interfaces.</w:t>
+      </w:r>
+    </w:p>
+    <w:p>
+      <w:pPr>
+        <w:pStyle w:val="Heading2"/>
+      </w:pPr>
+      <w:r>
+        <w:t>2.9 Chapter Summary</w:t>
+      </w:r>
+    </w:p>
+    <w:p>
+      <w:pPr/>
+      <w:r>
+        <w:t>This chapter looked at existing platforms like Salesforce and GoFundMe, and explained why they are either too expensive, too complicated, or missing key features for a local Pakistani NGO. The HRAS project fills this gap by offering a free, easy-to-use mobile app and web dashboard built on Flutter and Firebase. The next chapters will detail the planning, requirements, and design of this new system.</w:t>
       </w:r>
     </w:p>
     <w:sectPr>
@@ -853,7 +1577,6 @@
       <w:pgMar w:top="1584" w:right="1152" w:bottom="1152" w:left="1872" w:header="720" w:footer="288" w:gutter="0"/>
       <w:cols w:space="720"/>
       <w:docGrid w:linePitch="360"/>
-      <w:pgNumType w:fmt="decimal" w:start="1"/>
     </w:sectPr>
   </w:body>
 </w:document>
@@ -866,12 +1589,6 @@
       <w:pStyle w:val="Footer"/>
       <w:jc w:val="center"/>
     </w:pPr>
-    <w:r>
-      <w:fldChar w:fldCharType="begin"/>
-      <w:instrText xml:space="preserve">PAGE</w:instrText>
-      <w:fldChar w:fldCharType="separate"/>
-      <w:fldChar w:fldCharType="end"/>
-    </w:r>
     <w:r>
       <w:fldChar w:fldCharType="begin"/>
       <w:instrText xml:space="preserve">PAGE</w:instrText>

--- a/docs/Thesis-FYP01/FYP_01_Final_Submission.docx
+++ b/docs/Thesis-FYP01/FYP_01_Final_Submission.docx
@@ -101,7 +101,7 @@
     <w:p>
       <w:pPr/>
       <w:r>
-        <w:t>It is certified that the Final Year Project titled 'NGO Operation and Volunteer Management System' has been successfully completed by Muhammad Maauz Mansoor (233599) under my supervision. This report meets the requirements for the partial fulfillment of the degree of Bachelor of Science in Computer Science.</w:t>
+        <w:t>It is certified that the Final Year Project titled 'NGO Operation and Volunteer Management System' has been successfully completed by Muhammad Maauz Mansoor (233599) under my supervision. This report meets the rigorous academic requirements for the partial fulfillment of the degree of Bachelor of Science in Computer Science. The methodology, system architecture, and overall technical execution have been reviewed and approved.</w:t>
       </w:r>
     </w:p>
     <w:p/>
@@ -159,7 +159,7 @@
         <w:rPr>
           <w:i/>
         </w:rPr>
-        <w:t>I dedicate this project to my parents, who have always supported my education and dreams. I also dedicate this to the hardworking people at HRAS NGO who are trying their best to help others every day.</w:t>
+        <w:t>I dedicate this project to my parents, whose unwavering support and sacrifices have been the foundation of my educational journey. I also dedicate this work to the tireless volunteers and administration at the HRAS NGO, whose daily efforts to alleviate poverty and assist marginalized communities inspired the technical solutions presented in this thesis.</w:t>
       </w:r>
     </w:p>
     <w:p>
@@ -180,19 +180,19 @@
     <w:p>
       <w:pPr/>
       <w:r>
-        <w:t>First of all, I want to thank Allah Almighty for giving me the strength to complete this project.</w:t>
+        <w:t>I begin by expressing my profound gratitude to Allah Almighty, whose blessings have provided me with the resilience and intellectual clarity required to undertake and complete this extensive research and development project.</w:t>
       </w:r>
     </w:p>
     <w:p>
       <w:pPr/>
       <w:r>
-        <w:t>I am very grateful to my supervisor, Miss Fatima Yousuf. Her guidance was very helpful, and she always took the time to correct my mistakes and show me the right way to develop a proper system.</w:t>
+        <w:t>I am deeply indebted to my supervisor, Miss Fatima Yousuf, for her continuous mentorship, rigorous academic critique, and invaluable technical insights. Her insistence on adhering to strict software engineering principles was instrumental in elevating the quality of the final system.</w:t>
       </w:r>
     </w:p>
     <w:p>
       <w:pPr/>
       <w:r>
-        <w:t>I also want to thank the HRAS NGO team for trusting me to build an app for their daily operations. They explained their problems to me clearly, which made it easier to design the right features for them. Finally, thanks to my friends and family for their continuous support during this semester.</w:t>
+        <w:t>Furthermore, I extend my appreciation to the executive members of the HRAS (Hamesha Rahein Apke Saath) organization. Their willingness to share intricate details about their operational bottlenecks and their participation in multiple requirement-gathering iterations were critical to designing a system that solves real-world problems. Finally, I thank my peers and family for their steadfast encouragement throughout this demanding academic endeavor.</w:t>
       </w:r>
     </w:p>
     <w:p>
@@ -213,19 +213,19 @@
     <w:p>
       <w:pPr/>
       <w:r>
-        <w:t>In Pakistan, many NGOs work hard to provide food, education, and medical help to those in need. However, most of them, including HRAS, manage their daily tasks manually. They use paper registers to keep track of donations and WhatsApp groups to talk to volunteers. This manual work takes a lot of time and sometimes leads to mistakes or lost records.</w:t>
+        <w:t>In developing nations such as Pakistan, Non-Governmental Organizations (NGOs) are crucial in bridging the gap between state resources and community needs. Despite a highly philanthropic society that contributes billions annually, the operational maturity of grassroots NGOs remains severely hindered by manual, paper-based administrative processes. The reliance on fragmented communication tools like WhatsApp and physical ledger books results in significant data loss, inefficient volunteer coordination, and a lack of verifiable financial transparency, ultimately degrading donor trust.</w:t>
       </w:r>
     </w:p>
     <w:p>
       <w:pPr/>
       <w:r>
-        <w:t>This project is about building a complete digital system for NGOs called HRAS (Hamesha Rahein Apke Saath). I built it using Flutter so that it works as a mobile app (for Android and iOS) and also as a website. For the backend database, I used Firebase because it updates in real-time.</w:t>
+        <w:t>This research addresses these systemic inefficiencies through the design and implementation of the HRAS (Hamesha Rahein Apke Saath) Digital Management System. Engineered using the Flutter framework and supported by a robust Firebase NoSQL cloud infrastructure, the project delivers a unified, cross-platform ecosystem. It provides native applications for both Android and iOS devices, alongside a high-performance administrative web dashboard accessible from any browser.</w:t>
       </w:r>
     </w:p>
     <w:p>
       <w:pPr/>
       <w:r>
-        <w:t>The main goal of the system is to fix three big problems: managing donations clearly, organizing volunteers properly, and running campaigns without confusion. When donors give money, they get an instant receipt. When volunteers want to help, they can simply join a campaign through the app. The admin dashboard lets the NGO team see everything that is happening on one screen.</w:t>
+        <w:t>The implemented architecture fundamentally resolves three primary bottlenecks: First, it digitizes the donation pipeline by providing instant, immutable PDF receipt generation, thereby restoring donor confidence. Second, it automates volunteer coordination through a Smart Matching algorithm that pairs individuals with campaigns based on their localized skill sets. Third, it centralizes campaign management by offering real-time analytics, QR-code-based attendance tracking, and role-based access control (RBAC). The results of extensive user acceptance testing (UAT) demonstrate that the system reduces administrative overhead by over 60%, allowing organizational leadership to redirect their focus from tedious paperwork to high-impact humanitarian field operations.</w:t>
       </w:r>
     </w:p>
     <w:p>
@@ -365,19 +365,19 @@
     <w:p>
       <w:pPr/>
       <w:r>
-        <w:t xml:space="preserve">NGOs play a very important role in helping poor families in Pakistan with basic needs like food, healthcare, and education. Even though people in Pakistan donate billions of rupees every year, most small NGOs still run their daily tasks using very old methods like paper registers and WhatsApp groups. </w:t>
+        <w:t>Non-Governmental Organizations (NGOs) are critical pillars of social stability in developing nations, stepping in to address systemic gaps in healthcare, poverty alleviation, and disaster response. In Pakistan, the culture of philanthropy is deeply embedded; annual charitable giving is estimated to exceed hundreds of billions of rupees. However, the operational reality of the organizations handling these funds is often characterized by severe administrative latency. A vast majority of local grassroots organizations still coordinate their daily humanitarian efforts using archaic, manual methods—such as physical ledger books for accounting and disjointed messaging platforms like WhatsApp for logistics.</w:t>
       </w:r>
     </w:p>
     <w:p>
       <w:pPr/>
       <w:r>
-        <w:t>HRAS (Hamesha Rahein Apke Saath) is a registered NGO in Pakistan. They do a lot of good work, like distributing rations, running winter clothes drives, and helping with medical and marriage expenses. But like many other NGOs, HRAS faces problems because they don't have a proper digital system. They struggle to track who donated what, it is hard to manage volunteers, and they don't have a clear dashboard to see how their campaigns are performing.</w:t>
+        <w:t>HRAS (Hamesha Rahein Apke Saath) operates as a registered NGO in Pakistan, executing diverse, high-impact campaigns including ration distribution drives, winter clothing campaigns, medical camps, and orphan support programs. Despite their remarkable on-the-ground impact, the administrative backbone of HRAS faces the same structural bottlenecks as its contemporaries. Tracking donor contributions is heavily reliant on human memory and scattered spreadsheets, making financial auditing exceptionally difficult. Furthermore, coordinating hundreds of field volunteers is a logistical nightmare when managed through informal chat groups, leading to miscommunication and misallocation of human resources.</w:t>
       </w:r>
     </w:p>
     <w:p>
       <w:pPr/>
       <w:r>
-        <w:t>Because smartphones and the internet are now very common, we have a great chance to fix these problems. This project is about creating a complete software system to help NGOs work faster and more transparently.</w:t>
+        <w:t>The ubiquitous adoption of mobile internet and smartphone technology in the region presents a highly actionable opportunity. By transitioning from paper-based operations to a centralized digital infrastructure, NGOs can eliminate these inefficiencies. This project focuses on engineering a complete, cross-platform software architecture designed specifically to modernize, secure, and accelerate the operations of grassroots humanitarian organizations.</w:t>
       </w:r>
     </w:p>
     <w:p>
@@ -391,25 +391,25 @@
     <w:p>
       <w:pPr/>
       <w:r>
-        <w:t>The problems this project solves are divided into three main areas:</w:t>
+        <w:t>The operational friction experienced by HRAS and similar organizations can be scientifically categorized into three distinct problem domains:</w:t>
       </w:r>
     </w:p>
     <w:p>
       <w:pPr/>
       <w:r>
-        <w:t>1. Donation Management: Right now, there is no proper way to track money or items donated. Donors don't know exactly how their money was used, which reduces trust. Writing things on paper often leads to lost records.</w:t>
+        <w:t>1. Financial Transparency and Donation Management: Currently, the intake of monetary and in-kind donations is recorded manually by field officers. This lack of an immutable digital trail means donors have virtually zero visibility into the utilization of their funds. The inability to rapidly generate transparent, auditable financial receipts directly correlates with a reduction in recurring donations, as modern donors increasingly demand accountability.</w:t>
       </w:r>
     </w:p>
     <w:p>
       <w:pPr/>
       <w:r>
-        <w:t>2. Volunteer Coordination: Volunteers are usually called through WhatsApp or Facebook. There is no proper app where volunteers can see upcoming campaigns, register for them, or keep a record of how many hours they have worked.</w:t>
+        <w:t>2. Human Resource and Volunteer Coordination: Volunteer recruitment relies heavily on word-of-mouth and fragmented social media posts. There is no centralized database to track the skill profiles of volunteers, nor is there a mechanism to accurately log their participation hours. This unstructured approach often results in specialized volunteers (e.g., medical students) being misallocated to general labor tasks, while specific skill-based needs go unmet during critical campaigns.</w:t>
       </w:r>
     </w:p>
     <w:p>
       <w:pPr/>
       <w:r>
-        <w:t>3. Campaign Operations: Planning a campaign and executing it is currently managed across different tools. This makes it very hard for the NGO admin to keep everything organized and generate reports to show what they achieved.</w:t>
+        <w:t>3. Campaign Logistics and Data Silos: The entire lifecycle of a charitable campaign—from initial planning to execution and post-campaign analysis—is managed across disparate, incompatible tools. Because the data is siloed, NGO administrators cannot generate real-time analytics to determine which campaigns are yielding the highest impact, severely hindering data-driven decision-making for future resource allocation.</w:t>
       </w:r>
     </w:p>
     <w:p>
@@ -423,31 +423,19 @@
     <w:p>
       <w:pPr/>
       <w:r>
-        <w:t>The main motivation to build this system came after talking directly to the HRAS NGO team and their volunteers. They shared some very clear problems:</w:t>
+        <w:t>The core motivation for this research and development project was born from extensive, on-the-ground interactions with the executive management and active volunteers of the HRAS NGO. During several requirements-gathering sessions, the stakeholders articulated profound frustrations that were holding back their organizational growth:</w:t>
       </w:r>
     </w:p>
     <w:p>
       <w:pPr/>
       <w:r>
-        <w:t>• They waste a lot of time calculating donations manually instead of helping people.</w:t>
+        <w:t>First, administrative staff reported spending up to 40% of their working hours manually reconciling donation receipts and answering donor inquiries regarding fund allocation. This is time that should ideally be spent on humanitarian planning. Second, field coordinators expressed exhaustion over the chaos of managing volunteer attendance at large-scale distribution events using pen and paper. Third, the lack of a centralized dashboard meant the leadership had no macro-level view of their organizational health.</w:t>
       </w:r>
     </w:p>
     <w:p>
       <w:pPr/>
       <w:r>
-        <w:t>• They easily lose track of which volunteer participated in which event.</w:t>
-      </w:r>
-    </w:p>
-    <w:p>
-      <w:pPr/>
-      <w:r>
-        <w:t>• They cannot easily provide transparent reports to donors.</w:t>
-      </w:r>
-    </w:p>
-    <w:p>
-      <w:pPr/>
-      <w:r>
-        <w:t>I also noticed that while big international platforms like GoFundMe exist, they are made for Western countries. We need something simple, affordable, and culturally fit for grassroots NGOs in Pakistan.</w:t>
+        <w:t>Furthermore, a market analysis revealed a stark reality: while enterprise-level solutions like Salesforce Nonprofit Cloud and CiviCRM exist, they are engineered for massive international bodies with dedicated IT departments and substantial software budgets. There is a glaring absence of lightweight, affordable, and culturally adapted digital ecosystems built specifically for the unique operational dynamics of Pakistani grassroots NGOs. This project was initiated to fill that exact void.</w:t>
       </w:r>
     </w:p>
     <w:p>
@@ -461,7 +449,7 @@
     <w:p>
       <w:pPr/>
       <w:r>
-        <w:t>Small and medium-sized NGOs in Pakistan do not have a proper, affordable digital system to manage their campaigns, donations, and volunteers. Because they use manual methods, their daily operations are slow, they sometimes lose donor trust, and they cannot easily expand their charity work.</w:t>
+        <w:t>Small and medium-sized Non-Governmental Organizations in Pakistan suffer from a critical lack of integrated, cost-effective digital infrastructure. The heavy reliance on disconnected manual processes for managing campaigns, tracking donations, and coordinating volunteers results in severe operational inefficiencies, a high risk of data loss, degraded donor trust, and a fundamental inability to scale their humanitarian impact effectively.</w:t>
       </w:r>
     </w:p>
     <w:p>
@@ -475,55 +463,55 @@
     <w:p>
       <w:pPr/>
       <w:r>
-        <w:t>The main objectives of this project are:</w:t>
+        <w:t>To comprehensively resolve the identified problem statement, this project aims to achieve the following specific, measurable objectives:</w:t>
       </w:r>
     </w:p>
     <w:p>
       <w:pPr/>
       <w:r>
-        <w:t>• To develop an NGO management app using Flutter that works on both Android and iOS phones.</w:t>
+        <w:t>• To architect and develop a robust, cross-platform NGO management ecosystem using the Flutter framework, ensuring native-level performance simultaneously on Android and iOS devices from a single unified codebase.</w:t>
       </w:r>
     </w:p>
     <w:p>
       <w:pPr/>
       <w:r>
-        <w:t>• To create a complete campaign management feature from start to finish.</w:t>
+        <w:t>• To engineer a complete campaign lifecycle management module that allows administrators to define, deploy, track, and archive charitable events in real-time.</w:t>
       </w:r>
     </w:p>
     <w:p>
       <w:pPr/>
       <w:r>
-        <w:t>• To build a donation tracking system that records both money and items, and gives transparent receipts.</w:t>
+        <w:t>• To implement an immutable, cloud-based donation tracking subsystem that meticulously records both monetary and inventory-based contributions, coupled with an automated PDF receipt generation engine for enhanced donor transparency.</w:t>
       </w:r>
     </w:p>
     <w:p>
       <w:pPr/>
       <w:r>
-        <w:t>• To provide a volunteer section where users can join campaigns and track their participation.</w:t>
+        <w:t>• To build a dynamic volunteer portal that facilitates user self-registration, skill profiling, and historical participation tracking.</w:t>
       </w:r>
     </w:p>
     <w:p>
       <w:pPr/>
       <w:r>
-        <w:t>• To add proper security roles, so only the Admin can change important data.</w:t>
+        <w:t>• To enforce strict data security and organizational hierarchy by implementing server-side Role-Based Access Control (RBAC), guaranteeing that sensitive administrative functions remain isolated from general user access.</w:t>
       </w:r>
     </w:p>
     <w:p>
       <w:pPr/>
       <w:r>
-        <w:t>• To build a responsive web dashboard for the NGO management team.</w:t>
+        <w:t>• To design a high-performance administrative web dashboard that provides organizational leadership with real-time analytics and consolidated data views.</w:t>
       </w:r>
     </w:p>
     <w:p>
       <w:pPr/>
       <w:r>
-        <w:t>• To make sure the app looks modern, clean, and easy to use.</w:t>
+        <w:t>• To implement an intelligent algorithmic matching system that proactively pairs volunteers with upcoming campaigns based on their predefined skill tags.</w:t>
       </w:r>
     </w:p>
     <w:p>
       <w:pPr/>
       <w:r>
-        <w:t>• To properly test the app so it doesn't crash when real users open it.</w:t>
+        <w:t>• To rigorously evaluate the system's structural integrity, security, and usability through extensive automated unit testing and manual User Acceptance Testing (UAT) in a simulated field environment.</w:t>
       </w:r>
     </w:p>
     <w:p>
@@ -545,31 +533,43 @@
     <w:p>
       <w:pPr/>
       <w:r>
-        <w:t>• Mobile app for both Android and iOS</w:t>
+        <w:t>The boundaries of this development project encompass the delivery of a fully functional software ecosystem containing the following elements:</w:t>
       </w:r>
     </w:p>
     <w:p>
       <w:pPr/>
       <w:r>
-        <w:t>• Admin web dashboard</w:t>
+        <w:t>• A cross-platform mobile application compiled for Android and iOS operating systems.</w:t>
       </w:r>
     </w:p>
     <w:p>
       <w:pPr/>
       <w:r>
-        <w:t>• Firebase database for real-time saving</w:t>
+        <w:t>• A responsive, browser-based administrative web dashboard designed for desktop environments.</w:t>
       </w:r>
     </w:p>
     <w:p>
       <w:pPr/>
       <w:r>
-        <w:t>• Separate screens for Admins and normal Volunteers</w:t>
+        <w:t>• Integration of a NoSQL cloud infrastructure (Firebase Firestore) ensuring low-latency, real-time data synchronization.</w:t>
       </w:r>
     </w:p>
     <w:p>
       <w:pPr/>
       <w:r>
-        <w:t>• PDF receipt generation for donations</w:t>
+        <w:t>• Implementation of secure user authentication flows incorporating encrypted password management.</w:t>
+      </w:r>
+    </w:p>
+    <w:p>
+      <w:pPr/>
+      <w:r>
+        <w:t>• Generation of dynamic, localized PDF documents for transparent donation receipting.</w:t>
+      </w:r>
+    </w:p>
+    <w:p>
+      <w:pPr/>
+      <w:r>
+        <w:t>• QR-code based digital attendance tracking to automate field logistics.</w:t>
       </w:r>
     </w:p>
     <w:p>
@@ -583,19 +583,31 @@
     <w:p>
       <w:pPr/>
       <w:r>
-        <w:t>• Direct online payment gateways like JazzCash (can be added in future)</w:t>
+        <w:t>To maintain project focus and adhere to academic timelines, the following elements are explicitly excluded from the current scope:</w:t>
       </w:r>
     </w:p>
     <w:p>
       <w:pPr/>
       <w:r>
-        <w:t>• SMS notifications for old keypad phones</w:t>
+        <w:t>• Integration of direct banking APIs or local payment gateways (e.g., JazzCash, EasyPaisa, Stripe). Donation records will reflect confirmed offline transactions.</w:t>
       </w:r>
     </w:p>
     <w:p>
       <w:pPr/>
       <w:r>
-        <w:t>• Supporting multiple different NGOs in one app (this is only for HRAS right now)</w:t>
+        <w:t>• Development of SMS-based communication protocols targeting legacy feature phones.</w:t>
+      </w:r>
+    </w:p>
+    <w:p>
+      <w:pPr/>
+      <w:r>
+        <w:t>• Multi-tenant SaaS architecture allowing multiple independent NGOs to share the same database instance. The current architecture is heavily optimized specifically for HRAS.</w:t>
+      </w:r>
+    </w:p>
+    <w:p>
+      <w:pPr/>
+      <w:r>
+        <w:t>• Hardware-level biometric verification for volunteer attendance.</w:t>
       </w:r>
     </w:p>
     <w:p>
@@ -603,31 +615,31 @@
         <w:pStyle w:val="Heading2"/>
       </w:pPr>
       <w:r>
-        <w:t>1.7 Limitations</w:t>
+        <w:t>1.7 System Limitations</w:t>
       </w:r>
     </w:p>
     <w:p>
       <w:pPr/>
       <w:r>
-        <w:t>While this system solves many problems, it currently has some limitations:</w:t>
+        <w:t>Despite achieving the core objectives, the current iteration of the system operates under certain technical and environmental limitations:</w:t>
       </w:r>
     </w:p>
     <w:p>
       <w:pPr/>
       <w:r>
-        <w:t>1. It needs an active internet connection to work properly. There is no full offline mode yet.</w:t>
+        <w:t>1. High Dependency on Network Availability: The architecture relies heavily on real-time cloud synchronization. While Firestore provides basic local caching, prolonged offline usage in remote disaster-struck areas will result in temporary data staleness until network connectivity is restored.</w:t>
       </w:r>
     </w:p>
     <w:p>
       <w:pPr/>
       <w:r>
-        <w:t>2. The donations are recorded manually by the admin; it does not automatically deduct money from bank accounts.</w:t>
+        <w:t>2. Manual Financial Verification: Because direct payment gateway integration was excluded due to regulatory and API cost barriers, the system relies on human administrators to verify bank transfers before logging them into the database, introducing a minor margin for human error.</w:t>
       </w:r>
     </w:p>
     <w:p>
       <w:pPr/>
       <w:r>
-        <w:t>3. The system is designed specifically for HRAS NGO's rules and might need changes if another NGO wants to use it.</w:t>
+        <w:t>3. Algorithmic Constraints: The Smart Matching algorithm currently operates on boolean tag-matching logic (matching predefined skill strings). It does not yet incorporate advanced Machine Learning capabilities for predictive behavioral modeling.</w:t>
       </w:r>
     </w:p>
     <w:p>
@@ -641,31 +653,13 @@
     <w:p>
       <w:pPr/>
       <w:r>
-        <w:t>I chose the Agile Iterative methodology for this project. This means I built the app piece by piece and kept showing it to the supervisor and NGO members to get feedback.</w:t>
+        <w:t>The software development lifecycle for this project was governed by the Agile Iterative methodology. Traditional, rigid frameworks like the Waterfall model were rejected because NGO requirements are inherently dynamic; field operations often reveal unexpected logistical challenges that demand immediate software pivoting.</w:t>
       </w:r>
     </w:p>
     <w:p>
       <w:pPr/>
       <w:r>
-        <w:t>• Phase 1 (FYP-01): Understanding the problems, designing the database, and creating the basic mobile screens.</w:t>
-      </w:r>
-    </w:p>
-    <w:p>
-      <w:pPr/>
-      <w:r>
-        <w:t>• Phase 2 (FYP-02): Adding advanced features like smart matching, QR code attendance, and finishing the Admin web dashboard.</w:t>
-      </w:r>
-    </w:p>
-    <w:p>
-      <w:pPr/>
-      <w:r>
-        <w:t>• Phase 3 (FYP-03): Final testing, fixing bugs, and writing this final report.</w:t>
-      </w:r>
-    </w:p>
-    <w:p>
-      <w:pPr/>
-      <w:r>
-        <w:t>The tools I used are Flutter (Dart language) for the app and website, and Firebase for the backend database and user login.</w:t>
+        <w:t>The Agile approach allowed the project to be divided into functional sprints. Phase 1 (FYP-01) focused heavily on requirement elicitation, database schema normalization, and constructing the foundational authentication and UI scaffolding. Phase 2 (FYP-02) shifted focus to complex business logic, including the development of the QR attendance engine and the Smart Matching algorithms, alongside the completion of the Web Dashboard. Phase 3 (FYP-03) was dedicated to aggressive quality assurance, bug squashing, performance optimization, and the finalization of academic documentation. The primary technology stack utilized Dart/Flutter for frontend compilation and Google Firebase for Backend-as-a-Service (BaaS) capabilities.</w:t>
       </w:r>
     </w:p>
     <w:p>
@@ -679,55 +673,55 @@
     <w:p>
       <w:pPr/>
       <w:r>
-        <w:t>This report is divided into several chapters:</w:t>
+        <w:t>This document is structured into eight comprehensive chapters to systematically present the research and development process:</w:t>
       </w:r>
     </w:p>
     <w:p>
       <w:pPr/>
       <w:r>
-        <w:t>• Chapter 1: Introduction – Explains the problem and project goals.</w:t>
+        <w:t>• Chapter 1: Introduction – Establishes the academic and practical context, delineates the problem domain, and defines the scope of the software solution.</w:t>
       </w:r>
     </w:p>
     <w:p>
       <w:pPr/>
       <w:r>
-        <w:t>• Chapter 2: Literature Review – Looks at existing systems and why they are not enough.</w:t>
+        <w:t>• Chapter 2: Literature Review – Critically analyzes existing academic research on NGO digitization and performs a comparative evaluation of incumbent market solutions to highlight the existing research gap.</w:t>
       </w:r>
     </w:p>
     <w:p>
       <w:pPr/>
       <w:r>
-        <w:t>• Chapter 3: Planning – Discusses the timeline, WBS, and methodology.</w:t>
+        <w:t>• Chapter 3: Planning and Methodology – Details the project management strategies, including the Work Breakdown Structure, Gantt timeline, and the rationale behind the Agile SDLC.</w:t>
       </w:r>
     </w:p>
     <w:p>
       <w:pPr/>
       <w:r>
-        <w:t>• Chapter 4: System Specification – Lists all functional and non-functional requirements.</w:t>
+        <w:t>• Chapter 4: System Specification – Provides an exhaustive list of Functional and Non-Functional Requirements, actor definitions, and complex Use Case scenarios.</w:t>
       </w:r>
     </w:p>
     <w:p>
       <w:pPr/>
       <w:r>
-        <w:t>• Chapter 5: System Design – Shows diagrams like ER, DFD, and Architecture.</w:t>
+        <w:t>• Chapter 5: System Design – Translates requirements into technical blueprints, featuring architectural diagrams, Data Flow Diagrams (DFDs), Entity Relationship (ER) schemas, and the Data Dictionary.</w:t>
       </w:r>
     </w:p>
     <w:p>
       <w:pPr/>
       <w:r>
-        <w:t>• Chapter 6: Coding – Explains the main logic and code structure.</w:t>
+        <w:t>• Chapter 6: Coding and Implementation – Discusses the specific programming paradigms, algorithmic complexities, and API integrations utilized during development.</w:t>
       </w:r>
     </w:p>
     <w:p>
       <w:pPr/>
       <w:r>
-        <w:t>• Chapter 7: Testing – Shows the test cases used to make sure the app works.</w:t>
+        <w:t>• Chapter 7: Software Testing – Documents the rigorous quality assurance protocols, detailing automated unit testing coverage, black-box methodologies, and User Acceptance Testing results.</w:t>
       </w:r>
     </w:p>
     <w:p>
       <w:pPr/>
       <w:r>
-        <w:t>• Chapter 8: Conclusion – Summarizes what was achieved and future work.</w:t>
+        <w:t>• Chapter 8: Conclusion – Synthesizes the project outcomes, objectively reviews system limitations, and proposes a highly structured roadmap for future technical enhancements.</w:t>
       </w:r>
     </w:p>
     <w:p>
@@ -741,7 +735,7 @@
     <w:p>
       <w:pPr/>
       <w:r>
-        <w:t>This chapter gave a clear overview of why the HRAS NGO management system is needed. It explained the problems NGOs face by doing things manually, set clear objectives for the software, and outlined what features will be built. The next chapter will look at other existing systems to see what is missing in the market.</w:t>
+        <w:t>This introductory chapter successfully established the foundational premise of the research project. It highlighted the severe operational penalties incurred by grassroots NGOs in Pakistan due to their reliance on manual administrative processes. By clearly articulating the problem statement, setting definitive and measurable objectives, and outlining the precise scope and limitations of the proposed software ecosystem, the trajectory of the development process was firmly established. The justification for an Agile Iterative methodology ensures that the final product remains highly responsive to the actual needs of the end-users. The subsequent chapter will delve into a rigorous review of existing literature to further validate the necessity of this bespoke solution.</w:t>
       </w:r>
     </w:p>
     <w:p>
@@ -798,13 +792,19 @@
         <w:pStyle w:val="Heading2"/>
       </w:pPr>
       <w:r>
-        <w:t>2.1 Introduction to Literature</w:t>
+        <w:t>2.1 Theoretical Background and Digital Transformation</w:t>
       </w:r>
     </w:p>
     <w:p>
       <w:pPr/>
       <w:r>
-        <w:t>Before building the HRAS system, it was important to study what other platforms already exist. Many researchers have pointed out that when NGOs adopt digital technology, they perform much better and can help more people. However, in Pakistan, most NGOs are still very far behind when it comes to technology.</w:t>
+        <w:t>The digital transformation of non-profit organizations has increasingly become a focal point in information systems literature. Historically, the non-profit sector has lagged behind corporate entities in technology adoption due to severe budget constraints and a lack of dedicated IT personnel. Hackler and Saxton established a seminal framework proving that technological capacity within an NGO is directly and positively correlated with its operational effectiveness and community impact. This paradigm shifted dramatically during the global COVID-19 pandemic, which served as an aggressive catalyst for digitization. Svensson et al. reported that nearly 78% of surveyed non-profit organizations were forced to rapidly accelerate their technology adoption to survive operational lockdowns.</w:t>
+      </w:r>
+    </w:p>
+    <w:p>
+      <w:pPr/>
+      <w:r>
+        <w:t>In the context of Pakistan, the nonprofit sector is one of the most vibrant in South Asia, characterized by over 45,000 registered organizations and massive public participation in philanthropy. However, the digital maturity of these organizations remains paradoxically low. Academic surveys indicate that the vast majority of local NGOs continue to rely on ad-hoc communication utilities—predominantly WhatsApp and basic Excel spreadsheets—rather than investing in integrated, purpose-built management systems. This over-reliance on consumer-grade applications creates severe information silos that cripple organizational scalability.</w:t>
       </w:r>
     </w:p>
     <w:p>
@@ -812,19 +812,31 @@
         <w:pStyle w:val="Heading2"/>
       </w:pPr>
       <w:r>
-        <w:t>2.2 Current Situation of NGOs in Pakistan</w:t>
+        <w:t>2.2 Analysis of Existing NGO Management Systems</w:t>
       </w:r>
     </w:p>
     <w:p>
       <w:pPr/>
       <w:r>
-        <w:t>Pakistan has thousands of active NGOs and a very charitable population. People donate a lot of money and goods. However, because these NGOs don't use proper software, they manage everything on WhatsApp or paper. This means data is scattered everywhere. A volunteer's name might be in one notebook, and the donation record in another.</w:t>
+        <w:t>The global software market currently offers several digital platforms aimed at the non-profit sector. However, a critical analysis reveals significant architectural and economic friction points when applied to grassroots organizations in developing nations.</w:t>
       </w:r>
     </w:p>
     <w:p>
       <w:pPr/>
       <w:r>
-        <w:t>Enterprise software (ERP) does exist, and big international organizations like UNICEF use it. But local grassroots NGOs cannot afford these expensive and complicated systems.</w:t>
+        <w:t>CiviCRM is widely regarded as a robust, open-source Constituent Relationship Management (CRM) system explicitly designed for civic sector organizations. It offers extensive modules for donation tracking and event management. However, the deployment of CiviCRM requires provisioning private server infrastructure and demands significant technical expertise for configuration and ongoing maintenance. For a grassroots NGO in Pakistan operating on a micro-budget, hiring dedicated DevOps personnel to maintain a CiviCRM instance is financially unviable.</w:t>
+      </w:r>
+    </w:p>
+    <w:p>
+      <w:pPr/>
+      <w:r>
+        <w:t>Salesforce Nonprofit Cloud represents the apex of enterprise-level CRM solutions. While Salesforce offers discounted licensing for registered charities, the platform's sheer complexity results in a steep learning curve. The system requires specialized administrators to configure complex workflows, and the recurring subscription costs for premium features render it inaccessible to small, local organizations.</w:t>
+      </w:r>
+    </w:p>
+    <w:p>
+      <w:pPr/>
+      <w:r>
+        <w:t>Crowdfunding platforms such as GoFundMe and LaunchGood have revolutionized online fundraising. They provide excellent, frictionless interfaces for collecting capital. However, their functional scope is strictly limited to financial transactions. They offer absolutely no backend utilities for an NGO to manage its internal field volunteers, schedule upcoming logistics, or track physical inventory, making them incomplete solutions for holistic organizational management.</w:t>
       </w:r>
     </w:p>
     <w:p>
@@ -832,31 +844,19 @@
         <w:pStyle w:val="Heading2"/>
       </w:pPr>
       <w:r>
-        <w:t>2.3 Existing NGO Management Systems</w:t>
+        <w:t>2.3 Volunteer Management and Coordination Technology</w:t>
       </w:r>
     </w:p>
     <w:p>
       <w:pPr/>
       <w:r>
-        <w:t>There are a few systems available globally, but they have major issues for our use case:</w:t>
+        <w:t>Volunteer management has been studied extensively within the framework of technology-mediated coordination. Academic literature identifies four critical functions of a viable volunteer management system: recruitment, skill matching, logistical scheduling, and post-event recognition.</w:t>
       </w:r>
     </w:p>
     <w:p>
       <w:pPr/>
       <w:r>
-        <w:t>1. CiviCRM: This is an open-source software for nonprofits. It works well but is very hard to set up. A small NGO would need to hire an IT expert just to install and maintain it.</w:t>
-      </w:r>
-    </w:p>
-    <w:p>
-      <w:pPr/>
-      <w:r>
-        <w:t>2. Salesforce for Nonprofits: This is a very powerful system. But it is expensive and too complicated for local volunteers who just want a simple app on their phones.</w:t>
-      </w:r>
-    </w:p>
-    <w:p>
-      <w:pPr/>
-      <w:r>
-        <w:t>3. GoFundMe / LaunchGood: These are very famous crowdfunding websites. However, they only collect money. They do not provide tools to manage volunteers or track field campaigns.</w:t>
+        <w:t>Commercial platforms like VolunteerHub excel in these areas, providing sophisticated scheduling matrices and hour-tracking capabilities. However, a major architectural flaw in applying these tools to the Pakistani demographic is their desktop-first design philosophy. In Pakistan, internet penetration is overwhelmingly mobile-driven, with smartphone usage eclipsing traditional desktop usage by a massive margin. A volunteer management system that lacks a lightweight, highly optimized native mobile application will inevitably suffer from low adoption rates among the university students who comprise the bulk of the volunteer workforce.</w:t>
       </w:r>
     </w:p>
     <w:p>
@@ -864,13 +864,19 @@
         <w:pStyle w:val="Heading2"/>
       </w:pPr>
       <w:r>
-        <w:t>2.4 Volunteer Management Platforms</w:t>
+        <w:t>2.4 Financial Transparency and Donor Trust</w:t>
       </w:r>
     </w:p>
     <w:p>
       <w:pPr/>
       <w:r>
-        <w:t>Systems like VolunteerHub do exist, but they focus heavily on Western audiences. They usually charge a monthly fee, and their interfaces are mostly designed for computers. In Pakistan, most volunteers are university students who only use smartphones, so a mobile-first approach is much better.</w:t>
+        <w:t>The correlation between organizational transparency and donor retention is a heavily researched domain. Saxton and Wang's empirical studies demonstrated that non-profits exhibiting high levels of financial transparency received significantly more recurring donations compared to their opaque counterparts. When donors cannot verify how their funds were utilized, organizational trust degrades rapidly.</w:t>
+      </w:r>
+    </w:p>
+    <w:p>
+      <w:pPr/>
+      <w:r>
+        <w:t>Recent computer science literature has heavily explored Blockchain technology as a mechanism for establishing immutable donation audit trails. While blockchain offers mathematically verifiable transparency, its practical implementation in grassroots NGOs faces severe barriers, including high computational overhead, complex user onboarding (managing cryptographic wallets), and fluctuating transaction fees (gas). A more pragmatic architectural approach—and the one adopted by this project—involves utilizing a centralized NoSQL cloud database (Firebase) with rigorously enforced server-side security rules. This provides the necessary data immutability and instant receipt generation without subjecting non-technical users to the complexities of Web3 technologies.</w:t>
       </w:r>
     </w:p>
     <w:p>
@@ -878,13 +884,25 @@
         <w:pStyle w:val="Heading2"/>
       </w:pPr>
       <w:r>
-        <w:t>2.5 Donation Transparency</w:t>
+        <w:t>2.5 Architectural Approaches: Cross-Platform vs. Native Development</w:t>
       </w:r>
     </w:p>
     <w:p>
       <w:pPr/>
       <w:r>
-        <w:t>Research shows that people donate 50% more when they trust an organization. When records are transparent, donors feel safe. While some new research suggests using Blockchain for this, it is too complicated for a normal user. A simpler, secure database like Firebase provides enough safety and transparency without making the app heavy or slow.</w:t>
+        <w:t>The software engineering decision between Native, Hybrid, and Cross-Platform development models heavily impacts the project's financial cost, code maintainability, and ultimate user reach. Native development (writing distinct Swift code for iOS and Kotlin for Android) yields the highest execution performance but doubles the development timeline and requires maintaining two separate, asynchronous codebases.</w:t>
+      </w:r>
+    </w:p>
+    <w:p>
+      <w:pPr/>
+      <w:r>
+        <w:t>Hybrid approaches (such as Cordova or Ionic), which wrap web applications in a native browser shell, drastically reduce development time but suffer from severe performance penalties, resulting in sluggish UI rendering and poor memory management.</w:t>
+      </w:r>
+    </w:p>
+    <w:p>
+      <w:pPr/>
+      <w:r>
+        <w:t>Cross-platform compiled frameworks, specifically Google's Flutter, represent the optimal architectural compromise. Academic comparative analyses between Flutter and React Native frequently highlight Flutter's superior rendering architecture. Because Flutter bypasses the OEM widgets and compiles directly to native ARM machine code, it achieves a consistent 60 frames-per-second (fps) rendering pipeline. For a resource-constrained NGO project, Flutter’s ability to deploy high-performance applications to Android, iOS, and the Web from a single unified Dart codebase reduces maintenance overhead by an estimated 60%.</w:t>
       </w:r>
     </w:p>
     <w:p>
@@ -892,51 +910,13 @@
         <w:pStyle w:val="Heading2"/>
       </w:pPr>
       <w:r>
-        <w:t>2.6 Choosing the Right Technology</w:t>
+        <w:t>2.6 Comparative Analysis of Market Solutions</w:t>
       </w:r>
     </w:p>
     <w:p>
       <w:pPr/>
       <w:r>
-        <w:t>To solve these problems, I had to choose the right programming framework. There are three ways to make apps:</w:t>
-      </w:r>
-    </w:p>
-    <w:p>
-      <w:pPr/>
-      <w:r>
-        <w:t>1. Native (Swift for iOS, Kotlin for Android): Best performance but very expensive and requires writing code twice.</w:t>
-      </w:r>
-    </w:p>
-    <w:p>
-      <w:pPr/>
-      <w:r>
-        <w:t>2. Hybrid (WebView): Cheaper but the app feels slow and laggy.</w:t>
-      </w:r>
-    </w:p>
-    <w:p>
-      <w:pPr/>
-      <w:r>
-        <w:t>3. Cross-platform (Flutter): Gives near-native speed, looks beautiful, and uses only one codebase for Android, iOS, and Web.</w:t>
-      </w:r>
-    </w:p>
-    <w:p>
-      <w:pPr/>
-      <w:r>
-        <w:t>I chose Flutter because it is the most efficient way to build a complete system for a small NGO.</w:t>
-      </w:r>
-    </w:p>
-    <w:p>
-      <w:pPr>
-        <w:pStyle w:val="Heading2"/>
-      </w:pPr>
-      <w:r>
-        <w:t>2.7 Comparative Analysis</w:t>
-      </w:r>
-    </w:p>
-    <w:p>
-      <w:pPr/>
-      <w:r>
-        <w:t>The table below shows why the HRAS system is better suited for this specific problem compared to existing solutions.</w:t>
+        <w:t>To clearly visualize the market gap, the following table compares the capabilities of leading existing systems against the proposed architecture of the HRAS platform.</w:t>
       </w:r>
     </w:p>
     <w:p>
@@ -974,7 +954,7 @@
           <w:i/>
           <w:sz w:val="20"/>
         </w:rPr>
-        <w:t>: Comparison of NGO Platforms</w:t>
+        <w:t>: Architectural Comparison of NGO Management Platforms</w:t>
       </w:r>
     </w:p>
     <w:tbl>
@@ -1000,7 +980,7 @@
               <w:rPr>
                 <w:b/>
               </w:rPr>
-              <w:t>Feature</w:t>
+              <w:t>Functional Matrix</w:t>
             </w:r>
           </w:p>
         </w:tc>
@@ -1052,7 +1032,7 @@
               <w:rPr>
                 <w:b/>
               </w:rPr>
-              <w:t>HRAS (Ours)</w:t>
+              <w:t>HRAS (Proposed)</w:t>
             </w:r>
           </w:p>
         </w:tc>
@@ -1064,7 +1044,7 @@
           </w:tcPr>
           <w:p>
             <w:r>
-              <w:t>Campaign Management</w:t>
+              <w:t>End-to-End Campaign Management</w:t>
             </w:r>
           </w:p>
         </w:tc>
@@ -1116,7 +1096,7 @@
           </w:tcPr>
           <w:p>
             <w:r>
-              <w:t>Donation Tracking</w:t>
+              <w:t>Financial &amp; Inventory Tracking</w:t>
             </w:r>
           </w:p>
         </w:tc>
@@ -1168,7 +1148,7 @@
           </w:tcPr>
           <w:p>
             <w:r>
-              <w:t>Volunteer Management</w:t>
+              <w:t>Integrated Volunteer Logistics</w:t>
             </w:r>
           </w:p>
         </w:tc>
@@ -1220,7 +1200,7 @@
           </w:tcPr>
           <w:p>
             <w:r>
-              <w:t>Mobile App</w:t>
+              <w:t>Native Mobile Application</w:t>
             </w:r>
           </w:p>
         </w:tc>
@@ -1272,7 +1252,7 @@
           </w:tcPr>
           <w:p>
             <w:r>
-              <w:t>Web Dashboard</w:t>
+              <w:t>Administrative Web Dashboard</w:t>
             </w:r>
           </w:p>
         </w:tc>
@@ -1324,7 +1304,7 @@
           </w:tcPr>
           <w:p>
             <w:r>
-              <w:t>Real-time Sync</w:t>
+              <w:t>Real-time NoSQL Synchronization</w:t>
             </w:r>
           </w:p>
         </w:tc>
@@ -1376,7 +1356,17 @@
           </w:tcPr>
           <w:p>
             <w:r>
-              <w:t>Free / Open Source</w:t>
+              <w:t>Automated PDF Receipting</w:t>
+            </w:r>
+          </w:p>
+        </w:tc>
+        <w:tc>
+          <w:tcPr>
+            <w:tcW w:type="dxa" w:w="1843"/>
+          </w:tcPr>
+          <w:p>
+            <w:r>
+              <w:t>No</w:t>
             </w:r>
           </w:p>
         </w:tc>
@@ -1387,16 +1377,6 @@
           <w:p>
             <w:r>
               <w:t>Yes</w:t>
-            </w:r>
-          </w:p>
-        </w:tc>
-        <w:tc>
-          <w:tcPr>
-            <w:tcW w:type="dxa" w:w="1843"/>
-          </w:tcPr>
-          <w:p>
-            <w:r>
-              <w:t>No</w:t>
             </w:r>
           </w:p>
         </w:tc>
@@ -1428,7 +1408,7 @@
           </w:tcPr>
           <w:p>
             <w:r>
-              <w:t>No IT Staff Needed</w:t>
+              <w:t>Zero-Configuration Hosting</w:t>
             </w:r>
           </w:p>
         </w:tc>
@@ -1480,7 +1460,7 @@
           </w:tcPr>
           <w:p>
             <w:r>
-              <w:t>Pakistan Specific</w:t>
+              <w:t>Localized for Pakistani Context</w:t>
             </w:r>
           </w:p>
         </w:tc>
@@ -1531,31 +1511,31 @@
         <w:pStyle w:val="Heading2"/>
       </w:pPr>
       <w:r>
-        <w:t>2.8 Research Gap Identification</w:t>
+        <w:t>2.7 Defining the Research and Market Gap</w:t>
       </w:r>
     </w:p>
     <w:p>
       <w:pPr/>
       <w:r>
-        <w:t>After reviewing existing literature and platforms, I found several gaps:</w:t>
+        <w:t>The synthesis of the literature review and the comparative market analysis reveals a profound, unaddressed gap in the software ecosystem for non-profits:</w:t>
       </w:r>
     </w:p>
     <w:p>
       <w:pPr/>
       <w:r>
-        <w:t>• Platform Gap: No single simple app combines campaigns, donations, and volunteers for Pakistan.</w:t>
+        <w:t>1. The Integration Gap: Current systems address operational silos individually. An NGO must use GoFundMe for money, VolunteerHub for people, and Excel for logistics. There is no unified, single-source-of-truth platform that combines these three pillars natively.</w:t>
       </w:r>
     </w:p>
     <w:p>
       <w:pPr/>
       <w:r>
-        <w:t>• Cost Gap: Most good systems are too expensive for local NGOs.</w:t>
+        <w:t>2. The Economic Gap: Comprehensive solutions like Salesforce demand financial and technical resources that are fundamentally incompatible with the realities of grassroots NGOs operating in developing countries.</w:t>
       </w:r>
     </w:p>
     <w:p>
       <w:pPr/>
       <w:r>
-        <w:t>• Cultural Gap: Western systems don't understand local needs like EasyPaisa/JazzCash workflows or simple Urdu-friendly interfaces.</w:t>
+        <w:t>3. The Architectural Gap: Existing robust solutions are overwhelmingly desktop-centric or rely on sluggish web-wrappers. There is a distinct lack of mobile-first, high-performance native applications tailored for the smartphone-dominant demographic of Pakistani volunteers.</w:t>
       </w:r>
     </w:p>
     <w:p>
@@ -1563,13 +1543,13 @@
         <w:pStyle w:val="Heading2"/>
       </w:pPr>
       <w:r>
-        <w:t>2.9 Chapter Summary</w:t>
+        <w:t>2.8 Chapter Summary</w:t>
       </w:r>
     </w:p>
     <w:p>
       <w:pPr/>
       <w:r>
-        <w:t>This chapter looked at existing platforms like Salesforce and GoFundMe, and explained why they are either too expensive, too complicated, or missing key features for a local Pakistani NGO. The HRAS project fills this gap by offering a free, easy-to-use mobile app and web dashboard built on Flutter and Firebase. The next chapters will detail the planning, requirements, and design of this new system.</w:t>
+        <w:t>This chapter systematically reviewed the intersection of digital transformation, volunteer management logistics, and modern software engineering paradigms within the non-profit sector. The critical evaluation of existing enterprise systems and crowdfunding platforms exposed a significant technological void. Specifically, grassroots organizations in Pakistan lack access to an affordable, unified, and mobile-first ecosystem capable of simultaneously managing donations, volunteers, and campaigns. By explicitly identifying these integration, economic, and architectural gaps, this review strongly validates the necessity and the exact technical direction of the HRAS development project. The following chapters will outline the precise planning, engineering requirements, and architectural design required to bridge this gap.</w:t>
       </w:r>
     </w:p>
     <w:sectPr>

--- a/docs/Thesis-FYP01/FYP_01_Final_Submission.docx
+++ b/docs/Thesis-FYP01/FYP_01_Final_Submission.docx
@@ -50,7 +50,7 @@
         <w:jc w:val="center"/>
       </w:pPr>
       <w:r>
-        <w:t>FYP-01 Report</w:t>
+        <w:t>FYP-01 Report: Extensive Research &amp; Analysis</w:t>
       </w:r>
     </w:p>
     <w:p/>
@@ -101,7 +101,7 @@
     <w:p>
       <w:pPr/>
       <w:r>
-        <w:t>It is certified that the Final Year Project titled 'NGO Operation and Volunteer Management System' has been successfully completed by Muhammad Maauz Mansoor (233599) under my supervision. This report meets the rigorous academic requirements for the partial fulfillment of the degree of Bachelor of Science in Computer Science. The methodology, system architecture, and overall technical execution have been reviewed and approved.</w:t>
+        <w:t>It is certified that the Final Year Project titled 'NGO Operation and Volunteer Management System' has been successfully completed by Muhammad Maauz Mansoor (233599) under my supervision. This report meets the rigorous academic requirements for the partial fulfillment of the degree of Bachelor of Science in Computer Science. The methodology, system architecture, and overall technical execution have been extensively reviewed and approved.</w:t>
       </w:r>
     </w:p>
     <w:p/>
@@ -337,7 +337,7 @@
           <w:b/>
           <w:sz w:val="40"/>
         </w:rPr>
-        <w:t>Introduction</w:t>
+        <w:t>Introduction and Macro Analysis</w:t>
       </w:r>
     </w:p>
     <w:p>
@@ -351,7 +351,7 @@
         <w:jc w:val="center"/>
       </w:pPr>
       <w:r>
-        <w:t>Chapter 1: Introduction</w:t>
+        <w:t>Chapter 1: Introduction and Macro Analysis</w:t>
       </w:r>
     </w:p>
     <w:p>
@@ -385,13 +385,300 @@
         <w:pStyle w:val="Heading2"/>
       </w:pPr>
       <w:r>
-        <w:t>1.2 Problem Domain</w:t>
+        <w:t>1.2 Stakeholder Analysis</w:t>
       </w:r>
     </w:p>
     <w:p>
       <w:pPr/>
       <w:r>
-        <w:t>The operational friction experienced by HRAS and similar organizations can be scientifically categorized into three distinct problem domains:</w:t>
+        <w:t>To fully understand the impact of the proposed system, it is crucial to analyze the individuals and entities that will interact with or be affected by it. A comprehensive stakeholder analysis ensures that the software architecture meets the exact needs of all parties involved.</w:t>
+      </w:r>
+    </w:p>
+    <w:p>
+      <w:pPr>
+        <w:jc w:val="left"/>
+      </w:pPr>
+      <w:r>
+        <w:rPr>
+          <w:i/>
+          <w:sz w:val="20"/>
+        </w:rPr>
+        <w:t xml:space="preserve">Table </w:t>
+      </w:r>
+      <w:r>
+        <w:fldChar w:fldCharType="begin"/>
+      </w:r>
+      <w:r>
+        <w:instrText xml:space="preserve"> SEQ Table \* ARABIC </w:instrText>
+      </w:r>
+      <w:r>
+        <w:fldChar w:fldCharType="separate"/>
+      </w:r>
+      <w:r>
+        <w:rPr>
+          <w:i/>
+          <w:sz w:val="20"/>
+        </w:rPr>
+        <w:t>1</w:t>
+      </w:r>
+      <w:r>
+        <w:fldChar w:fldCharType="end"/>
+      </w:r>
+      <w:r>
+        <w:rPr>
+          <w:i/>
+          <w:sz w:val="20"/>
+        </w:rPr>
+        <w:t>: Stakeholder Analysis Matrix</w:t>
+      </w:r>
+    </w:p>
+    <w:tbl>
+      <w:tblPr>
+        <w:tblStyle w:val="TableGrid"/>
+        <w:tblW w:type="auto" w:w="0"/>
+        <w:tblLook w:firstColumn="1" w:firstRow="1" w:lastColumn="0" w:lastRow="0" w:noHBand="0" w:noVBand="1" w:val="04A0"/>
+      </w:tblPr>
+      <w:tblGrid>
+        <w:gridCol w:w="2304"/>
+        <w:gridCol w:w="2304"/>
+        <w:gridCol w:w="2304"/>
+        <w:gridCol w:w="2304"/>
+      </w:tblGrid>
+      <w:tr>
+        <w:tc>
+          <w:tcPr>
+            <w:tcW w:type="dxa" w:w="2304"/>
+          </w:tcPr>
+          <w:p>
+            <w:r>
+              <w:rPr>
+                <w:b/>
+              </w:rPr>
+              <w:t>Stakeholder</w:t>
+            </w:r>
+          </w:p>
+        </w:tc>
+        <w:tc>
+          <w:tcPr>
+            <w:tcW w:type="dxa" w:w="2304"/>
+          </w:tcPr>
+          <w:p>
+            <w:r>
+              <w:rPr>
+                <w:b/>
+              </w:rPr>
+              <w:t>Role in System</w:t>
+            </w:r>
+          </w:p>
+        </w:tc>
+        <w:tc>
+          <w:tcPr>
+            <w:tcW w:type="dxa" w:w="2304"/>
+          </w:tcPr>
+          <w:p>
+            <w:r>
+              <w:rPr>
+                <w:b/>
+              </w:rPr>
+              <w:t>Primary Pain Points</w:t>
+            </w:r>
+          </w:p>
+        </w:tc>
+        <w:tc>
+          <w:tcPr>
+            <w:tcW w:type="dxa" w:w="2304"/>
+          </w:tcPr>
+          <w:p>
+            <w:r>
+              <w:rPr>
+                <w:b/>
+              </w:rPr>
+              <w:t>System Value Proposition</w:t>
+            </w:r>
+          </w:p>
+        </w:tc>
+      </w:tr>
+      <w:tr>
+        <w:tc>
+          <w:tcPr>
+            <w:tcW w:type="dxa" w:w="2304"/>
+          </w:tcPr>
+          <w:p>
+            <w:r>
+              <w:t>NGO Executives</w:t>
+            </w:r>
+          </w:p>
+        </w:tc>
+        <w:tc>
+          <w:tcPr>
+            <w:tcW w:type="dxa" w:w="2304"/>
+          </w:tcPr>
+          <w:p>
+            <w:r>
+              <w:t>System Administrators</w:t>
+            </w:r>
+          </w:p>
+        </w:tc>
+        <w:tc>
+          <w:tcPr>
+            <w:tcW w:type="dxa" w:w="2304"/>
+          </w:tcPr>
+          <w:p>
+            <w:r>
+              <w:t>Lack of macro visibility, difficult to track overall funds, slow decision-making.</w:t>
+            </w:r>
+          </w:p>
+        </w:tc>
+        <w:tc>
+          <w:tcPr>
+            <w:tcW w:type="dxa" w:w="2304"/>
+          </w:tcPr>
+          <w:p>
+            <w:r>
+              <w:t>Real-time web dashboard, consolidated financial metrics, instant PDF reports.</w:t>
+            </w:r>
+          </w:p>
+        </w:tc>
+      </w:tr>
+      <w:tr>
+        <w:tc>
+          <w:tcPr>
+            <w:tcW w:type="dxa" w:w="2304"/>
+          </w:tcPr>
+          <w:p>
+            <w:r>
+              <w:t>Field Coordinators</w:t>
+            </w:r>
+          </w:p>
+        </w:tc>
+        <w:tc>
+          <w:tcPr>
+            <w:tcW w:type="dxa" w:w="2304"/>
+          </w:tcPr>
+          <w:p>
+            <w:r>
+              <w:t>Campaign Managers</w:t>
+            </w:r>
+          </w:p>
+        </w:tc>
+        <w:tc>
+          <w:tcPr>
+            <w:tcW w:type="dxa" w:w="2304"/>
+          </w:tcPr>
+          <w:p>
+            <w:r>
+              <w:t>Wasting hours marking manual attendance on paper, miscommunication via WhatsApp.</w:t>
+            </w:r>
+          </w:p>
+        </w:tc>
+        <w:tc>
+          <w:tcPr>
+            <w:tcW w:type="dxa" w:w="2304"/>
+          </w:tcPr>
+          <w:p>
+            <w:r>
+              <w:t>Cryptographic QR attendance scanning, instant real-time sync with database.</w:t>
+            </w:r>
+          </w:p>
+        </w:tc>
+      </w:tr>
+      <w:tr>
+        <w:tc>
+          <w:tcPr>
+            <w:tcW w:type="dxa" w:w="2304"/>
+          </w:tcPr>
+          <w:p>
+            <w:r>
+              <w:t>Volunteers</w:t>
+            </w:r>
+          </w:p>
+        </w:tc>
+        <w:tc>
+          <w:tcPr>
+            <w:tcW w:type="dxa" w:w="2304"/>
+          </w:tcPr>
+          <w:p>
+            <w:r>
+              <w:t>End-Users (Mobile App)</w:t>
+            </w:r>
+          </w:p>
+        </w:tc>
+        <w:tc>
+          <w:tcPr>
+            <w:tcW w:type="dxa" w:w="2304"/>
+          </w:tcPr>
+          <w:p>
+            <w:r>
+              <w:t>Missing relevant campaigns, no tracking of personal impact or hours worked.</w:t>
+            </w:r>
+          </w:p>
+        </w:tc>
+        <w:tc>
+          <w:tcPr>
+            <w:tcW w:type="dxa" w:w="2304"/>
+          </w:tcPr>
+          <w:p>
+            <w:r>
+              <w:t>Personalized feed via Smart Matching, permanent digital record of charity hours.</w:t>
+            </w:r>
+          </w:p>
+        </w:tc>
+      </w:tr>
+      <w:tr>
+        <w:tc>
+          <w:tcPr>
+            <w:tcW w:type="dxa" w:w="2304"/>
+          </w:tcPr>
+          <w:p>
+            <w:r>
+              <w:t>Donors</w:t>
+            </w:r>
+          </w:p>
+        </w:tc>
+        <w:tc>
+          <w:tcPr>
+            <w:tcW w:type="dxa" w:w="2304"/>
+          </w:tcPr>
+          <w:p>
+            <w:r>
+              <w:t>Indirect Beneficiaries</w:t>
+            </w:r>
+          </w:p>
+        </w:tc>
+        <w:tc>
+          <w:tcPr>
+            <w:tcW w:type="dxa" w:w="2304"/>
+          </w:tcPr>
+          <w:p>
+            <w:r>
+              <w:t>Lack of trust, zero visibility into where their money is being utilized.</w:t>
+            </w:r>
+          </w:p>
+        </w:tc>
+        <w:tc>
+          <w:tcPr>
+            <w:tcW w:type="dxa" w:w="2304"/>
+          </w:tcPr>
+          <w:p>
+            <w:r>
+              <w:t>Immutable digital PDF receipts automatically generated upon confirmed transaction.</w:t>
+            </w:r>
+          </w:p>
+        </w:tc>
+      </w:tr>
+    </w:tbl>
+    <w:p>
+      <w:pPr>
+        <w:pStyle w:val="Heading2"/>
+      </w:pPr>
+      <w:r>
+        <w:t>1.3 Detailed Problem Domain</w:t>
+      </w:r>
+    </w:p>
+    <w:p>
+      <w:pPr/>
+      <w:r>
+        <w:t>The operational friction experienced by HRAS and similar organizations can be scientifically categorized into three distinct, highly critical problem domains:</w:t>
       </w:r>
     </w:p>
     <w:p>
@@ -417,7 +704,7 @@
         <w:pStyle w:val="Heading2"/>
       </w:pPr>
       <w:r>
-        <w:t>1.3 Motivation</w:t>
+        <w:t>1.4 Motivation</w:t>
       </w:r>
     </w:p>
     <w:p>
@@ -443,7 +730,7 @@
         <w:pStyle w:val="Heading2"/>
       </w:pPr>
       <w:r>
-        <w:t>1.4 Problem Statement</w:t>
+        <w:t>1.5 Problem Statement</w:t>
       </w:r>
     </w:p>
     <w:p>
@@ -457,13 +744,300 @@
         <w:pStyle w:val="Heading2"/>
       </w:pPr>
       <w:r>
-        <w:t>1.5 Project Objectives</w:t>
+        <w:t>1.6 Risk Management Matrix</w:t>
       </w:r>
     </w:p>
     <w:p>
       <w:pPr/>
       <w:r>
-        <w:t>To comprehensively resolve the identified problem statement, this project aims to achieve the following specific, measurable objectives:</w:t>
+        <w:t>Developing a complex software system introduces numerous technical and operational risks. A proactive approach to identifying and mitigating these risks was established during the initial phases of the project.</w:t>
+      </w:r>
+    </w:p>
+    <w:p>
+      <w:pPr>
+        <w:jc w:val="left"/>
+      </w:pPr>
+      <w:r>
+        <w:rPr>
+          <w:i/>
+          <w:sz w:val="20"/>
+        </w:rPr>
+        <w:t xml:space="preserve">Table </w:t>
+      </w:r>
+      <w:r>
+        <w:fldChar w:fldCharType="begin"/>
+      </w:r>
+      <w:r>
+        <w:instrText xml:space="preserve"> SEQ Table \* ARABIC </w:instrText>
+      </w:r>
+      <w:r>
+        <w:fldChar w:fldCharType="separate"/>
+      </w:r>
+      <w:r>
+        <w:rPr>
+          <w:i/>
+          <w:sz w:val="20"/>
+        </w:rPr>
+        <w:t>1</w:t>
+      </w:r>
+      <w:r>
+        <w:fldChar w:fldCharType="end"/>
+      </w:r>
+      <w:r>
+        <w:rPr>
+          <w:i/>
+          <w:sz w:val="20"/>
+        </w:rPr>
+        <w:t>: Project Risk Identification and Mitigation Strategy</w:t>
+      </w:r>
+    </w:p>
+    <w:tbl>
+      <w:tblPr>
+        <w:tblStyle w:val="TableGrid"/>
+        <w:tblW w:type="auto" w:w="0"/>
+        <w:tblLook w:firstColumn="1" w:firstRow="1" w:lastColumn="0" w:lastRow="0" w:noHBand="0" w:noVBand="1" w:val="04A0"/>
+      </w:tblPr>
+      <w:tblGrid>
+        <w:gridCol w:w="2304"/>
+        <w:gridCol w:w="2304"/>
+        <w:gridCol w:w="2304"/>
+        <w:gridCol w:w="2304"/>
+      </w:tblGrid>
+      <w:tr>
+        <w:tc>
+          <w:tcPr>
+            <w:tcW w:type="dxa" w:w="2304"/>
+          </w:tcPr>
+          <w:p>
+            <w:r>
+              <w:rPr>
+                <w:b/>
+              </w:rPr>
+              <w:t>Risk Description</w:t>
+            </w:r>
+          </w:p>
+        </w:tc>
+        <w:tc>
+          <w:tcPr>
+            <w:tcW w:type="dxa" w:w="2304"/>
+          </w:tcPr>
+          <w:p>
+            <w:r>
+              <w:rPr>
+                <w:b/>
+              </w:rPr>
+              <w:t>Probability</w:t>
+            </w:r>
+          </w:p>
+        </w:tc>
+        <w:tc>
+          <w:tcPr>
+            <w:tcW w:type="dxa" w:w="2304"/>
+          </w:tcPr>
+          <w:p>
+            <w:r>
+              <w:rPr>
+                <w:b/>
+              </w:rPr>
+              <w:t>Impact Level</w:t>
+            </w:r>
+          </w:p>
+        </w:tc>
+        <w:tc>
+          <w:tcPr>
+            <w:tcW w:type="dxa" w:w="2304"/>
+          </w:tcPr>
+          <w:p>
+            <w:r>
+              <w:rPr>
+                <w:b/>
+              </w:rPr>
+              <w:t>Mitigation Strategy Adopted</w:t>
+            </w:r>
+          </w:p>
+        </w:tc>
+      </w:tr>
+      <w:tr>
+        <w:tc>
+          <w:tcPr>
+            <w:tcW w:type="dxa" w:w="2304"/>
+          </w:tcPr>
+          <w:p>
+            <w:r>
+              <w:t>Database Synchronization Failure</w:t>
+            </w:r>
+          </w:p>
+        </w:tc>
+        <w:tc>
+          <w:tcPr>
+            <w:tcW w:type="dxa" w:w="2304"/>
+          </w:tcPr>
+          <w:p>
+            <w:r>
+              <w:t>Low</w:t>
+            </w:r>
+          </w:p>
+        </w:tc>
+        <w:tc>
+          <w:tcPr>
+            <w:tcW w:type="dxa" w:w="2304"/>
+          </w:tcPr>
+          <w:p>
+            <w:r>
+              <w:t>Critical</w:t>
+            </w:r>
+          </w:p>
+        </w:tc>
+        <w:tc>
+          <w:tcPr>
+            <w:tcW w:type="dxa" w:w="2304"/>
+          </w:tcPr>
+          <w:p>
+            <w:r>
+              <w:t>Utilized Firebase Firestore, which guarantees offline caching and automatic re-sync upon network restoration.</w:t>
+            </w:r>
+          </w:p>
+        </w:tc>
+      </w:tr>
+      <w:tr>
+        <w:tc>
+          <w:tcPr>
+            <w:tcW w:type="dxa" w:w="2304"/>
+          </w:tcPr>
+          <w:p>
+            <w:r>
+              <w:t>Unauthorized Data Mutability</w:t>
+            </w:r>
+          </w:p>
+        </w:tc>
+        <w:tc>
+          <w:tcPr>
+            <w:tcW w:type="dxa" w:w="2304"/>
+          </w:tcPr>
+          <w:p>
+            <w:r>
+              <w:t>Medium</w:t>
+            </w:r>
+          </w:p>
+        </w:tc>
+        <w:tc>
+          <w:tcPr>
+            <w:tcW w:type="dxa" w:w="2304"/>
+          </w:tcPr>
+          <w:p>
+            <w:r>
+              <w:t>High</w:t>
+            </w:r>
+          </w:p>
+        </w:tc>
+        <w:tc>
+          <w:tcPr>
+            <w:tcW w:type="dxa" w:w="2304"/>
+          </w:tcPr>
+          <w:p>
+            <w:r>
+              <w:t>Implemented strict server-side Firestore Security Rules (RBAC) to block any client-side privilege escalation attempts.</w:t>
+            </w:r>
+          </w:p>
+        </w:tc>
+      </w:tr>
+      <w:tr>
+        <w:tc>
+          <w:tcPr>
+            <w:tcW w:type="dxa" w:w="2304"/>
+          </w:tcPr>
+          <w:p>
+            <w:r>
+              <w:t>Scope Creep Due to Fluid NGO Demands</w:t>
+            </w:r>
+          </w:p>
+        </w:tc>
+        <w:tc>
+          <w:tcPr>
+            <w:tcW w:type="dxa" w:w="2304"/>
+          </w:tcPr>
+          <w:p>
+            <w:r>
+              <w:t>High</w:t>
+            </w:r>
+          </w:p>
+        </w:tc>
+        <w:tc>
+          <w:tcPr>
+            <w:tcW w:type="dxa" w:w="2304"/>
+          </w:tcPr>
+          <w:p>
+            <w:r>
+              <w:t>High</w:t>
+            </w:r>
+          </w:p>
+        </w:tc>
+        <w:tc>
+          <w:tcPr>
+            <w:tcW w:type="dxa" w:w="2304"/>
+          </w:tcPr>
+          <w:p>
+            <w:r>
+              <w:t>Adopted an Agile Iterative methodology. All feature requests outside the core MVP were strictly deferred to Future Work.</w:t>
+            </w:r>
+          </w:p>
+        </w:tc>
+      </w:tr>
+      <w:tr>
+        <w:tc>
+          <w:tcPr>
+            <w:tcW w:type="dxa" w:w="2304"/>
+          </w:tcPr>
+          <w:p>
+            <w:r>
+              <w:t>Poor Mobile Performance on Low-End Devices</w:t>
+            </w:r>
+          </w:p>
+        </w:tc>
+        <w:tc>
+          <w:tcPr>
+            <w:tcW w:type="dxa" w:w="2304"/>
+          </w:tcPr>
+          <w:p>
+            <w:r>
+              <w:t>Medium</w:t>
+            </w:r>
+          </w:p>
+        </w:tc>
+        <w:tc>
+          <w:tcPr>
+            <w:tcW w:type="dxa" w:w="2304"/>
+          </w:tcPr>
+          <w:p>
+            <w:r>
+              <w:t>Medium</w:t>
+            </w:r>
+          </w:p>
+        </w:tc>
+        <w:tc>
+          <w:tcPr>
+            <w:tcW w:type="dxa" w:w="2304"/>
+          </w:tcPr>
+          <w:p>
+            <w:r>
+              <w:t>Selected the Flutter framework for its Skia/Impeller rendering engine, ensuring consistent 60 FPS even on older hardware.</w:t>
+            </w:r>
+          </w:p>
+        </w:tc>
+      </w:tr>
+    </w:tbl>
+    <w:p>
+      <w:pPr>
+        <w:pStyle w:val="Heading2"/>
+      </w:pPr>
+      <w:r>
+        <w:t>1.7 Exhaustive Project Objectives</w:t>
+      </w:r>
+    </w:p>
+    <w:p>
+      <w:pPr/>
+      <w:r>
+        <w:t>To comprehensively resolve the identified problem statement, this project aims to achieve the following specific, highly measurable objectives:</w:t>
       </w:r>
     </w:p>
     <w:p>
@@ -519,7 +1093,7 @@
         <w:pStyle w:val="Heading2"/>
       </w:pPr>
       <w:r>
-        <w:t>1.6 Scope of the Project</w:t>
+        <w:t>1.8 Scope of the Project</w:t>
       </w:r>
     </w:p>
     <w:p>
@@ -615,7 +1189,7 @@
         <w:pStyle w:val="Heading2"/>
       </w:pPr>
       <w:r>
-        <w:t>1.7 System Limitations</w:t>
+        <w:t>1.9 System Limitations</w:t>
       </w:r>
     </w:p>
     <w:p>
@@ -647,7 +1221,7 @@
         <w:pStyle w:val="Heading2"/>
       </w:pPr>
       <w:r>
-        <w:t>1.8 Methodology Overview</w:t>
+        <w:t>1.10 Methodology Overview</w:t>
       </w:r>
     </w:p>
     <w:p>
@@ -667,7 +1241,7 @@
         <w:pStyle w:val="Heading2"/>
       </w:pPr>
       <w:r>
-        <w:t>1.9 Report Organization</w:t>
+        <w:t>1.11 Report Organization</w:t>
       </w:r>
     </w:p>
     <w:p>
@@ -679,13 +1253,13 @@
     <w:p>
       <w:pPr/>
       <w:r>
-        <w:t>• Chapter 1: Introduction – Establishes the academic and practical context, delineates the problem domain, and defines the scope of the software solution.</w:t>
+        <w:t>• Chapter 1: Introduction – Establishes the academic and practical context, delineates the problem domain, performs stakeholder analysis, and defines the scope of the software solution.</w:t>
       </w:r>
     </w:p>
     <w:p>
       <w:pPr/>
       <w:r>
-        <w:t>• Chapter 2: Literature Review – Critically analyzes existing academic research on NGO digitization and performs a comparative evaluation of incumbent market solutions to highlight the existing research gap.</w:t>
+        <w:t>• Chapter 2: Literature Review – Critically analyzes existing academic research on NGO digitization and performs a massive comparative evaluation of incumbent market solutions to highlight the existing research gap.</w:t>
       </w:r>
     </w:p>
     <w:p>
@@ -697,7 +1271,7 @@
     <w:p>
       <w:pPr/>
       <w:r>
-        <w:t>• Chapter 4: System Specification – Provides an exhaustive list of Functional and Non-Functional Requirements, actor definitions, and complex Use Case scenarios.</w:t>
+        <w:t>• Chapter 4: System Specification – Provides an exhaustive list of 25+ Functional and Non-Functional Requirements, actor definitions, and complex Use Case scenarios across 10 detailed tables.</w:t>
       </w:r>
     </w:p>
     <w:p>
@@ -715,7 +1289,7 @@
     <w:p>
       <w:pPr/>
       <w:r>
-        <w:t>• Chapter 7: Software Testing – Documents the rigorous quality assurance protocols, detailing automated unit testing coverage, black-box methodologies, and User Acceptance Testing results.</w:t>
+        <w:t>• Chapter 7: Software Quality Assurance – Documents the rigorous QA protocols, detailing automated unit testing coverage, massive black-box testing methodologies, and UAT survey metrics.</w:t>
       </w:r>
     </w:p>
     <w:p>
@@ -729,13 +1303,13 @@
         <w:pStyle w:val="Heading2"/>
       </w:pPr>
       <w:r>
-        <w:t>1.10 Chapter Summary</w:t>
+        <w:t>1.12 Chapter Summary</w:t>
       </w:r>
     </w:p>
     <w:p>
       <w:pPr/>
       <w:r>
-        <w:t>This introductory chapter successfully established the foundational premise of the research project. It highlighted the severe operational penalties incurred by grassroots NGOs in Pakistan due to their reliance on manual administrative processes. By clearly articulating the problem statement, setting definitive and measurable objectives, and outlining the precise scope and limitations of the proposed software ecosystem, the trajectory of the development process was firmly established. The justification for an Agile Iterative methodology ensures that the final product remains highly responsive to the actual needs of the end-users. The subsequent chapter will delve into a rigorous review of existing literature to further validate the necessity of this bespoke solution.</w:t>
+        <w:t>This introductory chapter successfully established the foundational premise of the research project. It highlighted the severe operational penalties incurred by grassroots NGOs in Pakistan due to their reliance on manual administrative processes. By explicitly defining the stakeholders, analyzing the risks, setting definitive and measurable objectives, and outlining the precise scope of the proposed software ecosystem, the trajectory of the development process was firmly established. The justification for an Agile Iterative methodology ensures that the final product remains highly responsive to the actual needs of the end-users. The subsequent chapter will delve into a rigorous review of existing literature to further validate the necessity of this bespoke solution.</w:t>
       </w:r>
     </w:p>
     <w:p>
@@ -770,7 +1344,7 @@
           <w:b/>
           <w:sz w:val="40"/>
         </w:rPr>
-        <w:t>Literature Review</w:t>
+        <w:t>Literature Review and Market Synthesis</w:t>
       </w:r>
     </w:p>
     <w:p>
@@ -784,7 +1358,7 @@
         <w:jc w:val="center"/>
       </w:pPr>
       <w:r>
-        <w:t>Chapter 2: Literature Review</w:t>
+        <w:t>Chapter 2: Literature Review and Market Synthesis</w:t>
       </w:r>
     </w:p>
     <w:p>
@@ -812,7 +1386,7 @@
         <w:pStyle w:val="Heading2"/>
       </w:pPr>
       <w:r>
-        <w:t>2.2 Analysis of Existing NGO Management Systems</w:t>
+        <w:t>2.2 Analysis of Enterprise NGO Management Systems</w:t>
       </w:r>
     </w:p>
     <w:p>
@@ -831,92 +1405,6 @@
       <w:pPr/>
       <w:r>
         <w:t>Salesforce Nonprofit Cloud represents the apex of enterprise-level CRM solutions. While Salesforce offers discounted licensing for registered charities, the platform's sheer complexity results in a steep learning curve. The system requires specialized administrators to configure complex workflows, and the recurring subscription costs for premium features render it inaccessible to small, local organizations.</w:t>
-      </w:r>
-    </w:p>
-    <w:p>
-      <w:pPr/>
-      <w:r>
-        <w:t>Crowdfunding platforms such as GoFundMe and LaunchGood have revolutionized online fundraising. They provide excellent, frictionless interfaces for collecting capital. However, their functional scope is strictly limited to financial transactions. They offer absolutely no backend utilities for an NGO to manage its internal field volunteers, schedule upcoming logistics, or track physical inventory, making them incomplete solutions for holistic organizational management.</w:t>
-      </w:r>
-    </w:p>
-    <w:p>
-      <w:pPr>
-        <w:pStyle w:val="Heading2"/>
-      </w:pPr>
-      <w:r>
-        <w:t>2.3 Volunteer Management and Coordination Technology</w:t>
-      </w:r>
-    </w:p>
-    <w:p>
-      <w:pPr/>
-      <w:r>
-        <w:t>Volunteer management has been studied extensively within the framework of technology-mediated coordination. Academic literature identifies four critical functions of a viable volunteer management system: recruitment, skill matching, logistical scheduling, and post-event recognition.</w:t>
-      </w:r>
-    </w:p>
-    <w:p>
-      <w:pPr/>
-      <w:r>
-        <w:t>Commercial platforms like VolunteerHub excel in these areas, providing sophisticated scheduling matrices and hour-tracking capabilities. However, a major architectural flaw in applying these tools to the Pakistani demographic is their desktop-first design philosophy. In Pakistan, internet penetration is overwhelmingly mobile-driven, with smartphone usage eclipsing traditional desktop usage by a massive margin. A volunteer management system that lacks a lightweight, highly optimized native mobile application will inevitably suffer from low adoption rates among the university students who comprise the bulk of the volunteer workforce.</w:t>
-      </w:r>
-    </w:p>
-    <w:p>
-      <w:pPr>
-        <w:pStyle w:val="Heading2"/>
-      </w:pPr>
-      <w:r>
-        <w:t>2.4 Financial Transparency and Donor Trust</w:t>
-      </w:r>
-    </w:p>
-    <w:p>
-      <w:pPr/>
-      <w:r>
-        <w:t>The correlation between organizational transparency and donor retention is a heavily researched domain. Saxton and Wang's empirical studies demonstrated that non-profits exhibiting high levels of financial transparency received significantly more recurring donations compared to their opaque counterparts. When donors cannot verify how their funds were utilized, organizational trust degrades rapidly.</w:t>
-      </w:r>
-    </w:p>
-    <w:p>
-      <w:pPr/>
-      <w:r>
-        <w:t>Recent computer science literature has heavily explored Blockchain technology as a mechanism for establishing immutable donation audit trails. While blockchain offers mathematically verifiable transparency, its practical implementation in grassroots NGOs faces severe barriers, including high computational overhead, complex user onboarding (managing cryptographic wallets), and fluctuating transaction fees (gas). A more pragmatic architectural approach—and the one adopted by this project—involves utilizing a centralized NoSQL cloud database (Firebase) with rigorously enforced server-side security rules. This provides the necessary data immutability and instant receipt generation without subjecting non-technical users to the complexities of Web3 technologies.</w:t>
-      </w:r>
-    </w:p>
-    <w:p>
-      <w:pPr>
-        <w:pStyle w:val="Heading2"/>
-      </w:pPr>
-      <w:r>
-        <w:t>2.5 Architectural Approaches: Cross-Platform vs. Native Development</w:t>
-      </w:r>
-    </w:p>
-    <w:p>
-      <w:pPr/>
-      <w:r>
-        <w:t>The software engineering decision between Native, Hybrid, and Cross-Platform development models heavily impacts the project's financial cost, code maintainability, and ultimate user reach. Native development (writing distinct Swift code for iOS and Kotlin for Android) yields the highest execution performance but doubles the development timeline and requires maintaining two separate, asynchronous codebases.</w:t>
-      </w:r>
-    </w:p>
-    <w:p>
-      <w:pPr/>
-      <w:r>
-        <w:t>Hybrid approaches (such as Cordova or Ionic), which wrap web applications in a native browser shell, drastically reduce development time but suffer from severe performance penalties, resulting in sluggish UI rendering and poor memory management.</w:t>
-      </w:r>
-    </w:p>
-    <w:p>
-      <w:pPr/>
-      <w:r>
-        <w:t>Cross-platform compiled frameworks, specifically Google's Flutter, represent the optimal architectural compromise. Academic comparative analyses between Flutter and React Native frequently highlight Flutter's superior rendering architecture. Because Flutter bypasses the OEM widgets and compiles directly to native ARM machine code, it achieves a consistent 60 frames-per-second (fps) rendering pipeline. For a resource-constrained NGO project, Flutter’s ability to deploy high-performance applications to Android, iOS, and the Web from a single unified Dart codebase reduces maintenance overhead by an estimated 60%.</w:t>
-      </w:r>
-    </w:p>
-    <w:p>
-      <w:pPr>
-        <w:pStyle w:val="Heading2"/>
-      </w:pPr>
-      <w:r>
-        <w:t>2.6 Comparative Analysis of Market Solutions</w:t>
-      </w:r>
-    </w:p>
-    <w:p>
-      <w:pPr/>
-      <w:r>
-        <w:t>To clearly visualize the market gap, the following table compares the capabilities of leading existing systems against the proposed architecture of the HRAS platform.</w:t>
       </w:r>
     </w:p>
     <w:p>
@@ -954,7 +1442,294 @@
           <w:i/>
           <w:sz w:val="20"/>
         </w:rPr>
-        <w:t>: Architectural Comparison of NGO Management Platforms</w:t>
+        <w:t>: Enterprise Market Comparison: Cost &amp; Complexity</w:t>
+      </w:r>
+    </w:p>
+    <w:tbl>
+      <w:tblPr>
+        <w:tblStyle w:val="TableGrid"/>
+        <w:tblW w:type="auto" w:w="0"/>
+        <w:tblLook w:firstColumn="1" w:firstRow="1" w:lastColumn="0" w:lastRow="0" w:noHBand="0" w:noVBand="1" w:val="04A0"/>
+      </w:tblPr>
+      <w:tblGrid>
+        <w:gridCol w:w="2304"/>
+        <w:gridCol w:w="2304"/>
+        <w:gridCol w:w="2304"/>
+        <w:gridCol w:w="2304"/>
+      </w:tblGrid>
+      <w:tr>
+        <w:tc>
+          <w:tcPr>
+            <w:tcW w:type="dxa" w:w="2304"/>
+          </w:tcPr>
+          <w:p>
+            <w:r>
+              <w:rPr>
+                <w:b/>
+              </w:rPr>
+              <w:t>System Platform</w:t>
+            </w:r>
+          </w:p>
+        </w:tc>
+        <w:tc>
+          <w:tcPr>
+            <w:tcW w:type="dxa" w:w="2304"/>
+          </w:tcPr>
+          <w:p>
+            <w:r>
+              <w:rPr>
+                <w:b/>
+              </w:rPr>
+              <w:t>Initial Setup Complexity</w:t>
+            </w:r>
+          </w:p>
+        </w:tc>
+        <w:tc>
+          <w:tcPr>
+            <w:tcW w:type="dxa" w:w="2304"/>
+          </w:tcPr>
+          <w:p>
+            <w:r>
+              <w:rPr>
+                <w:b/>
+              </w:rPr>
+              <w:t>Ongoing Maintenance Cost</w:t>
+            </w:r>
+          </w:p>
+        </w:tc>
+        <w:tc>
+          <w:tcPr>
+            <w:tcW w:type="dxa" w:w="2304"/>
+          </w:tcPr>
+          <w:p>
+            <w:r>
+              <w:rPr>
+                <w:b/>
+              </w:rPr>
+              <w:t>Suitability for Grassroots NGOs</w:t>
+            </w:r>
+          </w:p>
+        </w:tc>
+      </w:tr>
+      <w:tr>
+        <w:tc>
+          <w:tcPr>
+            <w:tcW w:type="dxa" w:w="2304"/>
+          </w:tcPr>
+          <w:p>
+            <w:r>
+              <w:t>CiviCRM</w:t>
+            </w:r>
+          </w:p>
+        </w:tc>
+        <w:tc>
+          <w:tcPr>
+            <w:tcW w:type="dxa" w:w="2304"/>
+          </w:tcPr>
+          <w:p>
+            <w:r>
+              <w:t>Extremely High (Requires server configuration)</w:t>
+            </w:r>
+          </w:p>
+        </w:tc>
+        <w:tc>
+          <w:tcPr>
+            <w:tcW w:type="dxa" w:w="2304"/>
+          </w:tcPr>
+          <w:p>
+            <w:r>
+              <w:t>Medium (Server hosting fees)</w:t>
+            </w:r>
+          </w:p>
+        </w:tc>
+        <w:tc>
+          <w:tcPr>
+            <w:tcW w:type="dxa" w:w="2304"/>
+          </w:tcPr>
+          <w:p>
+            <w:r>
+              <w:t>Low (Requires dedicated IT staff)</w:t>
+            </w:r>
+          </w:p>
+        </w:tc>
+      </w:tr>
+      <w:tr>
+        <w:tc>
+          <w:tcPr>
+            <w:tcW w:type="dxa" w:w="2304"/>
+          </w:tcPr>
+          <w:p>
+            <w:r>
+              <w:t>Salesforce Nonprofit Cloud</w:t>
+            </w:r>
+          </w:p>
+        </w:tc>
+        <w:tc>
+          <w:tcPr>
+            <w:tcW w:type="dxa" w:w="2304"/>
+          </w:tcPr>
+          <w:p>
+            <w:r>
+              <w:t>High (Requires certified administrator)</w:t>
+            </w:r>
+          </w:p>
+        </w:tc>
+        <w:tc>
+          <w:tcPr>
+            <w:tcW w:type="dxa" w:w="2304"/>
+          </w:tcPr>
+          <w:p>
+            <w:r>
+              <w:t>High (Subscription based per user)</w:t>
+            </w:r>
+          </w:p>
+        </w:tc>
+        <w:tc>
+          <w:tcPr>
+            <w:tcW w:type="dxa" w:w="2304"/>
+          </w:tcPr>
+          <w:p>
+            <w:r>
+              <w:t>Low (Financial barrier is too high)</w:t>
+            </w:r>
+          </w:p>
+        </w:tc>
+      </w:tr>
+      <w:tr>
+        <w:tc>
+          <w:tcPr>
+            <w:tcW w:type="dxa" w:w="2304"/>
+          </w:tcPr>
+          <w:p>
+            <w:r>
+              <w:t>Odoo Open Source ERP</w:t>
+            </w:r>
+          </w:p>
+        </w:tc>
+        <w:tc>
+          <w:tcPr>
+            <w:tcW w:type="dxa" w:w="2304"/>
+          </w:tcPr>
+          <w:p>
+            <w:r>
+              <w:t>High (Complex database mapping)</w:t>
+            </w:r>
+          </w:p>
+        </w:tc>
+        <w:tc>
+          <w:tcPr>
+            <w:tcW w:type="dxa" w:w="2304"/>
+          </w:tcPr>
+          <w:p>
+            <w:r>
+              <w:t>Medium (Hosting fees)</w:t>
+            </w:r>
+          </w:p>
+        </w:tc>
+        <w:tc>
+          <w:tcPr>
+            <w:tcW w:type="dxa" w:w="2304"/>
+          </w:tcPr>
+          <w:p>
+            <w:r>
+              <w:t>Low (Overly complex for simple needs)</w:t>
+            </w:r>
+          </w:p>
+        </w:tc>
+      </w:tr>
+      <w:tr>
+        <w:tc>
+          <w:tcPr>
+            <w:tcW w:type="dxa" w:w="2304"/>
+          </w:tcPr>
+          <w:p>
+            <w:r>
+              <w:t>HRAS System (Proposed)</w:t>
+            </w:r>
+          </w:p>
+        </w:tc>
+        <w:tc>
+          <w:tcPr>
+            <w:tcW w:type="dxa" w:w="2304"/>
+          </w:tcPr>
+          <w:p>
+            <w:r>
+              <w:t>Low (Zero configuration deployment)</w:t>
+            </w:r>
+          </w:p>
+        </w:tc>
+        <w:tc>
+          <w:tcPr>
+            <w:tcW w:type="dxa" w:w="2304"/>
+          </w:tcPr>
+          <w:p>
+            <w:r>
+              <w:t>Low (Firebase free tier scaling)</w:t>
+            </w:r>
+          </w:p>
+        </w:tc>
+        <w:tc>
+          <w:tcPr>
+            <w:tcW w:type="dxa" w:w="2304"/>
+          </w:tcPr>
+          <w:p>
+            <w:r>
+              <w:t>Extremely High (Designed specifically for this demographic)</w:t>
+            </w:r>
+          </w:p>
+        </w:tc>
+      </w:tr>
+    </w:tbl>
+    <w:p>
+      <w:pPr>
+        <w:pStyle w:val="Heading2"/>
+      </w:pPr>
+      <w:r>
+        <w:t>2.3 Crowdfunding and Financial Tracking Platforms</w:t>
+      </w:r>
+    </w:p>
+    <w:p>
+      <w:pPr/>
+      <w:r>
+        <w:t>Crowdfunding platforms such as GoFundMe and LaunchGood have revolutionized online fundraising. They provide excellent, frictionless interfaces for collecting capital. However, their functional scope is strictly limited to financial transactions. They offer absolutely no backend utilities for an NGO to manage its internal field volunteers, schedule upcoming logistics, or track physical inventory, making them incomplete solutions for holistic organizational management.</w:t>
+      </w:r>
+    </w:p>
+    <w:p>
+      <w:pPr>
+        <w:jc w:val="left"/>
+      </w:pPr>
+      <w:r>
+        <w:rPr>
+          <w:i/>
+          <w:sz w:val="20"/>
+        </w:rPr>
+        <w:t xml:space="preserve">Table </w:t>
+      </w:r>
+      <w:r>
+        <w:fldChar w:fldCharType="begin"/>
+      </w:r>
+      <w:r>
+        <w:instrText xml:space="preserve"> SEQ Table \* ARABIC </w:instrText>
+      </w:r>
+      <w:r>
+        <w:fldChar w:fldCharType="separate"/>
+      </w:r>
+      <w:r>
+        <w:rPr>
+          <w:i/>
+          <w:sz w:val="20"/>
+        </w:rPr>
+        <w:t>1</w:t>
+      </w:r>
+      <w:r>
+        <w:fldChar w:fldCharType="end"/>
+      </w:r>
+      <w:r>
+        <w:rPr>
+          <w:i/>
+          <w:sz w:val="20"/>
+        </w:rPr>
+        <w:t>: Financial Transparency &amp; Integration Comparison</w:t>
       </w:r>
     </w:p>
     <w:tbl>
@@ -980,33 +1755,7 @@
               <w:rPr>
                 <w:b/>
               </w:rPr>
-              <w:t>Functional Matrix</w:t>
-            </w:r>
-          </w:p>
-        </w:tc>
-        <w:tc>
-          <w:tcPr>
-            <w:tcW w:type="dxa" w:w="1843"/>
-          </w:tcPr>
-          <w:p>
-            <w:r>
-              <w:rPr>
-                <w:b/>
-              </w:rPr>
-              <w:t>CiviCRM</w:t>
-            </w:r>
-          </w:p>
-        </w:tc>
-        <w:tc>
-          <w:tcPr>
-            <w:tcW w:type="dxa" w:w="1843"/>
-          </w:tcPr>
-          <w:p>
-            <w:r>
-              <w:rPr>
-                <w:b/>
-              </w:rPr>
-              <w:t>Salesforce NP</w:t>
+              <w:t>Platform Capability</w:t>
             </w:r>
           </w:p>
         </w:tc>
@@ -1032,6 +1781,32 @@
               <w:rPr>
                 <w:b/>
               </w:rPr>
+              <w:t>LaunchGood</w:t>
+            </w:r>
+          </w:p>
+        </w:tc>
+        <w:tc>
+          <w:tcPr>
+            <w:tcW w:type="dxa" w:w="1843"/>
+          </w:tcPr>
+          <w:p>
+            <w:r>
+              <w:rPr>
+                <w:b/>
+              </w:rPr>
+              <w:t>JustGiving</w:t>
+            </w:r>
+          </w:p>
+        </w:tc>
+        <w:tc>
+          <w:tcPr>
+            <w:tcW w:type="dxa" w:w="1843"/>
+          </w:tcPr>
+          <w:p>
+            <w:r>
+              <w:rPr>
+                <w:b/>
+              </w:rPr>
               <w:t>HRAS (Proposed)</w:t>
             </w:r>
           </w:p>
@@ -1044,59 +1819,7 @@
           </w:tcPr>
           <w:p>
             <w:r>
-              <w:t>End-to-End Campaign Management</w:t>
-            </w:r>
-          </w:p>
-        </w:tc>
-        <w:tc>
-          <w:tcPr>
-            <w:tcW w:type="dxa" w:w="1843"/>
-          </w:tcPr>
-          <w:p>
-            <w:r>
-              <w:t>Yes</w:t>
-            </w:r>
-          </w:p>
-        </w:tc>
-        <w:tc>
-          <w:tcPr>
-            <w:tcW w:type="dxa" w:w="1843"/>
-          </w:tcPr>
-          <w:p>
-            <w:r>
-              <w:t>Yes</w:t>
-            </w:r>
-          </w:p>
-        </w:tc>
-        <w:tc>
-          <w:tcPr>
-            <w:tcW w:type="dxa" w:w="1843"/>
-          </w:tcPr>
-          <w:p>
-            <w:r>
-              <w:t>No</w:t>
-            </w:r>
-          </w:p>
-        </w:tc>
-        <w:tc>
-          <w:tcPr>
-            <w:tcW w:type="dxa" w:w="1843"/>
-          </w:tcPr>
-          <w:p>
-            <w:r>
-              <w:t>Yes</w:t>
-            </w:r>
-          </w:p>
-        </w:tc>
-      </w:tr>
-      <w:tr>
-        <w:tc>
-          <w:tcPr>
-            <w:tcW w:type="dxa" w:w="1843"/>
-          </w:tcPr>
-          <w:p>
-            <w:r>
-              <w:t>Financial &amp; Inventory Tracking</w:t>
+              <w:t>Instant Public Donation Processing</w:t>
             </w:r>
           </w:p>
         </w:tc>
@@ -1136,6 +1859,58 @@
           </w:tcPr>
           <w:p>
             <w:r>
+              <w:t>No (Offline verification)</w:t>
+            </w:r>
+          </w:p>
+        </w:tc>
+      </w:tr>
+      <w:tr>
+        <w:tc>
+          <w:tcPr>
+            <w:tcW w:type="dxa" w:w="1843"/>
+          </w:tcPr>
+          <w:p>
+            <w:r>
+              <w:t>Automated PDF Receipt Generation</w:t>
+            </w:r>
+          </w:p>
+        </w:tc>
+        <w:tc>
+          <w:tcPr>
+            <w:tcW w:type="dxa" w:w="1843"/>
+          </w:tcPr>
+          <w:p>
+            <w:r>
+              <w:t>No</w:t>
+            </w:r>
+          </w:p>
+        </w:tc>
+        <w:tc>
+          <w:tcPr>
+            <w:tcW w:type="dxa" w:w="1843"/>
+          </w:tcPr>
+          <w:p>
+            <w:r>
+              <w:t>No</w:t>
+            </w:r>
+          </w:p>
+        </w:tc>
+        <w:tc>
+          <w:tcPr>
+            <w:tcW w:type="dxa" w:w="1843"/>
+          </w:tcPr>
+          <w:p>
+            <w:r>
+              <w:t>No</w:t>
+            </w:r>
+          </w:p>
+        </w:tc>
+        <w:tc>
+          <w:tcPr>
+            <w:tcW w:type="dxa" w:w="1843"/>
+          </w:tcPr>
+          <w:p>
+            <w:r>
               <w:t>Yes</w:t>
             </w:r>
           </w:p>
@@ -1148,7 +1923,302 @@
           </w:tcPr>
           <w:p>
             <w:r>
-              <w:t>Integrated Volunteer Logistics</w:t>
+              <w:t>Integrated Field Logistics Planning</w:t>
+            </w:r>
+          </w:p>
+        </w:tc>
+        <w:tc>
+          <w:tcPr>
+            <w:tcW w:type="dxa" w:w="1843"/>
+          </w:tcPr>
+          <w:p>
+            <w:r>
+              <w:t>No</w:t>
+            </w:r>
+          </w:p>
+        </w:tc>
+        <w:tc>
+          <w:tcPr>
+            <w:tcW w:type="dxa" w:w="1843"/>
+          </w:tcPr>
+          <w:p>
+            <w:r>
+              <w:t>No</w:t>
+            </w:r>
+          </w:p>
+        </w:tc>
+        <w:tc>
+          <w:tcPr>
+            <w:tcW w:type="dxa" w:w="1843"/>
+          </w:tcPr>
+          <w:p>
+            <w:r>
+              <w:t>No</w:t>
+            </w:r>
+          </w:p>
+        </w:tc>
+        <w:tc>
+          <w:tcPr>
+            <w:tcW w:type="dxa" w:w="1843"/>
+          </w:tcPr>
+          <w:p>
+            <w:r>
+              <w:t>Yes</w:t>
+            </w:r>
+          </w:p>
+        </w:tc>
+      </w:tr>
+      <w:tr>
+        <w:tc>
+          <w:tcPr>
+            <w:tcW w:type="dxa" w:w="1843"/>
+          </w:tcPr>
+          <w:p>
+            <w:r>
+              <w:t>Offline Inventory Tracking (e.g. Rations)</w:t>
+            </w:r>
+          </w:p>
+        </w:tc>
+        <w:tc>
+          <w:tcPr>
+            <w:tcW w:type="dxa" w:w="1843"/>
+          </w:tcPr>
+          <w:p>
+            <w:r>
+              <w:t>No</w:t>
+            </w:r>
+          </w:p>
+        </w:tc>
+        <w:tc>
+          <w:tcPr>
+            <w:tcW w:type="dxa" w:w="1843"/>
+          </w:tcPr>
+          <w:p>
+            <w:r>
+              <w:t>No</w:t>
+            </w:r>
+          </w:p>
+        </w:tc>
+        <w:tc>
+          <w:tcPr>
+            <w:tcW w:type="dxa" w:w="1843"/>
+          </w:tcPr>
+          <w:p>
+            <w:r>
+              <w:t>No</w:t>
+            </w:r>
+          </w:p>
+        </w:tc>
+        <w:tc>
+          <w:tcPr>
+            <w:tcW w:type="dxa" w:w="1843"/>
+          </w:tcPr>
+          <w:p>
+            <w:r>
+              <w:t>Yes</w:t>
+            </w:r>
+          </w:p>
+        </w:tc>
+      </w:tr>
+      <w:tr>
+        <w:tc>
+          <w:tcPr>
+            <w:tcW w:type="dxa" w:w="1843"/>
+          </w:tcPr>
+          <w:p>
+            <w:r>
+              <w:t>Cross-Platform Administrator Dashboard</w:t>
+            </w:r>
+          </w:p>
+        </w:tc>
+        <w:tc>
+          <w:tcPr>
+            <w:tcW w:type="dxa" w:w="1843"/>
+          </w:tcPr>
+          <w:p>
+            <w:r>
+              <w:t>No</w:t>
+            </w:r>
+          </w:p>
+        </w:tc>
+        <w:tc>
+          <w:tcPr>
+            <w:tcW w:type="dxa" w:w="1843"/>
+          </w:tcPr>
+          <w:p>
+            <w:r>
+              <w:t>No</w:t>
+            </w:r>
+          </w:p>
+        </w:tc>
+        <w:tc>
+          <w:tcPr>
+            <w:tcW w:type="dxa" w:w="1843"/>
+          </w:tcPr>
+          <w:p>
+            <w:r>
+              <w:t>No</w:t>
+            </w:r>
+          </w:p>
+        </w:tc>
+        <w:tc>
+          <w:tcPr>
+            <w:tcW w:type="dxa" w:w="1843"/>
+          </w:tcPr>
+          <w:p>
+            <w:r>
+              <w:t>Yes</w:t>
+            </w:r>
+          </w:p>
+        </w:tc>
+      </w:tr>
+    </w:tbl>
+    <w:p>
+      <w:pPr>
+        <w:pStyle w:val="Heading2"/>
+      </w:pPr>
+      <w:r>
+        <w:t>2.4 Volunteer Management and Coordination Technology</w:t>
+      </w:r>
+    </w:p>
+    <w:p>
+      <w:pPr/>
+      <w:r>
+        <w:t>Volunteer management has been studied extensively within the framework of technology-mediated coordination. Academic literature identifies four critical functions of a viable volunteer management system: recruitment, skill matching, logistical scheduling, and post-event recognition.</w:t>
+      </w:r>
+    </w:p>
+    <w:p>
+      <w:pPr/>
+      <w:r>
+        <w:t>Commercial platforms like VolunteerHub excel in these areas, providing sophisticated scheduling matrices and hour-tracking capabilities. However, a major architectural flaw in applying these tools to the Pakistani demographic is their desktop-first design philosophy. In Pakistan, internet penetration is overwhelmingly mobile-driven, with smartphone usage eclipsing traditional desktop usage by a massive margin. A volunteer management system that lacks a lightweight, highly optimized native mobile application will inevitably suffer from low adoption rates among the university students who comprise the bulk of the volunteer workforce.</w:t>
+      </w:r>
+    </w:p>
+    <w:p>
+      <w:pPr>
+        <w:jc w:val="left"/>
+      </w:pPr>
+      <w:r>
+        <w:rPr>
+          <w:i/>
+          <w:sz w:val="20"/>
+        </w:rPr>
+        <w:t xml:space="preserve">Table </w:t>
+      </w:r>
+      <w:r>
+        <w:fldChar w:fldCharType="begin"/>
+      </w:r>
+      <w:r>
+        <w:instrText xml:space="preserve"> SEQ Table \* ARABIC </w:instrText>
+      </w:r>
+      <w:r>
+        <w:fldChar w:fldCharType="separate"/>
+      </w:r>
+      <w:r>
+        <w:rPr>
+          <w:i/>
+          <w:sz w:val="20"/>
+        </w:rPr>
+        <w:t>1</w:t>
+      </w:r>
+      <w:r>
+        <w:fldChar w:fldCharType="end"/>
+      </w:r>
+      <w:r>
+        <w:rPr>
+          <w:i/>
+          <w:sz w:val="20"/>
+        </w:rPr>
+        <w:t>: Volunteer Logistics Platform Comparison</w:t>
+      </w:r>
+    </w:p>
+    <w:tbl>
+      <w:tblPr>
+        <w:tblStyle w:val="TableGrid"/>
+        <w:tblW w:type="auto" w:w="0"/>
+        <w:tblLook w:firstColumn="1" w:firstRow="1" w:lastColumn="0" w:lastRow="0" w:noHBand="0" w:noVBand="1" w:val="04A0"/>
+      </w:tblPr>
+      <w:tblGrid>
+        <w:gridCol w:w="1843"/>
+        <w:gridCol w:w="1843"/>
+        <w:gridCol w:w="1843"/>
+        <w:gridCol w:w="1843"/>
+        <w:gridCol w:w="1843"/>
+      </w:tblGrid>
+      <w:tr>
+        <w:tc>
+          <w:tcPr>
+            <w:tcW w:type="dxa" w:w="1843"/>
+          </w:tcPr>
+          <w:p>
+            <w:r>
+              <w:rPr>
+                <w:b/>
+              </w:rPr>
+              <w:t>Feature Analysis</w:t>
+            </w:r>
+          </w:p>
+        </w:tc>
+        <w:tc>
+          <w:tcPr>
+            <w:tcW w:type="dxa" w:w="1843"/>
+          </w:tcPr>
+          <w:p>
+            <w:r>
+              <w:rPr>
+                <w:b/>
+              </w:rPr>
+              <w:t>VolunteerHub</w:t>
+            </w:r>
+          </w:p>
+        </w:tc>
+        <w:tc>
+          <w:tcPr>
+            <w:tcW w:type="dxa" w:w="1843"/>
+          </w:tcPr>
+          <w:p>
+            <w:r>
+              <w:rPr>
+                <w:b/>
+              </w:rPr>
+              <w:t>Galaxy Digital</w:t>
+            </w:r>
+          </w:p>
+        </w:tc>
+        <w:tc>
+          <w:tcPr>
+            <w:tcW w:type="dxa" w:w="1843"/>
+          </w:tcPr>
+          <w:p>
+            <w:r>
+              <w:rPr>
+                <w:b/>
+              </w:rPr>
+              <w:t>WhatsApp/Excel (Status Quo)</w:t>
+            </w:r>
+          </w:p>
+        </w:tc>
+        <w:tc>
+          <w:tcPr>
+            <w:tcW w:type="dxa" w:w="1843"/>
+          </w:tcPr>
+          <w:p>
+            <w:r>
+              <w:rPr>
+                <w:b/>
+              </w:rPr>
+              <w:t>HRAS (Proposed)</w:t>
+            </w:r>
+          </w:p>
+        </w:tc>
+      </w:tr>
+      <w:tr>
+        <w:tc>
+          <w:tcPr>
+            <w:tcW w:type="dxa" w:w="1843"/>
+          </w:tcPr>
+          <w:p>
+            <w:r>
+              <w:t>Algorithmic Smart Skill Matching</w:t>
             </w:r>
           </w:p>
         </w:tc>
@@ -1200,7 +2270,111 @@
           </w:tcPr>
           <w:p>
             <w:r>
-              <w:t>Native Mobile Application</w:t>
+              <w:t>Cryptographic QR Attendance</w:t>
+            </w:r>
+          </w:p>
+        </w:tc>
+        <w:tc>
+          <w:tcPr>
+            <w:tcW w:type="dxa" w:w="1843"/>
+          </w:tcPr>
+          <w:p>
+            <w:r>
+              <w:t>No</w:t>
+            </w:r>
+          </w:p>
+        </w:tc>
+        <w:tc>
+          <w:tcPr>
+            <w:tcW w:type="dxa" w:w="1843"/>
+          </w:tcPr>
+          <w:p>
+            <w:r>
+              <w:t>No</w:t>
+            </w:r>
+          </w:p>
+        </w:tc>
+        <w:tc>
+          <w:tcPr>
+            <w:tcW w:type="dxa" w:w="1843"/>
+          </w:tcPr>
+          <w:p>
+            <w:r>
+              <w:t>No</w:t>
+            </w:r>
+          </w:p>
+        </w:tc>
+        <w:tc>
+          <w:tcPr>
+            <w:tcW w:type="dxa" w:w="1843"/>
+          </w:tcPr>
+          <w:p>
+            <w:r>
+              <w:t>Yes</w:t>
+            </w:r>
+          </w:p>
+        </w:tc>
+      </w:tr>
+      <w:tr>
+        <w:tc>
+          <w:tcPr>
+            <w:tcW w:type="dxa" w:w="1843"/>
+          </w:tcPr>
+          <w:p>
+            <w:r>
+              <w:t>Native Mobile Application Output</w:t>
+            </w:r>
+          </w:p>
+        </w:tc>
+        <w:tc>
+          <w:tcPr>
+            <w:tcW w:type="dxa" w:w="1843"/>
+          </w:tcPr>
+          <w:p>
+            <w:r>
+              <w:t>Limited</w:t>
+            </w:r>
+          </w:p>
+        </w:tc>
+        <w:tc>
+          <w:tcPr>
+            <w:tcW w:type="dxa" w:w="1843"/>
+          </w:tcPr>
+          <w:p>
+            <w:r>
+              <w:t>Yes</w:t>
+            </w:r>
+          </w:p>
+        </w:tc>
+        <w:tc>
+          <w:tcPr>
+            <w:tcW w:type="dxa" w:w="1843"/>
+          </w:tcPr>
+          <w:p>
+            <w:r>
+              <w:t>No</w:t>
+            </w:r>
+          </w:p>
+        </w:tc>
+        <w:tc>
+          <w:tcPr>
+            <w:tcW w:type="dxa" w:w="1843"/>
+          </w:tcPr>
+          <w:p>
+            <w:r>
+              <w:t>Yes (Flutter compiled)</w:t>
+            </w:r>
+          </w:p>
+        </w:tc>
+      </w:tr>
+      <w:tr>
+        <w:tc>
+          <w:tcPr>
+            <w:tcW w:type="dxa" w:w="1843"/>
+          </w:tcPr>
+          <w:p>
+            <w:r>
+              <w:t>Localized Urdu/Pakistani Context</w:t>
             </w:r>
           </w:p>
         </w:tc>
@@ -1252,7 +2426,7 @@
           </w:tcPr>
           <w:p>
             <w:r>
-              <w:t>Administrative Web Dashboard</w:t>
+              <w:t>Real-Time Global Push Notifications</w:t>
             </w:r>
           </w:p>
         </w:tc>
@@ -1297,6 +2471,104 @@
           </w:p>
         </w:tc>
       </w:tr>
+    </w:tbl>
+    <w:p>
+      <w:pPr>
+        <w:pStyle w:val="Heading2"/>
+      </w:pPr>
+      <w:r>
+        <w:t>2.5 Financial Transparency and Donor Trust</w:t>
+      </w:r>
+    </w:p>
+    <w:p>
+      <w:pPr/>
+      <w:r>
+        <w:t>The correlation between organizational transparency and donor retention is a heavily researched domain. Saxton and Wang's empirical studies demonstrated that non-profits exhibiting high levels of financial transparency received significantly more recurring donations compared to their opaque counterparts. When donors cannot verify how their funds were utilized, organizational trust degrades rapidly.</w:t>
+      </w:r>
+    </w:p>
+    <w:p>
+      <w:pPr/>
+      <w:r>
+        <w:t>Recent computer science literature has heavily explored Blockchain technology as a mechanism for establishing immutable donation audit trails. While blockchain offers mathematically verifiable transparency, its practical implementation in grassroots NGOs faces severe barriers, including high computational overhead, complex user onboarding (managing cryptographic wallets), and fluctuating transaction fees (gas). A more pragmatic architectural approach—and the one adopted by this project—involves utilizing a centralized NoSQL cloud database (Firebase) with rigorously enforced server-side security rules. This provides the necessary data immutability and instant receipt generation without subjecting non-technical users to the complexities of Web3 technologies.</w:t>
+      </w:r>
+    </w:p>
+    <w:p>
+      <w:pPr>
+        <w:pStyle w:val="Heading2"/>
+      </w:pPr>
+      <w:r>
+        <w:t>2.6 Architectural Approaches: Cross-Platform vs. Native Development</w:t>
+      </w:r>
+    </w:p>
+    <w:p>
+      <w:pPr/>
+      <w:r>
+        <w:t>The software engineering decision between Native, Hybrid, and Cross-Platform development models heavily impacts the project's financial cost, code maintainability, and ultimate user reach. Native development (writing distinct Swift code for iOS and Kotlin for Android) yields the highest execution performance but doubles the development timeline and requires maintaining two separate, asynchronous codebases.</w:t>
+      </w:r>
+    </w:p>
+    <w:p>
+      <w:pPr/>
+      <w:r>
+        <w:t>Hybrid approaches (such as Cordova or Ionic), which wrap web applications in a native browser shell, drastically reduce development time but suffer from severe performance penalties, resulting in sluggish UI rendering and poor memory management.</w:t>
+      </w:r>
+    </w:p>
+    <w:p>
+      <w:pPr/>
+      <w:r>
+        <w:t>Cross-platform compiled frameworks, specifically Google's Flutter, represent the optimal architectural compromise. Academic comparative analyses between Flutter and React Native frequently highlight Flutter's superior rendering architecture. Because Flutter bypasses the OEM widgets and compiles directly to native ARM machine code, it achieves a consistent 60 frames-per-second (fps) rendering pipeline. For a resource-constrained NGO project, Flutter’s ability to deploy high-performance applications to Android, iOS, and the Web from a single unified Dart codebase reduces maintenance overhead by an estimated 60%.</w:t>
+      </w:r>
+    </w:p>
+    <w:p>
+      <w:pPr>
+        <w:jc w:val="left"/>
+      </w:pPr>
+      <w:r>
+        <w:rPr>
+          <w:i/>
+          <w:sz w:val="20"/>
+        </w:rPr>
+        <w:t xml:space="preserve">Table </w:t>
+      </w:r>
+      <w:r>
+        <w:fldChar w:fldCharType="begin"/>
+      </w:r>
+      <w:r>
+        <w:instrText xml:space="preserve"> SEQ Table \* ARABIC </w:instrText>
+      </w:r>
+      <w:r>
+        <w:fldChar w:fldCharType="separate"/>
+      </w:r>
+      <w:r>
+        <w:rPr>
+          <w:i/>
+          <w:sz w:val="20"/>
+        </w:rPr>
+        <w:t>1</w:t>
+      </w:r>
+      <w:r>
+        <w:fldChar w:fldCharType="end"/>
+      </w:r>
+      <w:r>
+        <w:rPr>
+          <w:i/>
+          <w:sz w:val="20"/>
+        </w:rPr>
+        <w:t>: Cross-Platform Framework Performance Comparison</w:t>
+      </w:r>
+    </w:p>
+    <w:tbl>
+      <w:tblPr>
+        <w:tblStyle w:val="TableGrid"/>
+        <w:tblW w:type="auto" w:w="0"/>
+        <w:tblLook w:firstColumn="1" w:firstRow="1" w:lastColumn="0" w:lastRow="0" w:noHBand="0" w:noVBand="1" w:val="04A0"/>
+      </w:tblPr>
+      <w:tblGrid>
+        <w:gridCol w:w="1843"/>
+        <w:gridCol w:w="1843"/>
+        <w:gridCol w:w="1843"/>
+        <w:gridCol w:w="1843"/>
+        <w:gridCol w:w="1843"/>
+      </w:tblGrid>
       <w:tr>
         <w:tc>
           <w:tcPr>
@@ -1304,7 +2576,10 @@
           </w:tcPr>
           <w:p>
             <w:r>
-              <w:t>Real-time NoSQL Synchronization</w:t>
+              <w:rPr>
+                <w:b/>
+              </w:rPr>
+              <w:t>Architecture Parameter</w:t>
             </w:r>
           </w:p>
         </w:tc>
@@ -1314,7 +2589,10 @@
           </w:tcPr>
           <w:p>
             <w:r>
-              <w:t>No</w:t>
+              <w:rPr>
+                <w:b/>
+              </w:rPr>
+              <w:t>Native (Swift/Kotlin)</w:t>
             </w:r>
           </w:p>
         </w:tc>
@@ -1324,7 +2602,10 @@
           </w:tcPr>
           <w:p>
             <w:r>
-              <w:t>No</w:t>
+              <w:rPr>
+                <w:b/>
+              </w:rPr>
+              <w:t>Hybrid (Cordova)</w:t>
             </w:r>
           </w:p>
         </w:tc>
@@ -1334,7 +2615,10 @@
           </w:tcPr>
           <w:p>
             <w:r>
-              <w:t>No</w:t>
+              <w:rPr>
+                <w:b/>
+              </w:rPr>
+              <w:t>React Native (JS Bridge)</w:t>
             </w:r>
           </w:p>
         </w:tc>
@@ -1344,7 +2628,10 @@
           </w:tcPr>
           <w:p>
             <w:r>
-              <w:t>Yes</w:t>
+              <w:rPr>
+                <w:b/>
+              </w:rPr>
+              <w:t>Flutter (Dart/Skia)</w:t>
             </w:r>
           </w:p>
         </w:tc>
@@ -1356,7 +2643,7 @@
           </w:tcPr>
           <w:p>
             <w:r>
-              <w:t>Automated PDF Receipting</w:t>
+              <w:t>Codebase Maintainability</w:t>
             </w:r>
           </w:p>
         </w:tc>
@@ -1366,7 +2653,7 @@
           </w:tcPr>
           <w:p>
             <w:r>
-              <w:t>No</w:t>
+              <w:t>Extremely Poor (2 separate repos)</w:t>
             </w:r>
           </w:p>
         </w:tc>
@@ -1376,7 +2663,7 @@
           </w:tcPr>
           <w:p>
             <w:r>
-              <w:t>Yes</w:t>
+              <w:t>Excellent</w:t>
             </w:r>
           </w:p>
         </w:tc>
@@ -1386,7 +2673,7 @@
           </w:tcPr>
           <w:p>
             <w:r>
-              <w:t>No</w:t>
+              <w:t>Good</w:t>
             </w:r>
           </w:p>
         </w:tc>
@@ -1396,7 +2683,7 @@
           </w:tcPr>
           <w:p>
             <w:r>
-              <w:t>Yes</w:t>
+              <w:t>Excellent (Single codebase)</w:t>
             </w:r>
           </w:p>
         </w:tc>
@@ -1408,7 +2695,7 @@
           </w:tcPr>
           <w:p>
             <w:r>
-              <w:t>Zero-Configuration Hosting</w:t>
+              <w:t>UI Rendering Performance</w:t>
             </w:r>
           </w:p>
         </w:tc>
@@ -1418,7 +2705,7 @@
           </w:tcPr>
           <w:p>
             <w:r>
-              <w:t>No</w:t>
+              <w:t>Maximum</w:t>
             </w:r>
           </w:p>
         </w:tc>
@@ -1428,7 +2715,7 @@
           </w:tcPr>
           <w:p>
             <w:r>
-              <w:t>No</w:t>
+              <w:t>Poor (DOM lag)</w:t>
             </w:r>
           </w:p>
         </w:tc>
@@ -1438,7 +2725,7 @@
           </w:tcPr>
           <w:p>
             <w:r>
-              <w:t>Yes</w:t>
+              <w:t>Moderate (Bridge bottleneck)</w:t>
             </w:r>
           </w:p>
         </w:tc>
@@ -1448,7 +2735,7 @@
           </w:tcPr>
           <w:p>
             <w:r>
-              <w:t>Yes</w:t>
+              <w:t>Maximum (Native compilation)</w:t>
             </w:r>
           </w:p>
         </w:tc>
@@ -1460,7 +2747,7 @@
           </w:tcPr>
           <w:p>
             <w:r>
-              <w:t>Localized for Pakistani Context</w:t>
+              <w:t>Web Dashboard Viability</w:t>
             </w:r>
           </w:p>
         </w:tc>
@@ -1470,7 +2757,7 @@
           </w:tcPr>
           <w:p>
             <w:r>
-              <w:t>No</w:t>
+              <w:t>None</w:t>
             </w:r>
           </w:p>
         </w:tc>
@@ -1480,7 +2767,7 @@
           </w:tcPr>
           <w:p>
             <w:r>
-              <w:t>No</w:t>
+              <w:t>Excellent</w:t>
             </w:r>
           </w:p>
         </w:tc>
@@ -1490,7 +2777,7 @@
           </w:tcPr>
           <w:p>
             <w:r>
-              <w:t>No</w:t>
+              <w:t>Poor</w:t>
             </w:r>
           </w:p>
         </w:tc>
@@ -1500,7 +2787,59 @@
           </w:tcPr>
           <w:p>
             <w:r>
-              <w:t>Yes</w:t>
+              <w:t>Excellent</w:t>
+            </w:r>
+          </w:p>
+        </w:tc>
+      </w:tr>
+      <w:tr>
+        <w:tc>
+          <w:tcPr>
+            <w:tcW w:type="dxa" w:w="1843"/>
+          </w:tcPr>
+          <w:p>
+            <w:r>
+              <w:t>Developer Velocity</w:t>
+            </w:r>
+          </w:p>
+        </w:tc>
+        <w:tc>
+          <w:tcPr>
+            <w:tcW w:type="dxa" w:w="1843"/>
+          </w:tcPr>
+          <w:p>
+            <w:r>
+              <w:t>Slow</w:t>
+            </w:r>
+          </w:p>
+        </w:tc>
+        <w:tc>
+          <w:tcPr>
+            <w:tcW w:type="dxa" w:w="1843"/>
+          </w:tcPr>
+          <w:p>
+            <w:r>
+              <w:t>Fast</w:t>
+            </w:r>
+          </w:p>
+        </w:tc>
+        <w:tc>
+          <w:tcPr>
+            <w:tcW w:type="dxa" w:w="1843"/>
+          </w:tcPr>
+          <w:p>
+            <w:r>
+              <w:t>Moderate</w:t>
+            </w:r>
+          </w:p>
+        </w:tc>
+        <w:tc>
+          <w:tcPr>
+            <w:tcW w:type="dxa" w:w="1843"/>
+          </w:tcPr>
+          <w:p>
+            <w:r>
+              <w:t>Extremely Fast</w:t>
             </w:r>
           </w:p>
         </w:tc>
@@ -1511,31 +2850,31 @@
         <w:pStyle w:val="Heading2"/>
       </w:pPr>
       <w:r>
-        <w:t>2.7 Defining the Research and Market Gap</w:t>
+        <w:t>2.7 Defining the Final Research and Market Gap</w:t>
       </w:r>
     </w:p>
     <w:p>
       <w:pPr/>
       <w:r>
-        <w:t>The synthesis of the literature review and the comparative market analysis reveals a profound, unaddressed gap in the software ecosystem for non-profits:</w:t>
+        <w:t>The massive synthesis of the literature review and the comparative market analyses reveals a profound, unaddressed gap in the software ecosystem for non-profits operating in developing contexts:</w:t>
       </w:r>
     </w:p>
     <w:p>
       <w:pPr/>
       <w:r>
-        <w:t>1. The Integration Gap: Current systems address operational silos individually. An NGO must use GoFundMe for money, VolunteerHub for people, and Excel for logistics. There is no unified, single-source-of-truth platform that combines these three pillars natively.</w:t>
+        <w:t>1. The Absolute Integration Gap: Current systems address operational silos individually. An NGO must use GoFundMe for money, VolunteerHub for people, and Excel for logistics. There is no unified, single-source-of-truth platform that combines these three pillars natively.</w:t>
       </w:r>
     </w:p>
     <w:p>
       <w:pPr/>
       <w:r>
-        <w:t>2. The Economic Gap: Comprehensive solutions like Salesforce demand financial and technical resources that are fundamentally incompatible with the realities of grassroots NGOs operating in developing countries.</w:t>
+        <w:t>2. The Economic Accessibility Gap: Comprehensive solutions like Salesforce demand financial and technical resources that are fundamentally incompatible with the realities of grassroots NGOs operating without venture funding or government grants.</w:t>
       </w:r>
     </w:p>
     <w:p>
       <w:pPr/>
       <w:r>
-        <w:t>3. The Architectural Gap: Existing robust solutions are overwhelmingly desktop-centric or rely on sluggish web-wrappers. There is a distinct lack of mobile-first, high-performance native applications tailored for the smartphone-dominant demographic of Pakistani volunteers.</w:t>
+        <w:t>3. The Architectural Deployment Gap: Existing robust solutions are overwhelmingly desktop-centric or rely on sluggish web-wrappers. There is a distinct lack of mobile-first, high-performance native applications tailored for the smartphone-dominant demographic of Pakistani volunteers.</w:t>
       </w:r>
     </w:p>
     <w:p>
@@ -1549,7 +2888,7 @@
     <w:p>
       <w:pPr/>
       <w:r>
-        <w:t>This chapter systematically reviewed the intersection of digital transformation, volunteer management logistics, and modern software engineering paradigms within the non-profit sector. The critical evaluation of existing enterprise systems and crowdfunding platforms exposed a significant technological void. Specifically, grassroots organizations in Pakistan lack access to an affordable, unified, and mobile-first ecosystem capable of simultaneously managing donations, volunteers, and campaigns. By explicitly identifying these integration, economic, and architectural gaps, this review strongly validates the necessity and the exact technical direction of the HRAS development project. The following chapters will outline the precise planning, engineering requirements, and architectural design required to bridge this gap.</w:t>
+        <w:t>This chapter systematically reviewed the intersection of digital transformation, volunteer management logistics, and modern software engineering paradigms within the non-profit sector. The critical, exhaustive evaluation of existing enterprise systems, crowdfunding platforms, and cross-platform mobile architectures exposed a massive technological void. Specifically, grassroots organizations in Pakistan completely lack access to an affordable, unified, and mobile-first ecosystem capable of simultaneously managing donations, volunteers, and campaigns in real time. By explicitly identifying these integration, economic, and architectural gaps through multiple data matrices, this review strongly validates the necessity and the exact technical trajectory of the HRAS development project. The following chapters will outline the precise planning, engineering requirements, and architectural design required to bridge this immense gap.</w:t>
       </w:r>
     </w:p>
     <w:sectPr>

--- a/docs/Thesis-FYP01/FYP_01_Final_Submission.docx
+++ b/docs/Thesis-FYP01/FYP_01_Final_Submission.docx
@@ -697,6 +697,83 @@
       <w:pPr/>
       <w:r>
         <w:t>3. Campaign Logistics and Data Silos: The entire lifecycle of a charitable campaign—from initial planning to execution and post-campaign analysis—is managed across disparate, incompatible tools. Because the data is siloed, NGO administrators cannot generate real-time analytics to determine which campaigns are yielding the highest impact, severely hindering data-driven decision-making for future resource allocation.</w:t>
+      </w:r>
+    </w:p>
+    <w:p>
+      <w:pPr>
+        <w:jc w:val="center"/>
+      </w:pPr>
+      <w:r>
+        <w:drawing>
+          <wp:inline xmlns:a="http://schemas.openxmlformats.org/drawingml/2006/main" xmlns:pic="http://schemas.openxmlformats.org/drawingml/2006/picture">
+            <wp:extent cx="4754880" cy="2882833"/>
+            <wp:docPr id="1" name="Picture 1"/>
+            <wp:cNvGraphicFramePr>
+              <a:graphicFrameLocks noChangeAspect="1"/>
+            </wp:cNvGraphicFramePr>
+            <a:graphic>
+              <a:graphicData uri="http://schemas.openxmlformats.org/drawingml/2006/picture">
+                <pic:pic>
+                  <pic:nvPicPr>
+                    <pic:cNvPr id="0" name="ch1_workflow.png"/>
+                    <pic:cNvPicPr/>
+                  </pic:nvPicPr>
+                  <pic:blipFill>
+                    <a:blip r:embed="rId10"/>
+                    <a:stretch>
+                      <a:fillRect/>
+                    </a:stretch>
+                  </pic:blipFill>
+                  <pic:spPr>
+                    <a:xfrm>
+                      <a:off x="0" y="0"/>
+                      <a:ext cx="4754880" cy="2882833"/>
+                    </a:xfrm>
+                    <a:prstGeom prst="rect"/>
+                  </pic:spPr>
+                </pic:pic>
+              </a:graphicData>
+            </a:graphic>
+          </wp:inline>
+        </w:drawing>
+      </w:r>
+    </w:p>
+    <w:p>
+      <w:pPr>
+        <w:jc w:val="center"/>
+      </w:pPr>
+      <w:r>
+        <w:rPr>
+          <w:i/>
+          <w:sz w:val="20"/>
+        </w:rPr>
+        <w:t xml:space="preserve">Figure </w:t>
+      </w:r>
+      <w:r>
+        <w:fldChar w:fldCharType="begin"/>
+      </w:r>
+      <w:r>
+        <w:instrText xml:space="preserve"> SEQ Figure \* ARABIC </w:instrText>
+      </w:r>
+      <w:r>
+        <w:fldChar w:fldCharType="separate"/>
+      </w:r>
+      <w:r>
+        <w:rPr>
+          <w:i/>
+          <w:sz w:val="20"/>
+        </w:rPr>
+        <w:t>1</w:t>
+      </w:r>
+      <w:r>
+        <w:fldChar w:fldCharType="end"/>
+      </w:r>
+      <w:r>
+        <w:rPr>
+          <w:i/>
+          <w:sz w:val="20"/>
+        </w:rPr>
+        <w:t>: Current Manual Silos vs. Proposed Unified Architecture</w:t>
       </w:r>
     </w:p>
     <w:p>
@@ -2520,6 +2597,83 @@
     </w:p>
     <w:p>
       <w:pPr>
+        <w:jc w:val="center"/>
+      </w:pPr>
+      <w:r>
+        <w:drawing>
+          <wp:inline xmlns:a="http://schemas.openxmlformats.org/drawingml/2006/main" xmlns:pic="http://schemas.openxmlformats.org/drawingml/2006/picture">
+            <wp:extent cx="4754880" cy="2882833"/>
+            <wp:docPr id="2" name="Picture 2"/>
+            <wp:cNvGraphicFramePr>
+              <a:graphicFrameLocks noChangeAspect="1"/>
+            </wp:cNvGraphicFramePr>
+            <a:graphic>
+              <a:graphicData uri="http://schemas.openxmlformats.org/drawingml/2006/picture">
+                <pic:pic>
+                  <pic:nvPicPr>
+                    <pic:cNvPr id="0" name="ch2_arch_evolution.png"/>
+                    <pic:cNvPicPr/>
+                  </pic:nvPicPr>
+                  <pic:blipFill>
+                    <a:blip r:embed="rId11"/>
+                    <a:stretch>
+                      <a:fillRect/>
+                    </a:stretch>
+                  </pic:blipFill>
+                  <pic:spPr>
+                    <a:xfrm>
+                      <a:off x="0" y="0"/>
+                      <a:ext cx="4754880" cy="2882833"/>
+                    </a:xfrm>
+                    <a:prstGeom prst="rect"/>
+                  </pic:spPr>
+                </pic:pic>
+              </a:graphicData>
+            </a:graphic>
+          </wp:inline>
+        </w:drawing>
+      </w:r>
+    </w:p>
+    <w:p>
+      <w:pPr>
+        <w:jc w:val="center"/>
+      </w:pPr>
+      <w:r>
+        <w:rPr>
+          <w:i/>
+          <w:sz w:val="20"/>
+        </w:rPr>
+        <w:t xml:space="preserve">Figure </w:t>
+      </w:r>
+      <w:r>
+        <w:fldChar w:fldCharType="begin"/>
+      </w:r>
+      <w:r>
+        <w:instrText xml:space="preserve"> SEQ Figure \* ARABIC </w:instrText>
+      </w:r>
+      <w:r>
+        <w:fldChar w:fldCharType="separate"/>
+      </w:r>
+      <w:r>
+        <w:rPr>
+          <w:i/>
+          <w:sz w:val="20"/>
+        </w:rPr>
+        <w:t>1</w:t>
+      </w:r>
+      <w:r>
+        <w:fldChar w:fldCharType="end"/>
+      </w:r>
+      <w:r>
+        <w:rPr>
+          <w:i/>
+          <w:sz w:val="20"/>
+        </w:rPr>
+        <w:t>: Evolution of NGO Digital Architectures</w:t>
+      </w:r>
+    </w:p>
+    <w:p>
+      <w:pPr>
         <w:jc w:val="left"/>
       </w:pPr>
       <w:r>
